--- a/Paper URL GOOGLE SCHOLAR.docx
+++ b/Paper URL GOOGLE SCHOLAR.docx
@@ -59,6 +59,43 @@
       </w:r>
       <w:r>
         <w:t>.</w:t>
+      </w:r>
+    </w:p>
+    <w:p>
+      <w:pPr>
+        <w:pStyle w:val="ListParagraph"/>
+      </w:pPr>
+    </w:p>
+    <w:p>
+      <w:pPr>
+        <w:pStyle w:val="ListParagraph"/>
+        <w:numPr>
+          <w:ilvl w:val="0"/>
+          <w:numId w:val="1"/>
+        </w:numPr>
+      </w:pPr>
+      <w:r>
+        <w:t xml:space="preserve">Wang, S., Zhu, T., Liu, B., Ding, M., Ye, D., Zhou, W. and Yu, P., 2025. Unique security and privacy threats of large language models: A comprehensive survey. </w:t>
+      </w:r>
+      <w:r>
+        <w:rPr>
+          <w:i/>
+          <w:iCs/>
+        </w:rPr>
+        <w:t>ACM Computing Surveys</w:t>
+      </w:r>
+      <w:r>
+        <w:t xml:space="preserve">, </w:t>
+      </w:r>
+      <w:r>
+        <w:rPr>
+          <w:i/>
+          <w:iCs/>
+        </w:rPr>
+        <w:t>58</w:t>
+      </w:r>
+      <w:r>
+        <w:t>(4), pp.1-36.</w:t>
       </w:r>
     </w:p>
     <w:sectPr>

--- a/Paper URL GOOGLE SCHOLAR.docx
+++ b/Paper URL GOOGLE SCHOLAR.docx
@@ -96,6 +96,41 @@
       </w:r>
       <w:r>
         <w:t>(4), pp.1-36.</w:t>
+      </w:r>
+    </w:p>
+    <w:p>
+      <w:pPr>
+        <w:pStyle w:val="ListParagraph"/>
+      </w:pPr>
+    </w:p>
+    <w:p>
+      <w:pPr>
+        <w:pStyle w:val="ListParagraph"/>
+        <w:numPr>
+          <w:ilvl w:val="0"/>
+          <w:numId w:val="1"/>
+        </w:numPr>
+      </w:pPr>
+      <w:r>
+        <w:t xml:space="preserve">Li, S., Yao, L., Zhang, L. and Li, Y., 2025, May. Safety layers in aligned large language models: The key to </w:t>
+      </w:r>
+      <w:proofErr w:type="spellStart"/>
+      <w:r>
+        <w:t>llm</w:t>
+      </w:r>
+      <w:proofErr w:type="spellEnd"/>
+      <w:r>
+        <w:t xml:space="preserve"> security. In </w:t>
+      </w:r>
+      <w:r>
+        <w:rPr>
+          <w:i/>
+          <w:iCs/>
+        </w:rPr>
+        <w:t>International Conference on Learning Representations</w:t>
+      </w:r>
+      <w:r>
+        <w:t xml:space="preserve"> (Vol. 2025, pp. 98163-98189).</w:t>
       </w:r>
     </w:p>
     <w:sectPr>

--- a/Paper URL GOOGLE SCHOLAR.docx
+++ b/Paper URL GOOGLE SCHOLAR.docx
@@ -131,6 +131,42 @@
       </w:r>
       <w:r>
         <w:t xml:space="preserve"> (Vol. 2025, pp. 98163-98189).</w:t>
+      </w:r>
+    </w:p>
+    <w:p>
+      <w:pPr>
+        <w:pStyle w:val="ListParagraph"/>
+      </w:pPr>
+    </w:p>
+    <w:p>
+      <w:pPr>
+        <w:pStyle w:val="ListParagraph"/>
+        <w:numPr>
+          <w:ilvl w:val="0"/>
+          <w:numId w:val="1"/>
+        </w:numPr>
+      </w:pPr>
+      <w:r>
+        <w:t xml:space="preserve">He, Z., Li, Z., Yang, S., Ye, H., Qiao, A., Zhang, X., Luo, X. and Chen, T., 2024. Large language models for blockchain security: A systematic literature review. </w:t>
+      </w:r>
+      <w:proofErr w:type="spellStart"/>
+      <w:r>
+        <w:rPr>
+          <w:i/>
+          <w:iCs/>
+        </w:rPr>
+        <w:t>arXiv</w:t>
+      </w:r>
+      <w:proofErr w:type="spellEnd"/>
+      <w:r>
+        <w:rPr>
+          <w:i/>
+          <w:iCs/>
+        </w:rPr>
+        <w:t xml:space="preserve"> preprint arXiv:2403.14280</w:t>
+      </w:r>
+      <w:r>
+        <w:t>.</w:t>
       </w:r>
     </w:p>
     <w:sectPr>

--- a/Paper URL GOOGLE SCHOLAR.docx
+++ b/Paper URL GOOGLE SCHOLAR.docx
@@ -167,6 +167,43 @@
       </w:r>
       <w:r>
         <w:t>.</w:t>
+      </w:r>
+    </w:p>
+    <w:p>
+      <w:pPr>
+        <w:pStyle w:val="ListParagraph"/>
+      </w:pPr>
+    </w:p>
+    <w:p>
+      <w:pPr>
+        <w:pStyle w:val="ListParagraph"/>
+        <w:numPr>
+          <w:ilvl w:val="0"/>
+          <w:numId w:val="1"/>
+        </w:numPr>
+      </w:pPr>
+      <w:r>
+        <w:t xml:space="preserve">Li, M.Q. and Fung, B.C., 2025. Security concerns for large language models: A survey. </w:t>
+      </w:r>
+      <w:r>
+        <w:rPr>
+          <w:i/>
+          <w:iCs/>
+        </w:rPr>
+        <w:t>Journal of Information Security and Applications</w:t>
+      </w:r>
+      <w:r>
+        <w:t xml:space="preserve">, </w:t>
+      </w:r>
+      <w:r>
+        <w:rPr>
+          <w:i/>
+          <w:iCs/>
+        </w:rPr>
+        <w:t>95</w:t>
+      </w:r>
+      <w:r>
+        <w:t>, p.104284.</w:t>
       </w:r>
     </w:p>
     <w:sectPr>

--- a/Paper URL GOOGLE SCHOLAR.docx
+++ b/Paper URL GOOGLE SCHOLAR.docx
@@ -183,27 +183,43 @@
         </w:numPr>
       </w:pPr>
       <w:r>
-        <w:t xml:space="preserve">Li, M.Q. and Fung, B.C., 2025. Security concerns for large language models: A survey. </w:t>
+        <w:t xml:space="preserve">Zhu, X., Zhou, W., Han, Q.L., Ma, W., Wen, S. and Xiang, Y., 2025. When software security meets large language models: A survey. </w:t>
       </w:r>
       <w:r>
         <w:rPr>
           <w:i/>
           <w:iCs/>
         </w:rPr>
-        <w:t>Journal of Information Security and Applications</w:t>
-      </w:r>
-      <w:r>
-        <w:t xml:space="preserve">, </w:t>
-      </w:r>
+        <w:t xml:space="preserve">IEEE/CAA Journal of </w:t>
+      </w:r>
+      <w:proofErr w:type="spellStart"/>
       <w:r>
         <w:rPr>
           <w:i/>
           <w:iCs/>
         </w:rPr>
-        <w:t>95</w:t>
-      </w:r>
-      <w:r>
-        <w:t>, p.104284.</w:t>
+        <w:t>Automatica</w:t>
+      </w:r>
+      <w:proofErr w:type="spellEnd"/>
+      <w:r>
+        <w:rPr>
+          <w:i/>
+          <w:iCs/>
+        </w:rPr>
+        <w:t xml:space="preserve"> Sinica</w:t>
+      </w:r>
+      <w:r>
+        <w:t xml:space="preserve">, </w:t>
+      </w:r>
+      <w:r>
+        <w:rPr>
+          <w:i/>
+          <w:iCs/>
+        </w:rPr>
+        <w:t>12</w:t>
+      </w:r>
+      <w:r>
+        <w:t>(2), pp.317-334.</w:t>
       </w:r>
     </w:p>
     <w:sectPr>

--- a/Paper URL GOOGLE SCHOLAR.docx
+++ b/Paper URL GOOGLE SCHOLAR.docx
@@ -5,6 +5,31 @@
     <w:p>
       <w:pPr>
         <w:pStyle w:val="ListParagraph"/>
+      </w:pPr>
+    </w:p>
+    <w:p>
+      <w:pPr>
+        <w:pStyle w:val="ListParagraph"/>
+      </w:pPr>
+    </w:p>
+    <w:p>
+      <w:pPr>
+        <w:pStyle w:val="ListParagraph"/>
+      </w:pPr>
+    </w:p>
+    <w:p>
+      <w:pPr>
+        <w:pStyle w:val="ListParagraph"/>
+      </w:pPr>
+    </w:p>
+    <w:p>
+      <w:pPr>
+        <w:pStyle w:val="ListParagraph"/>
+      </w:pPr>
+    </w:p>
+    <w:p>
+      <w:pPr>
+        <w:pStyle w:val="ListParagraph"/>
         <w:numPr>
           <w:ilvl w:val="0"/>
           <w:numId w:val="1"/>
@@ -37,7 +62,33 @@
     <w:p>
       <w:pPr>
         <w:pStyle w:val="ListParagraph"/>
-      </w:pPr>
+        <w:numPr>
+          <w:ilvl w:val="0"/>
+          <w:numId w:val="1"/>
+        </w:numPr>
+      </w:pPr>
+      <w:r>
+        <w:t xml:space="preserve">He, Z., Li, Z., Yang, S., Ye, H., Qiao, A., Zhang, X., Luo, X. and Chen, T., 2024. Large language models for blockchain security: A systematic literature review. </w:t>
+      </w:r>
+      <w:proofErr w:type="spellStart"/>
+      <w:r>
+        <w:rPr>
+          <w:i/>
+          <w:iCs/>
+        </w:rPr>
+        <w:t>arXiv</w:t>
+      </w:r>
+      <w:proofErr w:type="spellEnd"/>
+      <w:r>
+        <w:rPr>
+          <w:i/>
+          <w:iCs/>
+        </w:rPr>
+        <w:t xml:space="preserve"> preprint arXiv:2403.14280</w:t>
+      </w:r>
+      <w:r>
+        <w:t>.</w:t>
+      </w:r>
     </w:p>
     <w:p>
       <w:pPr>
@@ -48,6 +99,100 @@
         </w:numPr>
       </w:pPr>
       <w:r>
+        <w:t xml:space="preserve">Li, M.Q. and Fung, B.C., 2025. Security concerns for large language models: A survey. </w:t>
+      </w:r>
+      <w:r>
+        <w:rPr>
+          <w:i/>
+          <w:iCs/>
+        </w:rPr>
+        <w:t>Journal of Information Security and Applications</w:t>
+      </w:r>
+      <w:r>
+        <w:t xml:space="preserve">, </w:t>
+      </w:r>
+      <w:r>
+        <w:rPr>
+          <w:i/>
+          <w:iCs/>
+        </w:rPr>
+        <w:t>95</w:t>
+      </w:r>
+      <w:r>
+        <w:t>, p.104284.</w:t>
+      </w:r>
+    </w:p>
+    <w:p>
+      <w:pPr>
+        <w:pStyle w:val="ListParagraph"/>
+        <w:numPr>
+          <w:ilvl w:val="0"/>
+          <w:numId w:val="1"/>
+        </w:numPr>
+      </w:pPr>
+      <w:r>
+        <w:t xml:space="preserve">Li, S., Yao, L., Zhang, L. and Li, Y., 2025, May. Safety layers in aligned large language models: The key to </w:t>
+      </w:r>
+      <w:proofErr w:type="spellStart"/>
+      <w:r>
+        <w:t>llm</w:t>
+      </w:r>
+      <w:proofErr w:type="spellEnd"/>
+      <w:r>
+        <w:t xml:space="preserve"> security. In </w:t>
+      </w:r>
+      <w:r>
+        <w:rPr>
+          <w:i/>
+          <w:iCs/>
+        </w:rPr>
+        <w:t>International Conference on Learning Representations</w:t>
+      </w:r>
+      <w:r>
+        <w:t xml:space="preserve"> (Vol. 2025, pp. 98163-98189).</w:t>
+      </w:r>
+    </w:p>
+    <w:p>
+      <w:pPr>
+        <w:pStyle w:val="ListParagraph"/>
+        <w:numPr>
+          <w:ilvl w:val="0"/>
+          <w:numId w:val="1"/>
+        </w:numPr>
+      </w:pPr>
+      <w:r>
+        <w:t xml:space="preserve">Wang, S., Zhu, T., Liu, B., Ding, M., Ye, D., Zhou, W. and Yu, P., 2025. Unique security and privacy threats of large language models: A comprehensive survey. </w:t>
+      </w:r>
+      <w:r>
+        <w:rPr>
+          <w:i/>
+          <w:iCs/>
+        </w:rPr>
+        <w:t>ACM Computing Surveys</w:t>
+      </w:r>
+      <w:r>
+        <w:t xml:space="preserve">, </w:t>
+      </w:r>
+      <w:r>
+        <w:rPr>
+          <w:i/>
+          <w:iCs/>
+        </w:rPr>
+        <w:t>58</w:t>
+      </w:r>
+      <w:r>
+        <w:t>(4), pp.1-36.</w:t>
+      </w:r>
+    </w:p>
+    <w:p>
+      <w:pPr>
+        <w:pStyle w:val="ListParagraph"/>
+        <w:numPr>
+          <w:ilvl w:val="0"/>
+          <w:numId w:val="1"/>
+        </w:numPr>
+      </w:pPr>
+      <w:r>
         <w:t xml:space="preserve">Xu, H., Wang, S., Li, N., Wang, K., Zhao, Y., Chen, K., Yu, T., Liu, Y. and Wang, H., 2025. Large language models for cyber security: A systematic literature review. </w:t>
       </w:r>
       <w:r>
@@ -64,163 +209,11 @@
     <w:p>
       <w:pPr>
         <w:pStyle w:val="ListParagraph"/>
-      </w:pPr>
-    </w:p>
-    <w:p>
-      <w:pPr>
-        <w:pStyle w:val="ListParagraph"/>
         <w:numPr>
           <w:ilvl w:val="0"/>
           <w:numId w:val="1"/>
         </w:numPr>
       </w:pPr>
-      <w:r>
-        <w:t xml:space="preserve">Wang, S., Zhu, T., Liu, B., Ding, M., Ye, D., Zhou, W. and Yu, P., 2025. Unique security and privacy threats of large language models: A comprehensive survey. </w:t>
-      </w:r>
-      <w:r>
-        <w:rPr>
-          <w:i/>
-          <w:iCs/>
-        </w:rPr>
-        <w:t>ACM Computing Surveys</w:t>
-      </w:r>
-      <w:r>
-        <w:t xml:space="preserve">, </w:t>
-      </w:r>
-      <w:r>
-        <w:rPr>
-          <w:i/>
-          <w:iCs/>
-        </w:rPr>
-        <w:t>58</w:t>
-      </w:r>
-      <w:r>
-        <w:t>(4), pp.1-36.</w:t>
-      </w:r>
-    </w:p>
-    <w:p>
-      <w:pPr>
-        <w:pStyle w:val="ListParagraph"/>
-      </w:pPr>
-    </w:p>
-    <w:p>
-      <w:pPr>
-        <w:pStyle w:val="ListParagraph"/>
-        <w:numPr>
-          <w:ilvl w:val="0"/>
-          <w:numId w:val="1"/>
-        </w:numPr>
-      </w:pPr>
-      <w:r>
-        <w:t xml:space="preserve">Li, S., Yao, L., Zhang, L. and Li, Y., 2025, May. Safety layers in aligned large language models: The key to </w:t>
-      </w:r>
-      <w:proofErr w:type="spellStart"/>
-      <w:r>
-        <w:t>llm</w:t>
-      </w:r>
-      <w:proofErr w:type="spellEnd"/>
-      <w:r>
-        <w:t xml:space="preserve"> security. In </w:t>
-      </w:r>
-      <w:r>
-        <w:rPr>
-          <w:i/>
-          <w:iCs/>
-        </w:rPr>
-        <w:t>International Conference on Learning Representations</w:t>
-      </w:r>
-      <w:r>
-        <w:t xml:space="preserve"> (Vol. 2025, pp. 98163-98189).</w:t>
-      </w:r>
-    </w:p>
-    <w:p>
-      <w:pPr>
-        <w:pStyle w:val="ListParagraph"/>
-      </w:pPr>
-    </w:p>
-    <w:p>
-      <w:pPr>
-        <w:pStyle w:val="ListParagraph"/>
-        <w:numPr>
-          <w:ilvl w:val="0"/>
-          <w:numId w:val="1"/>
-        </w:numPr>
-      </w:pPr>
-      <w:r>
-        <w:t xml:space="preserve">He, Z., Li, Z., Yang, S., Ye, H., Qiao, A., Zhang, X., Luo, X. and Chen, T., 2024. Large language models for blockchain security: A systematic literature review. </w:t>
-      </w:r>
-      <w:proofErr w:type="spellStart"/>
-      <w:r>
-        <w:rPr>
-          <w:i/>
-          <w:iCs/>
-        </w:rPr>
-        <w:t>arXiv</w:t>
-      </w:r>
-      <w:proofErr w:type="spellEnd"/>
-      <w:r>
-        <w:rPr>
-          <w:i/>
-          <w:iCs/>
-        </w:rPr>
-        <w:t xml:space="preserve"> preprint arXiv:2403.14280</w:t>
-      </w:r>
-      <w:r>
-        <w:t>.</w:t>
-      </w:r>
-    </w:p>
-    <w:p>
-      <w:pPr>
-        <w:pStyle w:val="ListParagraph"/>
-      </w:pPr>
-    </w:p>
-    <w:p>
-      <w:pPr>
-        <w:pStyle w:val="ListParagraph"/>
-        <w:numPr>
-          <w:ilvl w:val="0"/>
-          <w:numId w:val="1"/>
-        </w:numPr>
-      </w:pPr>
-      <w:r>
-        <w:t xml:space="preserve">Zhu, X., Zhou, W., Han, Q.L., Ma, W., Wen, S. and Xiang, Y., 2025. When software security meets large language models: A survey. </w:t>
-      </w:r>
-      <w:r>
-        <w:rPr>
-          <w:i/>
-          <w:iCs/>
-        </w:rPr>
-        <w:t xml:space="preserve">IEEE/CAA Journal of </w:t>
-      </w:r>
-      <w:proofErr w:type="spellStart"/>
-      <w:r>
-        <w:rPr>
-          <w:i/>
-          <w:iCs/>
-        </w:rPr>
-        <w:t>Automatica</w:t>
-      </w:r>
-      <w:proofErr w:type="spellEnd"/>
-      <w:r>
-        <w:rPr>
-          <w:i/>
-          <w:iCs/>
-        </w:rPr>
-        <w:t xml:space="preserve"> Sinica</w:t>
-      </w:r>
-      <w:r>
-        <w:t xml:space="preserve">, </w:t>
-      </w:r>
-      <w:r>
-        <w:rPr>
-          <w:i/>
-          <w:iCs/>
-        </w:rPr>
-        <w:t>12</w:t>
-      </w:r>
-      <w:r>
-        <w:t>(2), pp.317-334.</w:t>
-      </w:r>
     </w:p>
     <w:sectPr>
       <w:pgSz w:w="12240" w:h="15840"/>

--- a/Paper URL GOOGLE SCHOLAR.docx
+++ b/Paper URL GOOGLE SCHOLAR.docx
@@ -214,6 +214,50 @@
           <w:numId w:val="1"/>
         </w:numPr>
       </w:pPr>
+      <w:proofErr w:type="spellStart"/>
+      <w:r>
+        <w:t>Feretzakis</w:t>
+      </w:r>
+      <w:proofErr w:type="spellEnd"/>
+      <w:r>
+        <w:t xml:space="preserve">, G., Papaspyridis, K., </w:t>
+      </w:r>
+      <w:proofErr w:type="spellStart"/>
+      <w:r>
+        <w:t>Gkoulalas-Divanis</w:t>
+      </w:r>
+      <w:proofErr w:type="spellEnd"/>
+      <w:r>
+        <w:t xml:space="preserve">, A. and </w:t>
+      </w:r>
+      <w:proofErr w:type="spellStart"/>
+      <w:r>
+        <w:t>Verykios</w:t>
+      </w:r>
+      <w:proofErr w:type="spellEnd"/>
+      <w:r>
+        <w:t xml:space="preserve">, V.S., 2024. Privacy-preserving techniques in generative AI and large language models: A narrative review. </w:t>
+      </w:r>
+      <w:r>
+        <w:rPr>
+          <w:i/>
+          <w:iCs/>
+        </w:rPr>
+        <w:t>Information</w:t>
+      </w:r>
+      <w:r>
+        <w:t xml:space="preserve">, </w:t>
+      </w:r>
+      <w:r>
+        <w:rPr>
+          <w:i/>
+          <w:iCs/>
+        </w:rPr>
+        <w:t>15</w:t>
+      </w:r>
+      <w:r>
+        <w:t>(11), p.697.</w:t>
+      </w:r>
     </w:p>
     <w:sectPr>
       <w:pgSz w:w="12240" w:h="15840"/>

--- a/Paper URL GOOGLE SCHOLAR.docx
+++ b/Paper URL GOOGLE SCHOLAR.docx
@@ -257,6 +257,46 @@
       </w:r>
       <w:r>
         <w:t>(11), p.697.</w:t>
+      </w:r>
+    </w:p>
+    <w:p>
+      <w:pPr>
+        <w:pStyle w:val="ListParagraph"/>
+        <w:numPr>
+          <w:ilvl w:val="0"/>
+          <w:numId w:val="1"/>
+        </w:numPr>
+      </w:pPr>
+      <w:r>
+        <w:t xml:space="preserve">Zhang, D., </w:t>
+      </w:r>
+      <w:proofErr w:type="spellStart"/>
+      <w:r>
+        <w:t>Finckenberg</w:t>
+      </w:r>
+      <w:proofErr w:type="spellEnd"/>
+      <w:r>
+        <w:t xml:space="preserve">-Broman, P., Hoang, T., Pan, S., Xing, Z., Staples, M. and Xu, X., 2025. Right to be forgotten in the era of large language models: Implications, challenges, and solutions. </w:t>
+      </w:r>
+      <w:r>
+        <w:rPr>
+          <w:i/>
+          <w:iCs/>
+        </w:rPr>
+        <w:t>AI and Ethics</w:t>
+      </w:r>
+      <w:r>
+        <w:t xml:space="preserve">, </w:t>
+      </w:r>
+      <w:r>
+        <w:rPr>
+          <w:i/>
+          <w:iCs/>
+        </w:rPr>
+        <w:t>5</w:t>
+      </w:r>
+      <w:r>
+        <w:t>(3), pp.2445-2454.</w:t>
       </w:r>
     </w:p>
     <w:sectPr>

--- a/Paper URL GOOGLE SCHOLAR.docx
+++ b/Paper URL GOOGLE SCHOLAR.docx
@@ -297,6 +297,38 @@
       </w:r>
       <w:r>
         <w:t>(3), pp.2445-2454.</w:t>
+      </w:r>
+    </w:p>
+    <w:p>
+      <w:pPr>
+        <w:pStyle w:val="ListParagraph"/>
+        <w:numPr>
+          <w:ilvl w:val="0"/>
+          <w:numId w:val="1"/>
+        </w:numPr>
+      </w:pPr>
+      <w:r>
+        <w:t xml:space="preserve">Chen, K., Zhou, X., Lin, Y., Feng, S., Shen, L. and Wu, P., 2025. A survey on privacy risks and protection in large language models. </w:t>
+      </w:r>
+      <w:r>
+        <w:rPr>
+          <w:i/>
+          <w:iCs/>
+        </w:rPr>
+        <w:t>Journal of King Saud University Computer and Information Sciences</w:t>
+      </w:r>
+      <w:r>
+        <w:t xml:space="preserve">, </w:t>
+      </w:r>
+      <w:r>
+        <w:rPr>
+          <w:i/>
+          <w:iCs/>
+        </w:rPr>
+        <w:t>37</w:t>
+      </w:r>
+      <w:r>
+        <w:t>(7), p.163.</w:t>
       </w:r>
     </w:p>
     <w:sectPr>

--- a/Paper URL GOOGLE SCHOLAR.docx
+++ b/Paper URL GOOGLE SCHOLAR.docx
@@ -131,25 +131,27 @@
         </w:numPr>
       </w:pPr>
       <w:r>
-        <w:t xml:space="preserve">Li, S., Yao, L., Zhang, L. and Li, Y., 2025, May. Safety layers in aligned large language models: The key to </w:t>
-      </w:r>
-      <w:proofErr w:type="spellStart"/>
-      <w:r>
-        <w:t>llm</w:t>
-      </w:r>
-      <w:proofErr w:type="spellEnd"/>
-      <w:r>
-        <w:t xml:space="preserve"> security. In </w:t>
-      </w:r>
-      <w:r>
-        <w:rPr>
-          <w:i/>
-          <w:iCs/>
-        </w:rPr>
-        <w:t>International Conference on Learning Representations</w:t>
-      </w:r>
-      <w:r>
-        <w:t xml:space="preserve"> (Vol. 2025, pp. 98163-98189).</w:t>
+        <w:t xml:space="preserve">Wang, S., Zhu, T., Liu, B., Ding, M., Ye, D., Zhou, W. and Yu, P., 2025. Unique security and privacy threats of large language models: A comprehensive survey. </w:t>
+      </w:r>
+      <w:r>
+        <w:rPr>
+          <w:i/>
+          <w:iCs/>
+        </w:rPr>
+        <w:t>ACM Computing Surveys</w:t>
+      </w:r>
+      <w:r>
+        <w:t xml:space="preserve">, </w:t>
+      </w:r>
+      <w:r>
+        <w:rPr>
+          <w:i/>
+          <w:iCs/>
+        </w:rPr>
+        <w:t>58</w:t>
+      </w:r>
+      <w:r>
+        <w:t>(4), pp.1-36.</w:t>
       </w:r>
     </w:p>
     <w:p>
@@ -161,27 +163,17 @@
         </w:numPr>
       </w:pPr>
       <w:r>
-        <w:t xml:space="preserve">Wang, S., Zhu, T., Liu, B., Ding, M., Ye, D., Zhou, W. and Yu, P., 2025. Unique security and privacy threats of large language models: A comprehensive survey. </w:t>
-      </w:r>
-      <w:r>
-        <w:rPr>
-          <w:i/>
-          <w:iCs/>
-        </w:rPr>
-        <w:t>ACM Computing Surveys</w:t>
-      </w:r>
-      <w:r>
-        <w:t xml:space="preserve">, </w:t>
-      </w:r>
-      <w:r>
-        <w:rPr>
-          <w:i/>
-          <w:iCs/>
-        </w:rPr>
-        <w:t>58</w:t>
-      </w:r>
-      <w:r>
-        <w:t>(4), pp.1-36.</w:t>
+        <w:t xml:space="preserve">Xu, H., Wang, S., Li, N., Wang, K., Zhao, Y., Chen, K., Yu, T., Liu, Y. and Wang, H., 2025. Large language models for cyber security: A systematic literature review. </w:t>
+      </w:r>
+      <w:r>
+        <w:rPr>
+          <w:i/>
+          <w:iCs/>
+        </w:rPr>
+        <w:t>ACM Transactions on Software Engineering and Methodology</w:t>
+      </w:r>
+      <w:r>
+        <w:t>.</w:t>
       </w:r>
     </w:p>
     <w:p>
@@ -192,18 +184,49 @@
           <w:numId w:val="1"/>
         </w:numPr>
       </w:pPr>
-      <w:r>
-        <w:t xml:space="preserve">Xu, H., Wang, S., Li, N., Wang, K., Zhao, Y., Chen, K., Yu, T., Liu, Y. and Wang, H., 2025. Large language models for cyber security: A systematic literature review. </w:t>
-      </w:r>
-      <w:r>
-        <w:rPr>
-          <w:i/>
-          <w:iCs/>
-        </w:rPr>
-        <w:t>ACM Transactions on Software Engineering and Methodology</w:t>
-      </w:r>
-      <w:r>
-        <w:t>.</w:t>
+      <w:proofErr w:type="spellStart"/>
+      <w:r>
+        <w:t>Feretzakis</w:t>
+      </w:r>
+      <w:proofErr w:type="spellEnd"/>
+      <w:r>
+        <w:t xml:space="preserve">, G., Papaspyridis, K., </w:t>
+      </w:r>
+      <w:proofErr w:type="spellStart"/>
+      <w:r>
+        <w:t>Gkoulalas-Divanis</w:t>
+      </w:r>
+      <w:proofErr w:type="spellEnd"/>
+      <w:r>
+        <w:t xml:space="preserve">, A. and </w:t>
+      </w:r>
+      <w:proofErr w:type="spellStart"/>
+      <w:r>
+        <w:t>Verykios</w:t>
+      </w:r>
+      <w:proofErr w:type="spellEnd"/>
+      <w:r>
+        <w:t xml:space="preserve">, V.S., 2024. Privacy-preserving techniques in generative AI and large language models: A narrative review. </w:t>
+      </w:r>
+      <w:r>
+        <w:rPr>
+          <w:i/>
+          <w:iCs/>
+        </w:rPr>
+        <w:t>Information</w:t>
+      </w:r>
+      <w:r>
+        <w:t xml:space="preserve">, </w:t>
+      </w:r>
+      <w:r>
+        <w:rPr>
+          <w:i/>
+          <w:iCs/>
+        </w:rPr>
+        <w:t>15</w:t>
+      </w:r>
+      <w:r>
+        <w:t>(11), p.697.</w:t>
       </w:r>
     </w:p>
     <w:p>
@@ -214,36 +237,23 @@
           <w:numId w:val="1"/>
         </w:numPr>
       </w:pPr>
+      <w:r>
+        <w:t xml:space="preserve">Zhang, D., </w:t>
+      </w:r>
       <w:proofErr w:type="spellStart"/>
       <w:r>
-        <w:t>Feretzakis</w:t>
+        <w:t>Finckenberg</w:t>
       </w:r>
       <w:proofErr w:type="spellEnd"/>
       <w:r>
-        <w:t xml:space="preserve">, G., Papaspyridis, K., </w:t>
-      </w:r>
-      <w:proofErr w:type="spellStart"/>
-      <w:r>
-        <w:t>Gkoulalas-Divanis</w:t>
-      </w:r>
-      <w:proofErr w:type="spellEnd"/>
-      <w:r>
-        <w:t xml:space="preserve">, A. and </w:t>
-      </w:r>
-      <w:proofErr w:type="spellStart"/>
-      <w:r>
-        <w:t>Verykios</w:t>
-      </w:r>
-      <w:proofErr w:type="spellEnd"/>
-      <w:r>
-        <w:t xml:space="preserve">, V.S., 2024. Privacy-preserving techniques in generative AI and large language models: A narrative review. </w:t>
-      </w:r>
-      <w:r>
-        <w:rPr>
-          <w:i/>
-          <w:iCs/>
-        </w:rPr>
-        <w:t>Information</w:t>
+        <w:t xml:space="preserve">-Broman, P., Hoang, T., Pan, S., Xing, Z., Staples, M. and Xu, X., 2025. Right to be forgotten in the era of large language models: Implications, challenges, and solutions. </w:t>
+      </w:r>
+      <w:r>
+        <w:rPr>
+          <w:i/>
+          <w:iCs/>
+        </w:rPr>
+        <w:t>AI and Ethics</w:t>
       </w:r>
       <w:r>
         <w:t xml:space="preserve">, </w:t>
@@ -253,10 +263,10 @@
           <w:i/>
           <w:iCs/>
         </w:rPr>
-        <w:t>15</w:t>
-      </w:r>
-      <w:r>
-        <w:t>(11), p.697.</w:t>
+        <w:t>5</w:t>
+      </w:r>
+      <w:r>
+        <w:t>(3), pp.2445-2454.</w:t>
       </w:r>
     </w:p>
     <w:p>
@@ -268,22 +278,14 @@
         </w:numPr>
       </w:pPr>
       <w:r>
-        <w:t xml:space="preserve">Zhang, D., </w:t>
-      </w:r>
-      <w:proofErr w:type="spellStart"/>
-      <w:r>
-        <w:t>Finckenberg</w:t>
-      </w:r>
-      <w:proofErr w:type="spellEnd"/>
-      <w:r>
-        <w:t xml:space="preserve">-Broman, P., Hoang, T., Pan, S., Xing, Z., Staples, M. and Xu, X., 2025. Right to be forgotten in the era of large language models: Implications, challenges, and solutions. </w:t>
-      </w:r>
-      <w:r>
-        <w:rPr>
-          <w:i/>
-          <w:iCs/>
-        </w:rPr>
-        <w:t>AI and Ethics</w:t>
+        <w:t xml:space="preserve">Chen, K., Zhou, X., Lin, Y., Feng, S., Shen, L. and Wu, P., 2025. A survey on privacy risks and protection in large language models. </w:t>
+      </w:r>
+      <w:r>
+        <w:rPr>
+          <w:i/>
+          <w:iCs/>
+        </w:rPr>
+        <w:t>Journal of King Saud University Computer and Information Sciences</w:t>
       </w:r>
       <w:r>
         <w:t xml:space="preserve">, </w:t>
@@ -293,10 +295,10 @@
           <w:i/>
           <w:iCs/>
         </w:rPr>
-        <w:t>5</w:t>
-      </w:r>
-      <w:r>
-        <w:t>(3), pp.2445-2454.</w:t>
+        <w:t>37</w:t>
+      </w:r>
+      <w:r>
+        <w:t>(7), p.163.</w:t>
       </w:r>
     </w:p>
     <w:p>
@@ -308,14 +310,14 @@
         </w:numPr>
       </w:pPr>
       <w:r>
-        <w:t xml:space="preserve">Chen, K., Zhou, X., Lin, Y., Feng, S., Shen, L. and Wu, P., 2025. A survey on privacy risks and protection in large language models. </w:t>
-      </w:r>
-      <w:r>
-        <w:rPr>
-          <w:i/>
-          <w:iCs/>
-        </w:rPr>
-        <w:t>Journal of King Saud University Computer and Information Sciences</w:t>
+        <w:t xml:space="preserve">Geng, T., Xu, Z., Qu, Y. and Wong, W.E., 2026. Prompt injection attacks on large language models: A survey of attack methods, root causes, and defense strategies. </w:t>
+      </w:r>
+      <w:r>
+        <w:rPr>
+          <w:i/>
+          <w:iCs/>
+        </w:rPr>
+        <w:t>Computers, Materials &amp; Continua</w:t>
       </w:r>
       <w:r>
         <w:t xml:space="preserve">, </w:t>
@@ -325,10 +327,42 @@
           <w:i/>
           <w:iCs/>
         </w:rPr>
-        <w:t>37</w:t>
-      </w:r>
-      <w:r>
-        <w:t>(7), p.163.</w:t>
+        <w:t>87</w:t>
+      </w:r>
+      <w:r>
+        <w:t>(1), p.4.</w:t>
+      </w:r>
+    </w:p>
+    <w:p>
+      <w:pPr>
+        <w:pStyle w:val="ListParagraph"/>
+        <w:numPr>
+          <w:ilvl w:val="0"/>
+          <w:numId w:val="1"/>
+        </w:numPr>
+      </w:pPr>
+      <w:r>
+        <w:t xml:space="preserve">Geng, T., Xu, Z., Qu, Y. and Wong, W.E., 2026. Prompt injection attacks on large language models: A survey of attack methods, root causes, and defense strategies. </w:t>
+      </w:r>
+      <w:r>
+        <w:rPr>
+          <w:i/>
+          <w:iCs/>
+        </w:rPr>
+        <w:t>Computers, Materials &amp; Continua</w:t>
+      </w:r>
+      <w:r>
+        <w:t xml:space="preserve">, </w:t>
+      </w:r>
+      <w:r>
+        <w:rPr>
+          <w:i/>
+          <w:iCs/>
+        </w:rPr>
+        <w:t>87</w:t>
+      </w:r>
+      <w:r>
+        <w:t>(1), p.4.</w:t>
       </w:r>
     </w:p>
     <w:sectPr>

--- a/Paper URL GOOGLE SCHOLAR.docx
+++ b/Paper URL GOOGLE SCHOLAR.docx
@@ -36,14 +36,14 @@
         </w:numPr>
       </w:pPr>
       <w:r>
-        <w:t xml:space="preserve">Das, B.C., Amini, M.H. and Wu, Y., 2025. Security and privacy challenges of large language models: A survey. </w:t>
-      </w:r>
-      <w:r>
-        <w:rPr>
-          <w:i/>
-          <w:iCs/>
-        </w:rPr>
-        <w:t>ACM Computing Surveys</w:t>
+        <w:t xml:space="preserve">Alqahtani, H. and Kumar, G., 2026. Large Language Models for Cybersecurity Intelligence: A Systematic Review of Emerging Threats, Defensive Capabilities, and Security Evaluation Frameworks. </w:t>
+      </w:r>
+      <w:r>
+        <w:rPr>
+          <w:i/>
+          <w:iCs/>
+        </w:rPr>
+        <w:t>Computers, Materials &amp; Continua</w:t>
       </w:r>
       <w:r>
         <w:t xml:space="preserve">, </w:t>
@@ -53,10 +53,10 @@
           <w:i/>
           <w:iCs/>
         </w:rPr>
-        <w:t>57</w:t>
-      </w:r>
-      <w:r>
-        <w:t>(6), pp.1-39.</w:t>
+        <w:t>87</w:t>
+      </w:r>
+      <w:r>
+        <w:t>(3).</w:t>
       </w:r>
     </w:p>
     <w:p>
@@ -68,26 +68,27 @@
         </w:numPr>
       </w:pPr>
       <w:r>
-        <w:t xml:space="preserve">He, Z., Li, Z., Yang, S., Ye, H., Qiao, A., Zhang, X., Luo, X. and Chen, T., 2024. Large language models for blockchain security: A systematic literature review. </w:t>
-      </w:r>
-      <w:proofErr w:type="spellStart"/>
-      <w:r>
-        <w:rPr>
-          <w:i/>
-          <w:iCs/>
-        </w:rPr>
-        <w:t>arXiv</w:t>
-      </w:r>
-      <w:proofErr w:type="spellEnd"/>
-      <w:r>
-        <w:rPr>
-          <w:i/>
-          <w:iCs/>
-        </w:rPr>
-        <w:t xml:space="preserve"> preprint arXiv:2403.14280</w:t>
-      </w:r>
-      <w:r>
-        <w:t>.</w:t>
+        <w:t xml:space="preserve">Chen, K., Zhou, X., Lin, Y., Feng, S., Shen, L. and Wu, P., 2025. A survey on privacy risks and protection in large language models. </w:t>
+      </w:r>
+      <w:r>
+        <w:rPr>
+          <w:i/>
+          <w:iCs/>
+        </w:rPr>
+        <w:t>Journal of King Saud University Computer and Information Sciences</w:t>
+      </w:r>
+      <w:r>
+        <w:t xml:space="preserve">, </w:t>
+      </w:r>
+      <w:r>
+        <w:rPr>
+          <w:i/>
+          <w:iCs/>
+        </w:rPr>
+        <w:t>37</w:t>
+      </w:r>
+      <w:r>
+        <w:t>(7), p.163.</w:t>
       </w:r>
     </w:p>
     <w:p>
@@ -99,14 +100,14 @@
         </w:numPr>
       </w:pPr>
       <w:r>
-        <w:t xml:space="preserve">Li, M.Q. and Fung, B.C., 2025. Security concerns for large language models: A survey. </w:t>
-      </w:r>
-      <w:r>
-        <w:rPr>
-          <w:i/>
-          <w:iCs/>
-        </w:rPr>
-        <w:t>Journal of Information Security and Applications</w:t>
+        <w:t xml:space="preserve">Das, B.C., Amini, M.H. and Wu, Y., 2025. Security and privacy challenges of large language models: A survey. </w:t>
+      </w:r>
+      <w:r>
+        <w:rPr>
+          <w:i/>
+          <w:iCs/>
+        </w:rPr>
+        <w:t>ACM Computing Surveys</w:t>
       </w:r>
       <w:r>
         <w:t xml:space="preserve">, </w:t>
@@ -116,10 +117,10 @@
           <w:i/>
           <w:iCs/>
         </w:rPr>
-        <w:t>95</w:t>
-      </w:r>
-      <w:r>
-        <w:t>, p.104284.</w:t>
+        <w:t>57</w:t>
+      </w:r>
+      <w:r>
+        <w:t>(6), pp.1-39.</w:t>
       </w:r>
     </w:p>
     <w:p>
@@ -130,15 +131,36 @@
           <w:numId w:val="1"/>
         </w:numPr>
       </w:pPr>
-      <w:r>
-        <w:t xml:space="preserve">Wang, S., Zhu, T., Liu, B., Ding, M., Ye, D., Zhou, W. and Yu, P., 2025. Unique security and privacy threats of large language models: A comprehensive survey. </w:t>
-      </w:r>
-      <w:r>
-        <w:rPr>
-          <w:i/>
-          <w:iCs/>
-        </w:rPr>
-        <w:t>ACM Computing Surveys</w:t>
+      <w:proofErr w:type="spellStart"/>
+      <w:r>
+        <w:t>Feretzakis</w:t>
+      </w:r>
+      <w:proofErr w:type="spellEnd"/>
+      <w:r>
+        <w:t xml:space="preserve">, G., Papaspyridis, K., </w:t>
+      </w:r>
+      <w:proofErr w:type="spellStart"/>
+      <w:r>
+        <w:t>Gkoulalas-Divanis</w:t>
+      </w:r>
+      <w:proofErr w:type="spellEnd"/>
+      <w:r>
+        <w:t xml:space="preserve">, A. and </w:t>
+      </w:r>
+      <w:proofErr w:type="spellStart"/>
+      <w:r>
+        <w:t>Verykios</w:t>
+      </w:r>
+      <w:proofErr w:type="spellEnd"/>
+      <w:r>
+        <w:t xml:space="preserve">, V.S., 2024. Privacy-preserving techniques in generative AI and large language models: A narrative review. </w:t>
+      </w:r>
+      <w:r>
+        <w:rPr>
+          <w:i/>
+          <w:iCs/>
+        </w:rPr>
+        <w:t>Information</w:t>
       </w:r>
       <w:r>
         <w:t xml:space="preserve">, </w:t>
@@ -148,10 +170,10 @@
           <w:i/>
           <w:iCs/>
         </w:rPr>
-        <w:t>58</w:t>
-      </w:r>
-      <w:r>
-        <w:t>(4), pp.1-36.</w:t>
+        <w:t>15</w:t>
+      </w:r>
+      <w:r>
+        <w:t>(11), p.697.</w:t>
       </w:r>
     </w:p>
     <w:p>
@@ -163,17 +185,27 @@
         </w:numPr>
       </w:pPr>
       <w:r>
-        <w:t xml:space="preserve">Xu, H., Wang, S., Li, N., Wang, K., Zhao, Y., Chen, K., Yu, T., Liu, Y. and Wang, H., 2025. Large language models for cyber security: A systematic literature review. </w:t>
-      </w:r>
-      <w:r>
-        <w:rPr>
-          <w:i/>
-          <w:iCs/>
-        </w:rPr>
-        <w:t>ACM Transactions on Software Engineering and Methodology</w:t>
-      </w:r>
-      <w:r>
-        <w:t>.</w:t>
+        <w:t xml:space="preserve">Geng, T., Xu, Z., Qu, Y. and Wong, W.E., 2026. Prompt injection attacks on large language models: A survey of attack methods, root causes, and defense strategies. </w:t>
+      </w:r>
+      <w:r>
+        <w:rPr>
+          <w:i/>
+          <w:iCs/>
+        </w:rPr>
+        <w:t>Computers, Materials &amp; Continua</w:t>
+      </w:r>
+      <w:r>
+        <w:t xml:space="preserve">, </w:t>
+      </w:r>
+      <w:r>
+        <w:rPr>
+          <w:i/>
+          <w:iCs/>
+        </w:rPr>
+        <w:t>87</w:t>
+      </w:r>
+      <w:r>
+        <w:t>(1), p.4.</w:t>
       </w:r>
     </w:p>
     <w:p>
@@ -184,49 +216,27 @@
           <w:numId w:val="1"/>
         </w:numPr>
       </w:pPr>
+      <w:r>
+        <w:t xml:space="preserve">He, Z., Li, Z., Yang, S., Ye, H., Qiao, A., Zhang, X., Luo, X. and Chen, T., 2024. Large language models for blockchain security: A systematic literature review. </w:t>
+      </w:r>
       <w:proofErr w:type="spellStart"/>
       <w:r>
-        <w:t>Feretzakis</w:t>
+        <w:rPr>
+          <w:i/>
+          <w:iCs/>
+        </w:rPr>
+        <w:t>arXiv</w:t>
       </w:r>
       <w:proofErr w:type="spellEnd"/>
       <w:r>
-        <w:t xml:space="preserve">, G., Papaspyridis, K., </w:t>
-      </w:r>
-      <w:proofErr w:type="spellStart"/>
-      <w:r>
-        <w:t>Gkoulalas-Divanis</w:t>
-      </w:r>
-      <w:proofErr w:type="spellEnd"/>
-      <w:r>
-        <w:t xml:space="preserve">, A. and </w:t>
-      </w:r>
-      <w:proofErr w:type="spellStart"/>
-      <w:r>
-        <w:t>Verykios</w:t>
-      </w:r>
-      <w:proofErr w:type="spellEnd"/>
-      <w:r>
-        <w:t xml:space="preserve">, V.S., 2024. Privacy-preserving techniques in generative AI and large language models: A narrative review. </w:t>
-      </w:r>
-      <w:r>
-        <w:rPr>
-          <w:i/>
-          <w:iCs/>
-        </w:rPr>
-        <w:t>Information</w:t>
-      </w:r>
-      <w:r>
-        <w:t xml:space="preserve">, </w:t>
-      </w:r>
-      <w:r>
-        <w:rPr>
-          <w:i/>
-          <w:iCs/>
-        </w:rPr>
-        <w:t>15</w:t>
-      </w:r>
-      <w:r>
-        <w:t>(11), p.697.</w:t>
+        <w:rPr>
+          <w:i/>
+          <w:iCs/>
+        </w:rPr>
+        <w:t xml:space="preserve"> preprint arXiv:2403.14280</w:t>
+      </w:r>
+      <w:r>
+        <w:t>.</w:t>
       </w:r>
     </w:p>
     <w:p>
@@ -238,22 +248,14 @@
         </w:numPr>
       </w:pPr>
       <w:r>
-        <w:t xml:space="preserve">Zhang, D., </w:t>
-      </w:r>
-      <w:proofErr w:type="spellStart"/>
-      <w:r>
-        <w:t>Finckenberg</w:t>
-      </w:r>
-      <w:proofErr w:type="spellEnd"/>
-      <w:r>
-        <w:t xml:space="preserve">-Broman, P., Hoang, T., Pan, S., Xing, Z., Staples, M. and Xu, X., 2025. Right to be forgotten in the era of large language models: Implications, challenges, and solutions. </w:t>
-      </w:r>
-      <w:r>
-        <w:rPr>
-          <w:i/>
-          <w:iCs/>
-        </w:rPr>
-        <w:t>AI and Ethics</w:t>
+        <w:t xml:space="preserve">Li, M.Q. and Fung, B.C., 2025. Security concerns for large language models: A survey. </w:t>
+      </w:r>
+      <w:r>
+        <w:rPr>
+          <w:i/>
+          <w:iCs/>
+        </w:rPr>
+        <w:t>Journal of Information Security and Applications</w:t>
       </w:r>
       <w:r>
         <w:t xml:space="preserve">, </w:t>
@@ -263,10 +265,10 @@
           <w:i/>
           <w:iCs/>
         </w:rPr>
-        <w:t>5</w:t>
-      </w:r>
-      <w:r>
-        <w:t>(3), pp.2445-2454.</w:t>
+        <w:t>95</w:t>
+      </w:r>
+      <w:r>
+        <w:t>, p.104284.</w:t>
       </w:r>
     </w:p>
     <w:p>
@@ -278,14 +280,14 @@
         </w:numPr>
       </w:pPr>
       <w:r>
-        <w:t xml:space="preserve">Chen, K., Zhou, X., Lin, Y., Feng, S., Shen, L. and Wu, P., 2025. A survey on privacy risks and protection in large language models. </w:t>
-      </w:r>
-      <w:r>
-        <w:rPr>
-          <w:i/>
-          <w:iCs/>
-        </w:rPr>
-        <w:t>Journal of King Saud University Computer and Information Sciences</w:t>
+        <w:t xml:space="preserve">Wang, S., Zhu, T., Liu, B., Ding, M., Ye, D., Zhou, W. and Yu, P., 2025. Unique security and privacy threats of large language models: A comprehensive survey. </w:t>
+      </w:r>
+      <w:r>
+        <w:rPr>
+          <w:i/>
+          <w:iCs/>
+        </w:rPr>
+        <w:t>ACM Computing Surveys</w:t>
       </w:r>
       <w:r>
         <w:t xml:space="preserve">, </w:t>
@@ -295,10 +297,10 @@
           <w:i/>
           <w:iCs/>
         </w:rPr>
-        <w:t>37</w:t>
-      </w:r>
-      <w:r>
-        <w:t>(7), p.163.</w:t>
+        <w:t>58</w:t>
+      </w:r>
+      <w:r>
+        <w:t>(4), pp.1-36.</w:t>
       </w:r>
     </w:p>
     <w:p>
@@ -310,27 +312,17 @@
         </w:numPr>
       </w:pPr>
       <w:r>
-        <w:t xml:space="preserve">Geng, T., Xu, Z., Qu, Y. and Wong, W.E., 2026. Prompt injection attacks on large language models: A survey of attack methods, root causes, and defense strategies. </w:t>
-      </w:r>
-      <w:r>
-        <w:rPr>
-          <w:i/>
-          <w:iCs/>
-        </w:rPr>
-        <w:t>Computers, Materials &amp; Continua</w:t>
-      </w:r>
-      <w:r>
-        <w:t xml:space="preserve">, </w:t>
-      </w:r>
-      <w:r>
-        <w:rPr>
-          <w:i/>
-          <w:iCs/>
-        </w:rPr>
-        <w:t>87</w:t>
-      </w:r>
-      <w:r>
-        <w:t>(1), p.4.</w:t>
+        <w:t xml:space="preserve">Xu, H., Wang, S., Li, N., Wang, K., Zhao, Y., Chen, K., Yu, T., Liu, Y. and Wang, H., 2025. Large language models for cyber security: A systematic literature review. </w:t>
+      </w:r>
+      <w:r>
+        <w:rPr>
+          <w:i/>
+          <w:iCs/>
+        </w:rPr>
+        <w:t>ACM Transactions on Software Engineering and Methodology</w:t>
+      </w:r>
+      <w:r>
+        <w:t>.</w:t>
       </w:r>
     </w:p>
     <w:p>
@@ -342,14 +334,30 @@
         </w:numPr>
       </w:pPr>
       <w:r>
-        <w:t xml:space="preserve">Geng, T., Xu, Z., Qu, Y. and Wong, W.E., 2026. Prompt injection attacks on large language models: A survey of attack methods, root causes, and defense strategies. </w:t>
-      </w:r>
-      <w:r>
-        <w:rPr>
-          <w:i/>
-          <w:iCs/>
-        </w:rPr>
-        <w:t>Computers, Materials &amp; Continua</w:t>
+        <w:t xml:space="preserve">Zhang, D., </w:t>
+      </w:r>
+      <w:proofErr w:type="spellStart"/>
+      <w:r>
+        <w:t>Finckenberg</w:t>
+      </w:r>
+      <w:proofErr w:type="spellEnd"/>
+      <w:r>
+        <w:t xml:space="preserve">-Broman, P., Hoang, T., Pan, S., Xing, Z., Staples, M. and </w:t>
+      </w:r>
+      <w:proofErr w:type="gramStart"/>
+      <w:r>
+        <w:t>Xu, X.</w:t>
+      </w:r>
+      <w:proofErr w:type="gramEnd"/>
+      <w:r>
+        <w:t xml:space="preserve">, 2025. Right to be forgotten in the era of large language models: Implications, challenges, and solutions. </w:t>
+      </w:r>
+      <w:r>
+        <w:rPr>
+          <w:i/>
+          <w:iCs/>
+        </w:rPr>
+        <w:t>AI and Ethics</w:t>
       </w:r>
       <w:r>
         <w:t xml:space="preserve">, </w:t>
@@ -359,10 +367,10 @@
           <w:i/>
           <w:iCs/>
         </w:rPr>
-        <w:t>87</w:t>
-      </w:r>
-      <w:r>
-        <w:t>(1), p.4.</w:t>
+        <w:t>5</w:t>
+      </w:r>
+      <w:r>
+        <w:t>(3), pp.2445-2454.</w:t>
       </w:r>
     </w:p>
     <w:sectPr>

--- a/Paper URL GOOGLE SCHOLAR.docx
+++ b/Paper URL GOOGLE SCHOLAR.docx
@@ -342,15 +342,7 @@
       </w:r>
       <w:proofErr w:type="spellEnd"/>
       <w:r>
-        <w:t xml:space="preserve">-Broman, P., Hoang, T., Pan, S., Xing, Z., Staples, M. and </w:t>
-      </w:r>
-      <w:proofErr w:type="gramStart"/>
-      <w:r>
-        <w:t>Xu, X.</w:t>
-      </w:r>
-      <w:proofErr w:type="gramEnd"/>
-      <w:r>
-        <w:t xml:space="preserve">, 2025. Right to be forgotten in the era of large language models: Implications, challenges, and solutions. </w:t>
+        <w:t xml:space="preserve">-Broman, P., Hoang, T., Pan, S., Xing, Z., Staples, M. and Xu, X., 2025. Right to be forgotten in the era of large language models: Implications, challenges, and solutions. </w:t>
       </w:r>
       <w:r>
         <w:rPr>
@@ -371,6 +363,42 @@
       </w:r>
       <w:r>
         <w:t>(3), pp.2445-2454.</w:t>
+      </w:r>
+    </w:p>
+    <w:p>
+      <w:pPr>
+        <w:pStyle w:val="ListParagraph"/>
+        <w:numPr>
+          <w:ilvl w:val="0"/>
+          <w:numId w:val="1"/>
+        </w:numPr>
+      </w:pPr>
+      <w:r>
+        <w:t xml:space="preserve">Ye, P., Ren, H., Li, Z., Yan, A., Yan, H., Wang, S. and Li, J., 2026. Securing large language models: A survey of watermarking and fingerprinting techniques. </w:t>
+      </w:r>
+      <w:r>
+        <w:rPr>
+          <w:i/>
+          <w:iCs/>
+        </w:rPr>
+        <w:t>ACM Computing Surveys</w:t>
+      </w:r>
+      <w:r>
+        <w:t xml:space="preserve">, </w:t>
+      </w:r>
+      <w:r>
+        <w:rPr>
+          <w:i/>
+          <w:iCs/>
+        </w:rPr>
+        <w:t>58</w:t>
+      </w:r>
+      <w:r>
+        <w:t>(7), pp.1-</w:t>
+      </w:r>
+      <w:r>
+        <w:lastRenderedPageBreak/>
+        <w:t>35.</w:t>
       </w:r>
     </w:p>
     <w:sectPr>

--- a/Paper URL GOOGLE SCHOLAR.docx
+++ b/Paper URL GOOGLE SCHOLAR.docx
@@ -5,27 +5,34 @@
     <w:p>
       <w:pPr>
         <w:pStyle w:val="ListParagraph"/>
-      </w:pPr>
-    </w:p>
-    <w:p>
-      <w:pPr>
-        <w:pStyle w:val="ListParagraph"/>
-      </w:pPr>
-    </w:p>
-    <w:p>
-      <w:pPr>
-        <w:pStyle w:val="ListParagraph"/>
-      </w:pPr>
-    </w:p>
-    <w:p>
-      <w:pPr>
-        <w:pStyle w:val="ListParagraph"/>
-      </w:pPr>
-    </w:p>
-    <w:p>
-      <w:pPr>
-        <w:pStyle w:val="ListParagraph"/>
-      </w:pPr>
+        <w:numPr>
+          <w:ilvl w:val="0"/>
+          <w:numId w:val="1"/>
+        </w:numPr>
+      </w:pPr>
+      <w:r>
+        <w:t xml:space="preserve">Alqahtani, H. and Kumar, G., 2026. Large Language Models for Cybersecurity Intelligence: A Systematic Review of Emerging Threats, Defensive Capabilities, and Security Evaluation Frameworks. </w:t>
+      </w:r>
+      <w:r>
+        <w:rPr>
+          <w:i/>
+          <w:iCs/>
+        </w:rPr>
+        <w:t>Computers, Materials &amp; Continua</w:t>
+      </w:r>
+      <w:r>
+        <w:t xml:space="preserve">, </w:t>
+      </w:r>
+      <w:r>
+        <w:rPr>
+          <w:i/>
+          <w:iCs/>
+        </w:rPr>
+        <w:t>87</w:t>
+      </w:r>
+      <w:r>
+        <w:t>(3).</w:t>
+      </w:r>
     </w:p>
     <w:p>
       <w:pPr>
@@ -36,14 +43,14 @@
         </w:numPr>
       </w:pPr>
       <w:r>
-        <w:t xml:space="preserve">Alqahtani, H. and Kumar, G., 2026. Large Language Models for Cybersecurity Intelligence: A Systematic Review of Emerging Threats, Defensive Capabilities, and Security Evaluation Frameworks. </w:t>
-      </w:r>
-      <w:r>
-        <w:rPr>
-          <w:i/>
-          <w:iCs/>
-        </w:rPr>
-        <w:t>Computers, Materials &amp; Continua</w:t>
+        <w:t xml:space="preserve">Chen, K., Zhou, X., Lin, Y., Feng, S., Shen, L. and Wu, P., 2025. A survey on privacy risks and protection in large language models. </w:t>
+      </w:r>
+      <w:r>
+        <w:rPr>
+          <w:i/>
+          <w:iCs/>
+        </w:rPr>
+        <w:t>Journal of King Saud University Computer and Information Sciences</w:t>
       </w:r>
       <w:r>
         <w:t xml:space="preserve">, </w:t>
@@ -53,10 +60,10 @@
           <w:i/>
           <w:iCs/>
         </w:rPr>
-        <w:t>87</w:t>
-      </w:r>
-      <w:r>
-        <w:t>(3).</w:t>
+        <w:t>37</w:t>
+      </w:r>
+      <w:r>
+        <w:t>(7), p.163.</w:t>
       </w:r>
     </w:p>
     <w:p>
@@ -68,14 +75,14 @@
         </w:numPr>
       </w:pPr>
       <w:r>
-        <w:t xml:space="preserve">Chen, K., Zhou, X., Lin, Y., Feng, S., Shen, L. and Wu, P., 2025. A survey on privacy risks and protection in large language models. </w:t>
-      </w:r>
-      <w:r>
-        <w:rPr>
-          <w:i/>
-          <w:iCs/>
-        </w:rPr>
-        <w:t>Journal of King Saud University Computer and Information Sciences</w:t>
+        <w:t xml:space="preserve">Das, B.C., Amini, M.H. and Wu, Y., 2025. Security and privacy challenges of large language models: A survey. </w:t>
+      </w:r>
+      <w:r>
+        <w:rPr>
+          <w:i/>
+          <w:iCs/>
+        </w:rPr>
+        <w:t>ACM Computing Surveys</w:t>
       </w:r>
       <w:r>
         <w:t xml:space="preserve">, </w:t>
@@ -85,10 +92,10 @@
           <w:i/>
           <w:iCs/>
         </w:rPr>
-        <w:t>37</w:t>
-      </w:r>
-      <w:r>
-        <w:t>(7), p.163.</w:t>
+        <w:t>57</w:t>
+      </w:r>
+      <w:r>
+        <w:t>(6), pp.1-39.</w:t>
       </w:r>
     </w:p>
     <w:p>
@@ -99,15 +106,36 @@
           <w:numId w:val="1"/>
         </w:numPr>
       </w:pPr>
-      <w:r>
-        <w:t xml:space="preserve">Das, B.C., Amini, M.H. and Wu, Y., 2025. Security and privacy challenges of large language models: A survey. </w:t>
-      </w:r>
-      <w:r>
-        <w:rPr>
-          <w:i/>
-          <w:iCs/>
-        </w:rPr>
-        <w:t>ACM Computing Surveys</w:t>
+      <w:proofErr w:type="spellStart"/>
+      <w:r>
+        <w:t>Feretzakis</w:t>
+      </w:r>
+      <w:proofErr w:type="spellEnd"/>
+      <w:r>
+        <w:t xml:space="preserve">, G., Papaspyridis, K., </w:t>
+      </w:r>
+      <w:proofErr w:type="spellStart"/>
+      <w:r>
+        <w:t>Gkoulalas-Divanis</w:t>
+      </w:r>
+      <w:proofErr w:type="spellEnd"/>
+      <w:r>
+        <w:t xml:space="preserve">, A. and </w:t>
+      </w:r>
+      <w:proofErr w:type="spellStart"/>
+      <w:r>
+        <w:t>Verykios</w:t>
+      </w:r>
+      <w:proofErr w:type="spellEnd"/>
+      <w:r>
+        <w:t xml:space="preserve">, V.S., 2024. Privacy-preserving techniques in generative AI and large language models: A narrative review. </w:t>
+      </w:r>
+      <w:r>
+        <w:rPr>
+          <w:i/>
+          <w:iCs/>
+        </w:rPr>
+        <w:t>Information</w:t>
       </w:r>
       <w:r>
         <w:t xml:space="preserve">, </w:t>
@@ -117,10 +145,10 @@
           <w:i/>
           <w:iCs/>
         </w:rPr>
-        <w:t>57</w:t>
-      </w:r>
-      <w:r>
-        <w:t>(6), pp.1-39.</w:t>
+        <w:t>15</w:t>
+      </w:r>
+      <w:r>
+        <w:t>(11), p.697.</w:t>
       </w:r>
     </w:p>
     <w:p>
@@ -131,36 +159,15 @@
           <w:numId w:val="1"/>
         </w:numPr>
       </w:pPr>
-      <w:proofErr w:type="spellStart"/>
-      <w:r>
-        <w:t>Feretzakis</w:t>
-      </w:r>
-      <w:proofErr w:type="spellEnd"/>
-      <w:r>
-        <w:t xml:space="preserve">, G., Papaspyridis, K., </w:t>
-      </w:r>
-      <w:proofErr w:type="spellStart"/>
-      <w:r>
-        <w:t>Gkoulalas-Divanis</w:t>
-      </w:r>
-      <w:proofErr w:type="spellEnd"/>
-      <w:r>
-        <w:t xml:space="preserve">, A. and </w:t>
-      </w:r>
-      <w:proofErr w:type="spellStart"/>
-      <w:r>
-        <w:t>Verykios</w:t>
-      </w:r>
-      <w:proofErr w:type="spellEnd"/>
-      <w:r>
-        <w:t xml:space="preserve">, V.S., 2024. Privacy-preserving techniques in generative AI and large language models: A narrative review. </w:t>
-      </w:r>
-      <w:r>
-        <w:rPr>
-          <w:i/>
-          <w:iCs/>
-        </w:rPr>
-        <w:t>Information</w:t>
+      <w:r>
+        <w:t xml:space="preserve">Geng, T., Xu, Z., Qu, Y. and Wong, W.E., 2026. Prompt injection attacks on large language models: A survey of attack methods, root causes, and defense strategies. </w:t>
+      </w:r>
+      <w:r>
+        <w:rPr>
+          <w:i/>
+          <w:iCs/>
+        </w:rPr>
+        <w:t>Computers, Materials &amp; Continua</w:t>
       </w:r>
       <w:r>
         <w:t xml:space="preserve">, </w:t>
@@ -170,10 +177,10 @@
           <w:i/>
           <w:iCs/>
         </w:rPr>
-        <w:t>15</w:t>
-      </w:r>
-      <w:r>
-        <w:t>(11), p.697.</w:t>
+        <w:t>87</w:t>
+      </w:r>
+      <w:r>
+        <w:t>(1), p.4.</w:t>
       </w:r>
     </w:p>
     <w:p>
@@ -185,27 +192,26 @@
         </w:numPr>
       </w:pPr>
       <w:r>
-        <w:t xml:space="preserve">Geng, T., Xu, Z., Qu, Y. and Wong, W.E., 2026. Prompt injection attacks on large language models: A survey of attack methods, root causes, and defense strategies. </w:t>
-      </w:r>
-      <w:r>
-        <w:rPr>
-          <w:i/>
-          <w:iCs/>
-        </w:rPr>
-        <w:t>Computers, Materials &amp; Continua</w:t>
-      </w:r>
-      <w:r>
-        <w:t xml:space="preserve">, </w:t>
-      </w:r>
-      <w:r>
-        <w:rPr>
-          <w:i/>
-          <w:iCs/>
-        </w:rPr>
-        <w:t>87</w:t>
-      </w:r>
-      <w:r>
-        <w:t>(1), p.4.</w:t>
+        <w:t xml:space="preserve">He, Z., Li, Z., Yang, S., Ye, H., Qiao, A., Zhang, X., Luo, X. and Chen, T., 2024. Large language models for blockchain security: A systematic literature review. </w:t>
+      </w:r>
+      <w:proofErr w:type="spellStart"/>
+      <w:r>
+        <w:rPr>
+          <w:i/>
+          <w:iCs/>
+        </w:rPr>
+        <w:t>arXiv</w:t>
+      </w:r>
+      <w:proofErr w:type="spellEnd"/>
+      <w:r>
+        <w:rPr>
+          <w:i/>
+          <w:iCs/>
+        </w:rPr>
+        <w:t xml:space="preserve"> preprint arXiv:2403.14280</w:t>
+      </w:r>
+      <w:r>
+        <w:t>.</w:t>
       </w:r>
     </w:p>
     <w:p>
@@ -217,26 +223,27 @@
         </w:numPr>
       </w:pPr>
       <w:r>
-        <w:t xml:space="preserve">He, Z., Li, Z., Yang, S., Ye, H., Qiao, A., Zhang, X., Luo, X. and Chen, T., 2024. Large language models for blockchain security: A systematic literature review. </w:t>
-      </w:r>
-      <w:proofErr w:type="spellStart"/>
-      <w:r>
-        <w:rPr>
-          <w:i/>
-          <w:iCs/>
-        </w:rPr>
-        <w:t>arXiv</w:t>
-      </w:r>
-      <w:proofErr w:type="spellEnd"/>
-      <w:r>
-        <w:rPr>
-          <w:i/>
-          <w:iCs/>
-        </w:rPr>
-        <w:t xml:space="preserve"> preprint arXiv:2403.14280</w:t>
-      </w:r>
-      <w:r>
-        <w:t>.</w:t>
+        <w:t xml:space="preserve">Li, M.Q. and Fung, B.C., 2025. Security concerns for large language models: A survey. </w:t>
+      </w:r>
+      <w:r>
+        <w:rPr>
+          <w:i/>
+          <w:iCs/>
+        </w:rPr>
+        <w:t>Journal of Information Security and Applications</w:t>
+      </w:r>
+      <w:r>
+        <w:t xml:space="preserve">, </w:t>
+      </w:r>
+      <w:r>
+        <w:rPr>
+          <w:i/>
+          <w:iCs/>
+        </w:rPr>
+        <w:t>95</w:t>
+      </w:r>
+      <w:r>
+        <w:t>, p.104284.</w:t>
       </w:r>
     </w:p>
     <w:p>
@@ -248,14 +255,14 @@
         </w:numPr>
       </w:pPr>
       <w:r>
-        <w:t xml:space="preserve">Li, M.Q. and Fung, B.C., 2025. Security concerns for large language models: A survey. </w:t>
-      </w:r>
-      <w:r>
-        <w:rPr>
-          <w:i/>
-          <w:iCs/>
-        </w:rPr>
-        <w:t>Journal of Information Security and Applications</w:t>
+        <w:t xml:space="preserve">Wang, S., Zhu, T., Liu, B., Ding, M., Ye, D., Zhou, W. and Yu, P., 2025. Unique security and privacy threats of large language models: A comprehensive survey. </w:t>
+      </w:r>
+      <w:r>
+        <w:rPr>
+          <w:i/>
+          <w:iCs/>
+        </w:rPr>
+        <w:t>ACM Computing Surveys</w:t>
       </w:r>
       <w:r>
         <w:t xml:space="preserve">, </w:t>
@@ -265,10 +272,10 @@
           <w:i/>
           <w:iCs/>
         </w:rPr>
-        <w:t>95</w:t>
-      </w:r>
-      <w:r>
-        <w:t>, p.104284.</w:t>
+        <w:t>58</w:t>
+      </w:r>
+      <w:r>
+        <w:t>(4), pp.1-36.</w:t>
       </w:r>
     </w:p>
     <w:p>
@@ -280,27 +287,17 @@
         </w:numPr>
       </w:pPr>
       <w:r>
-        <w:t xml:space="preserve">Wang, S., Zhu, T., Liu, B., Ding, M., Ye, D., Zhou, W. and Yu, P., 2025. Unique security and privacy threats of large language models: A comprehensive survey. </w:t>
-      </w:r>
-      <w:r>
-        <w:rPr>
-          <w:i/>
-          <w:iCs/>
-        </w:rPr>
-        <w:t>ACM Computing Surveys</w:t>
-      </w:r>
-      <w:r>
-        <w:t xml:space="preserve">, </w:t>
-      </w:r>
-      <w:r>
-        <w:rPr>
-          <w:i/>
-          <w:iCs/>
-        </w:rPr>
-        <w:t>58</w:t>
-      </w:r>
-      <w:r>
-        <w:t>(4), pp.1-36.</w:t>
+        <w:t xml:space="preserve">Xu, H., Wang, S., Li, N., Wang, K., Zhao, Y., Chen, K., Yu, T., Liu, Y. and Wang, H., 2025. Large language models for cyber security: A systematic literature review. </w:t>
+      </w:r>
+      <w:r>
+        <w:rPr>
+          <w:i/>
+          <w:iCs/>
+        </w:rPr>
+        <w:t>ACM Transactions on Software Engineering and Methodology</w:t>
+      </w:r>
+      <w:r>
+        <w:t>.</w:t>
       </w:r>
     </w:p>
     <w:p>
@@ -312,17 +309,27 @@
         </w:numPr>
       </w:pPr>
       <w:r>
-        <w:t xml:space="preserve">Xu, H., Wang, S., Li, N., Wang, K., Zhao, Y., Chen, K., Yu, T., Liu, Y. and Wang, H., 2025. Large language models for cyber security: A systematic literature review. </w:t>
-      </w:r>
-      <w:r>
-        <w:rPr>
-          <w:i/>
-          <w:iCs/>
-        </w:rPr>
-        <w:t>ACM Transactions on Software Engineering and Methodology</w:t>
-      </w:r>
-      <w:r>
-        <w:t>.</w:t>
+        <w:t xml:space="preserve">Ye, P., Ren, H., Li, Z., Yan, A., Yan, H., Wang, S. and Li, J., 2026. Securing large language models: A survey of watermarking and fingerprinting techniques. </w:t>
+      </w:r>
+      <w:r>
+        <w:rPr>
+          <w:i/>
+          <w:iCs/>
+        </w:rPr>
+        <w:t>ACM Computing Surveys</w:t>
+      </w:r>
+      <w:r>
+        <w:t xml:space="preserve">, </w:t>
+      </w:r>
+      <w:r>
+        <w:rPr>
+          <w:i/>
+          <w:iCs/>
+        </w:rPr>
+        <w:t>58</w:t>
+      </w:r>
+      <w:r>
+        <w:t>(7), pp.1-35.</w:t>
       </w:r>
     </w:p>
     <w:p>
@@ -342,7 +349,15 @@
       </w:r>
       <w:proofErr w:type="spellEnd"/>
       <w:r>
-        <w:t xml:space="preserve">-Broman, P., Hoang, T., Pan, S., Xing, Z., Staples, M. and Xu, X., 2025. Right to be forgotten in the era of large language models: Implications, challenges, and solutions. </w:t>
+        <w:t xml:space="preserve">-Broman, P., Hoang, T., Pan, S., Xing, Z., Staples, M. and </w:t>
+      </w:r>
+      <w:proofErr w:type="gramStart"/>
+      <w:r>
+        <w:t>Xu, X.</w:t>
+      </w:r>
+      <w:proofErr w:type="gramEnd"/>
+      <w:r>
+        <w:t xml:space="preserve">, 2025. Right to be forgotten in the era of large language models: Implications, challenges, and solutions. </w:t>
       </w:r>
       <w:r>
         <w:rPr>
@@ -363,42 +378,6 @@
       </w:r>
       <w:r>
         <w:t>(3), pp.2445-2454.</w:t>
-      </w:r>
-    </w:p>
-    <w:p>
-      <w:pPr>
-        <w:pStyle w:val="ListParagraph"/>
-        <w:numPr>
-          <w:ilvl w:val="0"/>
-          <w:numId w:val="1"/>
-        </w:numPr>
-      </w:pPr>
-      <w:r>
-        <w:t xml:space="preserve">Ye, P., Ren, H., Li, Z., Yan, A., Yan, H., Wang, S. and Li, J., 2026. Securing large language models: A survey of watermarking and fingerprinting techniques. </w:t>
-      </w:r>
-      <w:r>
-        <w:rPr>
-          <w:i/>
-          <w:iCs/>
-        </w:rPr>
-        <w:t>ACM Computing Surveys</w:t>
-      </w:r>
-      <w:r>
-        <w:t xml:space="preserve">, </w:t>
-      </w:r>
-      <w:r>
-        <w:rPr>
-          <w:i/>
-          <w:iCs/>
-        </w:rPr>
-        <w:t>58</w:t>
-      </w:r>
-      <w:r>
-        <w:t>(7), pp.1-</w:t>
-      </w:r>
-      <w:r>
-        <w:lastRenderedPageBreak/>
-        <w:t>35.</w:t>
       </w:r>
     </w:p>
     <w:sectPr>

--- a/Paper URL GOOGLE SCHOLAR.docx
+++ b/Paper URL GOOGLE SCHOLAR.docx
@@ -349,15 +349,7 @@
       </w:r>
       <w:proofErr w:type="spellEnd"/>
       <w:r>
-        <w:t xml:space="preserve">-Broman, P., Hoang, T., Pan, S., Xing, Z., Staples, M. and </w:t>
-      </w:r>
-      <w:proofErr w:type="gramStart"/>
-      <w:r>
-        <w:t>Xu, X.</w:t>
-      </w:r>
-      <w:proofErr w:type="gramEnd"/>
-      <w:r>
-        <w:t xml:space="preserve">, 2025. Right to be forgotten in the era of large language models: Implications, challenges, and solutions. </w:t>
+        <w:t xml:space="preserve">-Broman, P., Hoang, T., Pan, S., Xing, Z., Staples, M. and Xu, X., 2025. Right to be forgotten in the era of large language models: Implications, challenges, and solutions. </w:t>
       </w:r>
       <w:r>
         <w:rPr>
@@ -378,6 +370,67 @@
       </w:r>
       <w:r>
         <w:t>(3), pp.2445-2454.</w:t>
+      </w:r>
+    </w:p>
+    <w:p>
+      <w:pPr>
+        <w:pStyle w:val="ListParagraph"/>
+        <w:numPr>
+          <w:ilvl w:val="0"/>
+          <w:numId w:val="1"/>
+        </w:numPr>
+      </w:pPr>
+      <w:proofErr w:type="spellStart"/>
+      <w:r>
+        <w:t>Sarhaddi</w:t>
+      </w:r>
+      <w:proofErr w:type="spellEnd"/>
+      <w:r>
+        <w:t xml:space="preserve">, F., Nguyen, N.T., Zuniga, A., Khan, M., Hui, P., </w:t>
+      </w:r>
+      <w:proofErr w:type="spellStart"/>
+      <w:r>
+        <w:t>Tarkoma</w:t>
+      </w:r>
+      <w:proofErr w:type="spellEnd"/>
+      <w:r>
+        <w:t xml:space="preserve">, S., Flores, H. and Nurmi, P., 2026. </w:t>
+      </w:r>
+      <w:proofErr w:type="spellStart"/>
+      <w:r>
+        <w:t>Llms</w:t>
+      </w:r>
+      <w:proofErr w:type="spellEnd"/>
+      <w:r>
+        <w:t xml:space="preserve"> and </w:t>
+      </w:r>
+      <w:proofErr w:type="spellStart"/>
+      <w:r>
+        <w:t>iot</w:t>
+      </w:r>
+      <w:proofErr w:type="spellEnd"/>
+      <w:r>
+        <w:t xml:space="preserve">: A comprehensive survey on large language models and the internet of things. </w:t>
+      </w:r>
+      <w:r>
+        <w:rPr>
+          <w:i/>
+          <w:iCs/>
+        </w:rPr>
+        <w:t>IEEE Open Journal of the Communications Society</w:t>
+      </w:r>
+      <w:r>
+        <w:t xml:space="preserve">, </w:t>
+      </w:r>
+      <w:r>
+        <w:rPr>
+          <w:i/>
+          <w:iCs/>
+        </w:rPr>
+        <w:t>7</w:t>
+      </w:r>
+      <w:r>
+        <w:t>, pp.3585-3616.</w:t>
       </w:r>
     </w:p>
     <w:sectPr>

--- a/Paper URL GOOGLE SCHOLAR.docx
+++ b/Paper URL GOOGLE SCHOLAR.docx
@@ -254,15 +254,44 @@
           <w:numId w:val="1"/>
         </w:numPr>
       </w:pPr>
-      <w:r>
-        <w:t xml:space="preserve">Wang, S., Zhu, T., Liu, B., Ding, M., Ye, D., Zhou, W. and Yu, P., 2025. Unique security and privacy threats of large language models: A comprehensive survey. </w:t>
-      </w:r>
-      <w:r>
-        <w:rPr>
-          <w:i/>
-          <w:iCs/>
-        </w:rPr>
-        <w:t>ACM Computing Surveys</w:t>
+      <w:proofErr w:type="spellStart"/>
+      <w:r>
+        <w:t>Sarhaddi</w:t>
+      </w:r>
+      <w:proofErr w:type="spellEnd"/>
+      <w:r>
+        <w:t xml:space="preserve">, F., Nguyen, N.T., Zuniga, A., Khan, M., Hui, P., </w:t>
+      </w:r>
+      <w:proofErr w:type="spellStart"/>
+      <w:r>
+        <w:t>Tarkoma</w:t>
+      </w:r>
+      <w:proofErr w:type="spellEnd"/>
+      <w:r>
+        <w:t xml:space="preserve">, S., Flores, H. and Nurmi, P., 2026. </w:t>
+      </w:r>
+      <w:proofErr w:type="spellStart"/>
+      <w:r>
+        <w:t>Llms</w:t>
+      </w:r>
+      <w:proofErr w:type="spellEnd"/>
+      <w:r>
+        <w:t xml:space="preserve"> and </w:t>
+      </w:r>
+      <w:proofErr w:type="spellStart"/>
+      <w:r>
+        <w:t>iot</w:t>
+      </w:r>
+      <w:proofErr w:type="spellEnd"/>
+      <w:r>
+        <w:t xml:space="preserve">: A comprehensive survey on large language models and the internet of things. </w:t>
+      </w:r>
+      <w:r>
+        <w:rPr>
+          <w:i/>
+          <w:iCs/>
+        </w:rPr>
+        <w:t>IEEE Open Journal of the Communications Society</w:t>
       </w:r>
       <w:r>
         <w:t xml:space="preserve">, </w:t>
@@ -272,10 +301,10 @@
           <w:i/>
           <w:iCs/>
         </w:rPr>
-        <w:t>58</w:t>
-      </w:r>
-      <w:r>
-        <w:t>(4), pp.1-36.</w:t>
+        <w:t>7</w:t>
+      </w:r>
+      <w:r>
+        <w:t>, pp.3585-3616.</w:t>
       </w:r>
     </w:p>
     <w:p>
@@ -287,17 +316,27 @@
         </w:numPr>
       </w:pPr>
       <w:r>
-        <w:t xml:space="preserve">Xu, H., Wang, S., Li, N., Wang, K., Zhao, Y., Chen, K., Yu, T., Liu, Y. and Wang, H., 2025. Large language models for cyber security: A systematic literature review. </w:t>
-      </w:r>
-      <w:r>
-        <w:rPr>
-          <w:i/>
-          <w:iCs/>
-        </w:rPr>
-        <w:t>ACM Transactions on Software Engineering and Methodology</w:t>
-      </w:r>
-      <w:r>
-        <w:t>.</w:t>
+        <w:t xml:space="preserve">Wang, S., Zhu, T., Liu, B., Ding, M., Ye, D., Zhou, W. and Yu, P., 2025. Unique security and privacy threats of large language models: A comprehensive survey. </w:t>
+      </w:r>
+      <w:r>
+        <w:rPr>
+          <w:i/>
+          <w:iCs/>
+        </w:rPr>
+        <w:t>ACM Computing Surveys</w:t>
+      </w:r>
+      <w:r>
+        <w:t xml:space="preserve">, </w:t>
+      </w:r>
+      <w:r>
+        <w:rPr>
+          <w:i/>
+          <w:iCs/>
+        </w:rPr>
+        <w:t>58</w:t>
+      </w:r>
+      <w:r>
+        <w:t>(4), pp.1-36.</w:t>
       </w:r>
     </w:p>
     <w:p>
@@ -309,27 +348,17 @@
         </w:numPr>
       </w:pPr>
       <w:r>
-        <w:t xml:space="preserve">Ye, P., Ren, H., Li, Z., Yan, A., Yan, H., Wang, S. and Li, J., 2026. Securing large language models: A survey of watermarking and fingerprinting techniques. </w:t>
-      </w:r>
-      <w:r>
-        <w:rPr>
-          <w:i/>
-          <w:iCs/>
-        </w:rPr>
-        <w:t>ACM Computing Surveys</w:t>
-      </w:r>
-      <w:r>
-        <w:t xml:space="preserve">, </w:t>
-      </w:r>
-      <w:r>
-        <w:rPr>
-          <w:i/>
-          <w:iCs/>
-        </w:rPr>
-        <w:t>58</w:t>
-      </w:r>
-      <w:r>
-        <w:t>(7), pp.1-35.</w:t>
+        <w:t xml:space="preserve">Xu, H., Wang, S., Li, N., Wang, K., Zhao, Y., Chen, K., Yu, T., Liu, Y. and Wang, H., 2025. Large language models for cyber security: A systematic literature review. </w:t>
+      </w:r>
+      <w:r>
+        <w:rPr>
+          <w:i/>
+          <w:iCs/>
+        </w:rPr>
+        <w:t>ACM Transactions on Software Engineering and Methodology</w:t>
+      </w:r>
+      <w:r>
+        <w:t>.</w:t>
       </w:r>
     </w:p>
     <w:p>
@@ -341,22 +370,14 @@
         </w:numPr>
       </w:pPr>
       <w:r>
-        <w:t xml:space="preserve">Zhang, D., </w:t>
-      </w:r>
-      <w:proofErr w:type="spellStart"/>
-      <w:r>
-        <w:t>Finckenberg</w:t>
-      </w:r>
-      <w:proofErr w:type="spellEnd"/>
-      <w:r>
-        <w:t xml:space="preserve">-Broman, P., Hoang, T., Pan, S., Xing, Z., Staples, M. and Xu, X., 2025. Right to be forgotten in the era of large language models: Implications, challenges, and solutions. </w:t>
-      </w:r>
-      <w:r>
-        <w:rPr>
-          <w:i/>
-          <w:iCs/>
-        </w:rPr>
-        <w:t>AI and Ethics</w:t>
+        <w:t xml:space="preserve">Ye, P., Ren, H., Li, Z., Yan, A., Yan, H., Wang, S. and Li, J., 2026. Securing large language models: A survey of watermarking and fingerprinting techniques. </w:t>
+      </w:r>
+      <w:r>
+        <w:rPr>
+          <w:i/>
+          <w:iCs/>
+        </w:rPr>
+        <w:t>ACM Computing Surveys</w:t>
       </w:r>
       <w:r>
         <w:t xml:space="preserve">, </w:t>
@@ -366,10 +387,10 @@
           <w:i/>
           <w:iCs/>
         </w:rPr>
-        <w:t>5</w:t>
-      </w:r>
-      <w:r>
-        <w:t>(3), pp.2445-2454.</w:t>
+        <w:t>58</w:t>
+      </w:r>
+      <w:r>
+        <w:t>(7), pp.1-35.</w:t>
       </w:r>
     </w:p>
     <w:p>
@@ -380,44 +401,31 @@
           <w:numId w:val="1"/>
         </w:numPr>
       </w:pPr>
+      <w:r>
+        <w:t xml:space="preserve">Zhang, D., </w:t>
+      </w:r>
       <w:proofErr w:type="spellStart"/>
       <w:r>
-        <w:t>Sarhaddi</w:t>
+        <w:t>Finckenberg</w:t>
       </w:r>
       <w:proofErr w:type="spellEnd"/>
       <w:r>
-        <w:t xml:space="preserve">, F., Nguyen, N.T., Zuniga, A., Khan, M., Hui, P., </w:t>
-      </w:r>
-      <w:proofErr w:type="spellStart"/>
-      <w:r>
-        <w:t>Tarkoma</w:t>
-      </w:r>
-      <w:proofErr w:type="spellEnd"/>
-      <w:r>
-        <w:t xml:space="preserve">, S., Flores, H. and Nurmi, P., 2026. </w:t>
-      </w:r>
-      <w:proofErr w:type="spellStart"/>
-      <w:r>
-        <w:t>Llms</w:t>
-      </w:r>
-      <w:proofErr w:type="spellEnd"/>
-      <w:r>
-        <w:t xml:space="preserve"> and </w:t>
-      </w:r>
-      <w:proofErr w:type="spellStart"/>
-      <w:r>
-        <w:t>iot</w:t>
-      </w:r>
-      <w:proofErr w:type="spellEnd"/>
-      <w:r>
-        <w:t xml:space="preserve">: A comprehensive survey on large language models and the internet of things. </w:t>
-      </w:r>
-      <w:r>
-        <w:rPr>
-          <w:i/>
-          <w:iCs/>
-        </w:rPr>
-        <w:t>IEEE Open Journal of the Communications Society</w:t>
+        <w:t xml:space="preserve">-Broman, P., Hoang, T., Pan, S., Xing, Z., Staples, M. and </w:t>
+      </w:r>
+      <w:proofErr w:type="gramStart"/>
+      <w:r>
+        <w:t>Xu, X.</w:t>
+      </w:r>
+      <w:proofErr w:type="gramEnd"/>
+      <w:r>
+        <w:t xml:space="preserve">, 2025. Right to be forgotten in the era of large language models: Implications, challenges, and solutions. </w:t>
+      </w:r>
+      <w:r>
+        <w:rPr>
+          <w:i/>
+          <w:iCs/>
+        </w:rPr>
+        <w:t>AI and Ethics</w:t>
       </w:r>
       <w:r>
         <w:t xml:space="preserve">, </w:t>
@@ -427,10 +435,10 @@
           <w:i/>
           <w:iCs/>
         </w:rPr>
-        <w:t>7</w:t>
-      </w:r>
-      <w:r>
-        <w:t>, pp.3585-3616.</w:t>
+        <w:t>5</w:t>
+      </w:r>
+      <w:r>
+        <w:t>(3), pp.2445-2454.</w:t>
       </w:r>
     </w:p>
     <w:sectPr>

--- a/Paper URL GOOGLE SCHOLAR.docx
+++ b/Paper URL GOOGLE SCHOLAR.docx
@@ -410,15 +410,7 @@
       </w:r>
       <w:proofErr w:type="spellEnd"/>
       <w:r>
-        <w:t xml:space="preserve">-Broman, P., Hoang, T., Pan, S., Xing, Z., Staples, M. and </w:t>
-      </w:r>
-      <w:proofErr w:type="gramStart"/>
-      <w:r>
-        <w:t>Xu, X.</w:t>
-      </w:r>
-      <w:proofErr w:type="gramEnd"/>
-      <w:r>
-        <w:t xml:space="preserve">, 2025. Right to be forgotten in the era of large language models: Implications, challenges, and solutions. </w:t>
+        <w:t xml:space="preserve">-Broman, P., Hoang, T., Pan, S., Xing, Z., Staples, M. and Xu, X., 2025. Right to be forgotten in the era of large language models: Implications, challenges, and solutions. </w:t>
       </w:r>
       <w:r>
         <w:rPr>
@@ -439,6 +431,42 @@
       </w:r>
       <w:r>
         <w:t>(3), pp.2445-2454.</w:t>
+      </w:r>
+    </w:p>
+    <w:p>
+      <w:pPr>
+        <w:pStyle w:val="ListParagraph"/>
+        <w:numPr>
+          <w:ilvl w:val="0"/>
+          <w:numId w:val="1"/>
+        </w:numPr>
+      </w:pPr>
+      <w:r>
+        <w:t xml:space="preserve">Gulyamov, S., Gulyamov, S., Rodionov, A., Khursanov, R., Mekhmonov, K., Babaev, D. and </w:t>
+      </w:r>
+      <w:r>
+        <w:lastRenderedPageBreak/>
+        <w:t xml:space="preserve">Rakhimjonov, A., 2026. Prompt injection attacks in large language models and ai agent systems: A comprehensive review of vulnerabilities, attack vectors, and defense mechanisms. </w:t>
+      </w:r>
+      <w:r>
+        <w:rPr>
+          <w:i/>
+          <w:iCs/>
+        </w:rPr>
+        <w:t>Information</w:t>
+      </w:r>
+      <w:r>
+        <w:t xml:space="preserve">, </w:t>
+      </w:r>
+      <w:r>
+        <w:rPr>
+          <w:i/>
+          <w:iCs/>
+        </w:rPr>
+        <w:t>17</w:t>
+      </w:r>
+      <w:r>
+        <w:t>(1), p.54.</w:t>
       </w:r>
     </w:p>
     <w:sectPr>

--- a/Paper URL GOOGLE SCHOLAR.docx
+++ b/Paper URL GOOGLE SCHOLAR.docx
@@ -192,26 +192,27 @@
         </w:numPr>
       </w:pPr>
       <w:r>
-        <w:t xml:space="preserve">He, Z., Li, Z., Yang, S., Ye, H., Qiao, A., Zhang, X., Luo, X. and Chen, T., 2024. Large language models for blockchain security: A systematic literature review. </w:t>
-      </w:r>
-      <w:proofErr w:type="spellStart"/>
-      <w:r>
-        <w:rPr>
-          <w:i/>
-          <w:iCs/>
-        </w:rPr>
-        <w:t>arXiv</w:t>
-      </w:r>
-      <w:proofErr w:type="spellEnd"/>
-      <w:r>
-        <w:rPr>
-          <w:i/>
-          <w:iCs/>
-        </w:rPr>
-        <w:t xml:space="preserve"> preprint arXiv:2403.14280</w:t>
-      </w:r>
-      <w:r>
-        <w:t>.</w:t>
+        <w:t xml:space="preserve">Gulyamov, S., Gulyamov, S., Rodionov, A., Khursanov, R., Mekhmonov, K., Babaev, D. and Rakhimjonov, A., 2026. Prompt injection attacks in large language models and ai agent systems: A comprehensive review of vulnerabilities, attack vectors, and defense mechanisms. </w:t>
+      </w:r>
+      <w:r>
+        <w:rPr>
+          <w:i/>
+          <w:iCs/>
+        </w:rPr>
+        <w:t>Information</w:t>
+      </w:r>
+      <w:r>
+        <w:t xml:space="preserve">, </w:t>
+      </w:r>
+      <w:r>
+        <w:rPr>
+          <w:i/>
+          <w:iCs/>
+        </w:rPr>
+        <w:t>17</w:t>
+      </w:r>
+      <w:r>
+        <w:t>(1), p.54.</w:t>
       </w:r>
     </w:p>
     <w:p>
@@ -223,27 +224,26 @@
         </w:numPr>
       </w:pPr>
       <w:r>
-        <w:t xml:space="preserve">Li, M.Q. and Fung, B.C., 2025. Security concerns for large language models: A survey. </w:t>
-      </w:r>
-      <w:r>
-        <w:rPr>
-          <w:i/>
-          <w:iCs/>
-        </w:rPr>
-        <w:t>Journal of Information Security and Applications</w:t>
-      </w:r>
-      <w:r>
-        <w:t xml:space="preserve">, </w:t>
-      </w:r>
-      <w:r>
-        <w:rPr>
-          <w:i/>
-          <w:iCs/>
-        </w:rPr>
-        <w:t>95</w:t>
-      </w:r>
-      <w:r>
-        <w:t>, p.104284.</w:t>
+        <w:t xml:space="preserve">He, Z., Li, Z., Yang, S., Ye, H., Qiao, A., Zhang, X., Luo, X. and Chen, T., 2024. Large language models for blockchain security: A systematic literature review. </w:t>
+      </w:r>
+      <w:proofErr w:type="spellStart"/>
+      <w:r>
+        <w:rPr>
+          <w:i/>
+          <w:iCs/>
+        </w:rPr>
+        <w:t>arXiv</w:t>
+      </w:r>
+      <w:proofErr w:type="spellEnd"/>
+      <w:r>
+        <w:rPr>
+          <w:i/>
+          <w:iCs/>
+        </w:rPr>
+        <w:t xml:space="preserve"> preprint arXiv:2403.14280</w:t>
+      </w:r>
+      <w:r>
+        <w:t>.</w:t>
       </w:r>
     </w:p>
     <w:p>
@@ -254,44 +254,15 @@
           <w:numId w:val="1"/>
         </w:numPr>
       </w:pPr>
-      <w:proofErr w:type="spellStart"/>
-      <w:r>
-        <w:t>Sarhaddi</w:t>
-      </w:r>
-      <w:proofErr w:type="spellEnd"/>
-      <w:r>
-        <w:t xml:space="preserve">, F., Nguyen, N.T., Zuniga, A., Khan, M., Hui, P., </w:t>
-      </w:r>
-      <w:proofErr w:type="spellStart"/>
-      <w:r>
-        <w:t>Tarkoma</w:t>
-      </w:r>
-      <w:proofErr w:type="spellEnd"/>
-      <w:r>
-        <w:t xml:space="preserve">, S., Flores, H. and Nurmi, P., 2026. </w:t>
-      </w:r>
-      <w:proofErr w:type="spellStart"/>
-      <w:r>
-        <w:t>Llms</w:t>
-      </w:r>
-      <w:proofErr w:type="spellEnd"/>
-      <w:r>
-        <w:t xml:space="preserve"> and </w:t>
-      </w:r>
-      <w:proofErr w:type="spellStart"/>
-      <w:r>
-        <w:t>iot</w:t>
-      </w:r>
-      <w:proofErr w:type="spellEnd"/>
-      <w:r>
-        <w:t xml:space="preserve">: A comprehensive survey on large language models and the internet of things. </w:t>
-      </w:r>
-      <w:r>
-        <w:rPr>
-          <w:i/>
-          <w:iCs/>
-        </w:rPr>
-        <w:t>IEEE Open Journal of the Communications Society</w:t>
+      <w:r>
+        <w:t xml:space="preserve">Li, M.Q. and Fung, B.C., 2025. Security concerns for large language models: A survey. </w:t>
+      </w:r>
+      <w:r>
+        <w:rPr>
+          <w:i/>
+          <w:iCs/>
+        </w:rPr>
+        <w:t>Journal of Information Security and Applications</w:t>
       </w:r>
       <w:r>
         <w:t xml:space="preserve">, </w:t>
@@ -301,10 +272,10 @@
           <w:i/>
           <w:iCs/>
         </w:rPr>
-        <w:t>7</w:t>
-      </w:r>
-      <w:r>
-        <w:t>, pp.3585-3616.</w:t>
+        <w:t>95</w:t>
+      </w:r>
+      <w:r>
+        <w:t>, p.104284.</w:t>
       </w:r>
     </w:p>
     <w:p>
@@ -315,15 +286,44 @@
           <w:numId w:val="1"/>
         </w:numPr>
       </w:pPr>
-      <w:r>
-        <w:t xml:space="preserve">Wang, S., Zhu, T., Liu, B., Ding, M., Ye, D., Zhou, W. and Yu, P., 2025. Unique security and privacy threats of large language models: A comprehensive survey. </w:t>
-      </w:r>
-      <w:r>
-        <w:rPr>
-          <w:i/>
-          <w:iCs/>
-        </w:rPr>
-        <w:t>ACM Computing Surveys</w:t>
+      <w:proofErr w:type="spellStart"/>
+      <w:r>
+        <w:t>Sarhaddi</w:t>
+      </w:r>
+      <w:proofErr w:type="spellEnd"/>
+      <w:r>
+        <w:t xml:space="preserve">, F., Nguyen, N.T., Zuniga, A., Khan, M., Hui, P., </w:t>
+      </w:r>
+      <w:proofErr w:type="spellStart"/>
+      <w:r>
+        <w:t>Tarkoma</w:t>
+      </w:r>
+      <w:proofErr w:type="spellEnd"/>
+      <w:r>
+        <w:t xml:space="preserve">, S., Flores, H. and Nurmi, P., 2026. </w:t>
+      </w:r>
+      <w:proofErr w:type="spellStart"/>
+      <w:r>
+        <w:t>Llms</w:t>
+      </w:r>
+      <w:proofErr w:type="spellEnd"/>
+      <w:r>
+        <w:t xml:space="preserve"> and </w:t>
+      </w:r>
+      <w:proofErr w:type="spellStart"/>
+      <w:r>
+        <w:t>iot</w:t>
+      </w:r>
+      <w:proofErr w:type="spellEnd"/>
+      <w:r>
+        <w:t xml:space="preserve">: A comprehensive survey on large language models and the internet of things. </w:t>
+      </w:r>
+      <w:r>
+        <w:rPr>
+          <w:i/>
+          <w:iCs/>
+        </w:rPr>
+        <w:t>IEEE Open Journal of the Communications Society</w:t>
       </w:r>
       <w:r>
         <w:t xml:space="preserve">, </w:t>
@@ -333,10 +333,10 @@
           <w:i/>
           <w:iCs/>
         </w:rPr>
-        <w:t>58</w:t>
-      </w:r>
-      <w:r>
-        <w:t>(4), pp.1-36.</w:t>
+        <w:t>7</w:t>
+      </w:r>
+      <w:r>
+        <w:t>, pp.3585-3616.</w:t>
       </w:r>
     </w:p>
     <w:p>
@@ -348,17 +348,27 @@
         </w:numPr>
       </w:pPr>
       <w:r>
-        <w:t xml:space="preserve">Xu, H., Wang, S., Li, N., Wang, K., Zhao, Y., Chen, K., Yu, T., Liu, Y. and Wang, H., 2025. Large language models for cyber security: A systematic literature review. </w:t>
-      </w:r>
-      <w:r>
-        <w:rPr>
-          <w:i/>
-          <w:iCs/>
-        </w:rPr>
-        <w:t>ACM Transactions on Software Engineering and Methodology</w:t>
-      </w:r>
-      <w:r>
-        <w:t>.</w:t>
+        <w:t xml:space="preserve">Wang, S., Zhu, T., Liu, B., Ding, M., Ye, D., Zhou, W. and Yu, P., 2025. Unique security and privacy threats of large language models: A comprehensive survey. </w:t>
+      </w:r>
+      <w:r>
+        <w:rPr>
+          <w:i/>
+          <w:iCs/>
+        </w:rPr>
+        <w:t>ACM Computing Surveys</w:t>
+      </w:r>
+      <w:r>
+        <w:t xml:space="preserve">, </w:t>
+      </w:r>
+      <w:r>
+        <w:rPr>
+          <w:i/>
+          <w:iCs/>
+        </w:rPr>
+        <w:t>58</w:t>
+      </w:r>
+      <w:r>
+        <w:t>(4), pp.1-36.</w:t>
       </w:r>
     </w:p>
     <w:p>
@@ -370,27 +380,17 @@
         </w:numPr>
       </w:pPr>
       <w:r>
-        <w:t xml:space="preserve">Ye, P., Ren, H., Li, Z., Yan, A., Yan, H., Wang, S. and Li, J., 2026. Securing large language models: A survey of watermarking and fingerprinting techniques. </w:t>
-      </w:r>
-      <w:r>
-        <w:rPr>
-          <w:i/>
-          <w:iCs/>
-        </w:rPr>
-        <w:t>ACM Computing Surveys</w:t>
-      </w:r>
-      <w:r>
-        <w:t xml:space="preserve">, </w:t>
-      </w:r>
-      <w:r>
-        <w:rPr>
-          <w:i/>
-          <w:iCs/>
-        </w:rPr>
-        <w:t>58</w:t>
-      </w:r>
-      <w:r>
-        <w:t>(7), pp.1-35.</w:t>
+        <w:t xml:space="preserve">Xu, H., Wang, S., Li, N., Wang, K., Zhao, Y., Chen, K., Yu, T., Liu, Y. and Wang, H., 2025. Large language models for cyber security: A systematic literature review. </w:t>
+      </w:r>
+      <w:r>
+        <w:rPr>
+          <w:i/>
+          <w:iCs/>
+        </w:rPr>
+        <w:t>ACM Transactions on Software Engineering and Methodology</w:t>
+      </w:r>
+      <w:r>
+        <w:t>.</w:t>
       </w:r>
     </w:p>
     <w:p>
@@ -402,22 +402,14 @@
         </w:numPr>
       </w:pPr>
       <w:r>
-        <w:t xml:space="preserve">Zhang, D., </w:t>
-      </w:r>
-      <w:proofErr w:type="spellStart"/>
-      <w:r>
-        <w:t>Finckenberg</w:t>
-      </w:r>
-      <w:proofErr w:type="spellEnd"/>
-      <w:r>
-        <w:t xml:space="preserve">-Broman, P., Hoang, T., Pan, S., Xing, Z., Staples, M. and Xu, X., 2025. Right to be forgotten in the era of large language models: Implications, challenges, and solutions. </w:t>
-      </w:r>
-      <w:r>
-        <w:rPr>
-          <w:i/>
-          <w:iCs/>
-        </w:rPr>
-        <w:t>AI and Ethics</w:t>
+        <w:t xml:space="preserve">Ye, P., Ren, H., Li, Z., Yan, A., Yan, H., Wang, S. and Li, J., 2026. Securing large language models: A survey of watermarking and fingerprinting techniques. </w:t>
+      </w:r>
+      <w:r>
+        <w:rPr>
+          <w:i/>
+          <w:iCs/>
+        </w:rPr>
+        <w:t>ACM Computing Surveys</w:t>
       </w:r>
       <w:r>
         <w:t xml:space="preserve">, </w:t>
@@ -427,10 +419,10 @@
           <w:i/>
           <w:iCs/>
         </w:rPr>
-        <w:t>5</w:t>
-      </w:r>
-      <w:r>
-        <w:t>(3), pp.2445-2454.</w:t>
+        <w:t>58</w:t>
+      </w:r>
+      <w:r>
+        <w:t>(7), pp.1-35.</w:t>
       </w:r>
     </w:p>
     <w:p>
@@ -442,18 +434,31 @@
         </w:numPr>
       </w:pPr>
       <w:r>
-        <w:t xml:space="preserve">Gulyamov, S., Gulyamov, S., Rodionov, A., Khursanov, R., Mekhmonov, K., Babaev, D. and </w:t>
-      </w:r>
-      <w:r>
         <w:lastRenderedPageBreak/>
-        <w:t xml:space="preserve">Rakhimjonov, A., 2026. Prompt injection attacks in large language models and ai agent systems: A comprehensive review of vulnerabilities, attack vectors, and defense mechanisms. </w:t>
-      </w:r>
-      <w:r>
-        <w:rPr>
-          <w:i/>
-          <w:iCs/>
-        </w:rPr>
-        <w:t>Information</w:t>
+        <w:t xml:space="preserve">Zhang, D., </w:t>
+      </w:r>
+      <w:proofErr w:type="spellStart"/>
+      <w:r>
+        <w:t>Finckenberg</w:t>
+      </w:r>
+      <w:proofErr w:type="spellEnd"/>
+      <w:r>
+        <w:t xml:space="preserve">-Broman, P., Hoang, T., Pan, S., Xing, Z., Staples, M. and </w:t>
+      </w:r>
+      <w:proofErr w:type="gramStart"/>
+      <w:r>
+        <w:t>Xu, X.</w:t>
+      </w:r>
+      <w:proofErr w:type="gramEnd"/>
+      <w:r>
+        <w:t xml:space="preserve">, 2025. Right to be forgotten in the era of large language models: Implications, challenges, and solutions. </w:t>
+      </w:r>
+      <w:r>
+        <w:rPr>
+          <w:i/>
+          <w:iCs/>
+        </w:rPr>
+        <w:t>AI and Ethics</w:t>
       </w:r>
       <w:r>
         <w:t xml:space="preserve">, </w:t>
@@ -463,10 +468,10 @@
           <w:i/>
           <w:iCs/>
         </w:rPr>
-        <w:t>17</w:t>
-      </w:r>
-      <w:r>
-        <w:t>(1), p.54.</w:t>
+        <w:t>5</w:t>
+      </w:r>
+      <w:r>
+        <w:t>(3), pp.2445-2454.</w:t>
       </w:r>
     </w:p>
     <w:sectPr>

--- a/Paper URL GOOGLE SCHOLAR.docx
+++ b/Paper URL GOOGLE SCHOLAR.docx
@@ -472,6 +472,28 @@
       </w:r>
       <w:r>
         <w:t>(3), pp.2445-2454.</w:t>
+      </w:r>
+    </w:p>
+    <w:p>
+      <w:pPr>
+        <w:pStyle w:val="ListParagraph"/>
+        <w:numPr>
+          <w:ilvl w:val="0"/>
+          <w:numId w:val="1"/>
+        </w:numPr>
+      </w:pPr>
+      <w:r>
+        <w:t xml:space="preserve">Duarte, J.D., Cândido, G.D., De Britto Filho, J.R.A., Neto, J.S., Costa, E.J., Da Costa, J.P.J. and De Melo, L.P., 2026. A systematic review of prompt injection attacks on large language models: Trends, taxonomy, evaluation, defenses and opportunities. </w:t>
+      </w:r>
+      <w:r>
+        <w:rPr>
+          <w:i/>
+          <w:iCs/>
+        </w:rPr>
+        <w:t>IEEE Access</w:t>
+      </w:r>
+      <w:r>
+        <w:t>.</w:t>
       </w:r>
     </w:p>
     <w:sectPr>

--- a/Paper URL GOOGLE SCHOLAR.docx
+++ b/Paper URL GOOGLE SCHOLAR.docx
@@ -494,6 +494,28 @@
       </w:r>
       <w:r>
         <w:t>.</w:t>
+      </w:r>
+    </w:p>
+    <w:p>
+      <w:pPr>
+        <w:pStyle w:val="ListParagraph"/>
+        <w:numPr>
+          <w:ilvl w:val="0"/>
+          <w:numId w:val="1"/>
+        </w:numPr>
+      </w:pPr>
+      <w:r>
+        <w:t xml:space="preserve">Li, Z., Peng, B., He, P. and Yan, X., 2024, November. Evaluating the instruction-following robustness of large language models to prompt injection. In </w:t>
+      </w:r>
+      <w:r>
+        <w:rPr>
+          <w:i/>
+          <w:iCs/>
+        </w:rPr>
+        <w:t>Proceedings of the 2024 conference on empirical methods in natural language processing</w:t>
+      </w:r>
+      <w:r>
+        <w:t xml:space="preserve"> (pp. 557-568).</w:t>
       </w:r>
     </w:p>
     <w:sectPr>

--- a/Paper URL GOOGLE SCHOLAR.docx
+++ b/Paper URL GOOGLE SCHOLAR.docx
@@ -106,49 +106,18 @@
           <w:numId w:val="1"/>
         </w:numPr>
       </w:pPr>
-      <w:proofErr w:type="spellStart"/>
-      <w:r>
-        <w:t>Feretzakis</w:t>
-      </w:r>
-      <w:proofErr w:type="spellEnd"/>
-      <w:r>
-        <w:t xml:space="preserve">, G., Papaspyridis, K., </w:t>
-      </w:r>
-      <w:proofErr w:type="spellStart"/>
-      <w:r>
-        <w:t>Gkoulalas-Divanis</w:t>
-      </w:r>
-      <w:proofErr w:type="spellEnd"/>
-      <w:r>
-        <w:t xml:space="preserve">, A. and </w:t>
-      </w:r>
-      <w:proofErr w:type="spellStart"/>
-      <w:r>
-        <w:t>Verykios</w:t>
-      </w:r>
-      <w:proofErr w:type="spellEnd"/>
-      <w:r>
-        <w:t xml:space="preserve">, V.S., 2024. Privacy-preserving techniques in generative AI and large language models: A narrative review. </w:t>
-      </w:r>
-      <w:r>
-        <w:rPr>
-          <w:i/>
-          <w:iCs/>
-        </w:rPr>
-        <w:t>Information</w:t>
-      </w:r>
-      <w:r>
-        <w:t xml:space="preserve">, </w:t>
-      </w:r>
-      <w:r>
-        <w:rPr>
-          <w:i/>
-          <w:iCs/>
-        </w:rPr>
-        <w:t>15</w:t>
-      </w:r>
-      <w:r>
-        <w:t>(11), p.697.</w:t>
+      <w:r>
+        <w:t xml:space="preserve">Duarte, J.D., Cândido, G.D., De Britto Filho, J.R.A., Neto, J.S., Costa, E.J., Da Costa, J.P.J. and De Melo, L.P., 2026. A systematic review of prompt injection attacks on large language models: Trends, taxonomy, evaluation, defenses and opportunities. </w:t>
+      </w:r>
+      <w:r>
+        <w:rPr>
+          <w:i/>
+          <w:iCs/>
+        </w:rPr>
+        <w:t>IEEE Access</w:t>
+      </w:r>
+      <w:r>
+        <w:t>.</w:t>
       </w:r>
     </w:p>
     <w:p>
@@ -159,15 +128,36 @@
           <w:numId w:val="1"/>
         </w:numPr>
       </w:pPr>
-      <w:r>
-        <w:t xml:space="preserve">Geng, T., Xu, Z., Qu, Y. and Wong, W.E., 2026. Prompt injection attacks on large language models: A survey of attack methods, root causes, and defense strategies. </w:t>
-      </w:r>
-      <w:r>
-        <w:rPr>
-          <w:i/>
-          <w:iCs/>
-        </w:rPr>
-        <w:t>Computers, Materials &amp; Continua</w:t>
+      <w:proofErr w:type="spellStart"/>
+      <w:r>
+        <w:t>Feretzakis</w:t>
+      </w:r>
+      <w:proofErr w:type="spellEnd"/>
+      <w:r>
+        <w:t xml:space="preserve">, G., Papaspyridis, K., </w:t>
+      </w:r>
+      <w:proofErr w:type="spellStart"/>
+      <w:r>
+        <w:t>Gkoulalas-Divanis</w:t>
+      </w:r>
+      <w:proofErr w:type="spellEnd"/>
+      <w:r>
+        <w:t xml:space="preserve">, A. and </w:t>
+      </w:r>
+      <w:proofErr w:type="spellStart"/>
+      <w:r>
+        <w:t>Verykios</w:t>
+      </w:r>
+      <w:proofErr w:type="spellEnd"/>
+      <w:r>
+        <w:t xml:space="preserve">, V.S., 2024. Privacy-preserving techniques in generative AI and large language models: A narrative review. </w:t>
+      </w:r>
+      <w:r>
+        <w:rPr>
+          <w:i/>
+          <w:iCs/>
+        </w:rPr>
+        <w:t>Information</w:t>
       </w:r>
       <w:r>
         <w:t xml:space="preserve">, </w:t>
@@ -177,10 +167,10 @@
           <w:i/>
           <w:iCs/>
         </w:rPr>
-        <w:t>87</w:t>
-      </w:r>
-      <w:r>
-        <w:t>(1), p.4.</w:t>
+        <w:t>15</w:t>
+      </w:r>
+      <w:r>
+        <w:t>(11), p.697.</w:t>
       </w:r>
     </w:p>
     <w:p>
@@ -192,14 +182,14 @@
         </w:numPr>
       </w:pPr>
       <w:r>
-        <w:t xml:space="preserve">Gulyamov, S., Gulyamov, S., Rodionov, A., Khursanov, R., Mekhmonov, K., Babaev, D. and Rakhimjonov, A., 2026. Prompt injection attacks in large language models and ai agent systems: A comprehensive review of vulnerabilities, attack vectors, and defense mechanisms. </w:t>
-      </w:r>
-      <w:r>
-        <w:rPr>
-          <w:i/>
-          <w:iCs/>
-        </w:rPr>
-        <w:t>Information</w:t>
+        <w:t xml:space="preserve">Geng, T., Xu, Z., Qu, Y. and Wong, W.E., 2026. Prompt injection attacks on large language models: A survey of attack methods, root causes, and defense strategies. </w:t>
+      </w:r>
+      <w:r>
+        <w:rPr>
+          <w:i/>
+          <w:iCs/>
+        </w:rPr>
+        <w:t>Computers, Materials &amp; Continua</w:t>
       </w:r>
       <w:r>
         <w:t xml:space="preserve">, </w:t>
@@ -209,10 +199,10 @@
           <w:i/>
           <w:iCs/>
         </w:rPr>
-        <w:t>17</w:t>
-      </w:r>
-      <w:r>
-        <w:t>(1), p.54.</w:t>
+        <w:t>87</w:t>
+      </w:r>
+      <w:r>
+        <w:t>(1), p.4.</w:t>
       </w:r>
     </w:p>
     <w:p>
@@ -224,26 +214,27 @@
         </w:numPr>
       </w:pPr>
       <w:r>
-        <w:t xml:space="preserve">He, Z., Li, Z., Yang, S., Ye, H., Qiao, A., Zhang, X., Luo, X. and Chen, T., 2024. Large language models for blockchain security: A systematic literature review. </w:t>
-      </w:r>
-      <w:proofErr w:type="spellStart"/>
-      <w:r>
-        <w:rPr>
-          <w:i/>
-          <w:iCs/>
-        </w:rPr>
-        <w:t>arXiv</w:t>
-      </w:r>
-      <w:proofErr w:type="spellEnd"/>
-      <w:r>
-        <w:rPr>
-          <w:i/>
-          <w:iCs/>
-        </w:rPr>
-        <w:t xml:space="preserve"> preprint arXiv:2403.14280</w:t>
-      </w:r>
-      <w:r>
-        <w:t>.</w:t>
+        <w:t xml:space="preserve">Gulyamov, S., Gulyamov, S., Rodionov, A., Khursanov, R., Mekhmonov, K., Babaev, D. and Rakhimjonov, A., 2026. Prompt injection attacks in large language models and ai agent systems: A comprehensive review of vulnerabilities, attack vectors, and defense mechanisms. </w:t>
+      </w:r>
+      <w:r>
+        <w:rPr>
+          <w:i/>
+          <w:iCs/>
+        </w:rPr>
+        <w:t>Information</w:t>
+      </w:r>
+      <w:r>
+        <w:t xml:space="preserve">, </w:t>
+      </w:r>
+      <w:r>
+        <w:rPr>
+          <w:i/>
+          <w:iCs/>
+        </w:rPr>
+        <w:t>17</w:t>
+      </w:r>
+      <w:r>
+        <w:t>(1), p.54.</w:t>
       </w:r>
     </w:p>
     <w:p>
@@ -255,27 +246,26 @@
         </w:numPr>
       </w:pPr>
       <w:r>
-        <w:t xml:space="preserve">Li, M.Q. and Fung, B.C., 2025. Security concerns for large language models: A survey. </w:t>
-      </w:r>
-      <w:r>
-        <w:rPr>
-          <w:i/>
-          <w:iCs/>
-        </w:rPr>
-        <w:t>Journal of Information Security and Applications</w:t>
-      </w:r>
-      <w:r>
-        <w:t xml:space="preserve">, </w:t>
-      </w:r>
-      <w:r>
-        <w:rPr>
-          <w:i/>
-          <w:iCs/>
-        </w:rPr>
-        <w:t>95</w:t>
-      </w:r>
-      <w:r>
-        <w:t>, p.104284.</w:t>
+        <w:t xml:space="preserve">He, Z., Li, Z., Yang, S., Ye, H., Qiao, A., Zhang, X., Luo, X. and Chen, T., 2024. Large language models for blockchain security: A systematic literature review. </w:t>
+      </w:r>
+      <w:proofErr w:type="spellStart"/>
+      <w:r>
+        <w:rPr>
+          <w:i/>
+          <w:iCs/>
+        </w:rPr>
+        <w:t>arXiv</w:t>
+      </w:r>
+      <w:proofErr w:type="spellEnd"/>
+      <w:r>
+        <w:rPr>
+          <w:i/>
+          <w:iCs/>
+        </w:rPr>
+        <w:t xml:space="preserve"> preprint arXiv:2403.14280</w:t>
+      </w:r>
+      <w:r>
+        <w:t>.</w:t>
       </w:r>
     </w:p>
     <w:p>
@@ -286,44 +276,15 @@
           <w:numId w:val="1"/>
         </w:numPr>
       </w:pPr>
-      <w:proofErr w:type="spellStart"/>
-      <w:r>
-        <w:t>Sarhaddi</w:t>
-      </w:r>
-      <w:proofErr w:type="spellEnd"/>
-      <w:r>
-        <w:t xml:space="preserve">, F., Nguyen, N.T., Zuniga, A., Khan, M., Hui, P., </w:t>
-      </w:r>
-      <w:proofErr w:type="spellStart"/>
-      <w:r>
-        <w:t>Tarkoma</w:t>
-      </w:r>
-      <w:proofErr w:type="spellEnd"/>
-      <w:r>
-        <w:t xml:space="preserve">, S., Flores, H. and Nurmi, P., 2026. </w:t>
-      </w:r>
-      <w:proofErr w:type="spellStart"/>
-      <w:r>
-        <w:t>Llms</w:t>
-      </w:r>
-      <w:proofErr w:type="spellEnd"/>
-      <w:r>
-        <w:t xml:space="preserve"> and </w:t>
-      </w:r>
-      <w:proofErr w:type="spellStart"/>
-      <w:r>
-        <w:t>iot</w:t>
-      </w:r>
-      <w:proofErr w:type="spellEnd"/>
-      <w:r>
-        <w:t xml:space="preserve">: A comprehensive survey on large language models and the internet of things. </w:t>
-      </w:r>
-      <w:r>
-        <w:rPr>
-          <w:i/>
-          <w:iCs/>
-        </w:rPr>
-        <w:t>IEEE Open Journal of the Communications Society</w:t>
+      <w:r>
+        <w:t xml:space="preserve">Li, M.Q. and Fung, B.C., 2025. Security concerns for large language models: A survey. </w:t>
+      </w:r>
+      <w:r>
+        <w:rPr>
+          <w:i/>
+          <w:iCs/>
+        </w:rPr>
+        <w:t>Journal of Information Security and Applications</w:t>
       </w:r>
       <w:r>
         <w:t xml:space="preserve">, </w:t>
@@ -333,10 +294,10 @@
           <w:i/>
           <w:iCs/>
         </w:rPr>
-        <w:t>7</w:t>
-      </w:r>
-      <w:r>
-        <w:t>, pp.3585-3616.</w:t>
+        <w:t>95</w:t>
+      </w:r>
+      <w:r>
+        <w:t>, p.104284.</w:t>
       </w:r>
     </w:p>
     <w:p>
@@ -348,27 +309,17 @@
         </w:numPr>
       </w:pPr>
       <w:r>
-        <w:t xml:space="preserve">Wang, S., Zhu, T., Liu, B., Ding, M., Ye, D., Zhou, W. and Yu, P., 2025. Unique security and privacy threats of large language models: A comprehensive survey. </w:t>
-      </w:r>
-      <w:r>
-        <w:rPr>
-          <w:i/>
-          <w:iCs/>
-        </w:rPr>
-        <w:t>ACM Computing Surveys</w:t>
-      </w:r>
-      <w:r>
-        <w:t xml:space="preserve">, </w:t>
-      </w:r>
-      <w:r>
-        <w:rPr>
-          <w:i/>
-          <w:iCs/>
-        </w:rPr>
-        <w:t>58</w:t>
-      </w:r>
-      <w:r>
-        <w:t>(4), pp.1-36.</w:t>
+        <w:t xml:space="preserve">Li, Z., Peng, B., He, P. and Yan, X., 2024, November. Evaluating the instruction-following robustness of large language models to prompt injection. In </w:t>
+      </w:r>
+      <w:r>
+        <w:rPr>
+          <w:i/>
+          <w:iCs/>
+        </w:rPr>
+        <w:t>Proceedings of the 2024 conference on empirical methods in natural language processing</w:t>
+      </w:r>
+      <w:r>
+        <w:t xml:space="preserve"> (pp. 557-568).</w:t>
       </w:r>
     </w:p>
     <w:p>
@@ -379,18 +330,57 @@
           <w:numId w:val="1"/>
         </w:numPr>
       </w:pPr>
-      <w:r>
-        <w:t xml:space="preserve">Xu, H., Wang, S., Li, N., Wang, K., Zhao, Y., Chen, K., Yu, T., Liu, Y. and Wang, H., 2025. Large language models for cyber security: A systematic literature review. </w:t>
-      </w:r>
-      <w:r>
-        <w:rPr>
-          <w:i/>
-          <w:iCs/>
-        </w:rPr>
-        <w:t>ACM Transactions on Software Engineering and Methodology</w:t>
-      </w:r>
-      <w:r>
-        <w:t>.</w:t>
+      <w:proofErr w:type="spellStart"/>
+      <w:r>
+        <w:t>Sarhaddi</w:t>
+      </w:r>
+      <w:proofErr w:type="spellEnd"/>
+      <w:r>
+        <w:t xml:space="preserve">, F., Nguyen, N.T., Zuniga, A., Khan, M., Hui, P., </w:t>
+      </w:r>
+      <w:proofErr w:type="spellStart"/>
+      <w:r>
+        <w:t>Tarkoma</w:t>
+      </w:r>
+      <w:proofErr w:type="spellEnd"/>
+      <w:r>
+        <w:t xml:space="preserve">, S., Flores, H. and Nurmi, P., 2026. </w:t>
+      </w:r>
+      <w:proofErr w:type="spellStart"/>
+      <w:r>
+        <w:t>Llms</w:t>
+      </w:r>
+      <w:proofErr w:type="spellEnd"/>
+      <w:r>
+        <w:t xml:space="preserve"> and </w:t>
+      </w:r>
+      <w:proofErr w:type="spellStart"/>
+      <w:r>
+        <w:t>iot</w:t>
+      </w:r>
+      <w:proofErr w:type="spellEnd"/>
+      <w:r>
+        <w:t xml:space="preserve">: A comprehensive survey on large language models and the internet of things. </w:t>
+      </w:r>
+      <w:r>
+        <w:rPr>
+          <w:i/>
+          <w:iCs/>
+        </w:rPr>
+        <w:t>IEEE Open Journal of the Communications Society</w:t>
+      </w:r>
+      <w:r>
+        <w:t xml:space="preserve">, </w:t>
+      </w:r>
+      <w:r>
+        <w:rPr>
+          <w:i/>
+          <w:iCs/>
+        </w:rPr>
+        <w:t>7</w:t>
+      </w:r>
+      <w:r>
+        <w:t>, pp.3585-3616.</w:t>
       </w:r>
     </w:p>
     <w:p>
@@ -402,7 +392,7 @@
         </w:numPr>
       </w:pPr>
       <w:r>
-        <w:t xml:space="preserve">Ye, P., Ren, H., Li, Z., Yan, A., Yan, H., Wang, S. and Li, J., 2026. Securing large language models: A survey of watermarking and fingerprinting techniques. </w:t>
+        <w:t xml:space="preserve">Wang, S., Zhu, T., Liu, B., Ding, M., Ye, D., Zhou, W. and Yu, P., 2025. Unique security and privacy threats of large language models: A comprehensive survey. </w:t>
       </w:r>
       <w:r>
         <w:rPr>
@@ -422,7 +412,7 @@
         <w:t>58</w:t>
       </w:r>
       <w:r>
-        <w:t>(7), pp.1-35.</w:t>
+        <w:t>(4), pp.1-36.</w:t>
       </w:r>
     </w:p>
     <w:p>
@@ -435,43 +425,17 @@
       </w:pPr>
       <w:r>
         <w:lastRenderedPageBreak/>
-        <w:t xml:space="preserve">Zhang, D., </w:t>
-      </w:r>
-      <w:proofErr w:type="spellStart"/>
-      <w:r>
-        <w:t>Finckenberg</w:t>
-      </w:r>
-      <w:proofErr w:type="spellEnd"/>
-      <w:r>
-        <w:t xml:space="preserve">-Broman, P., Hoang, T., Pan, S., Xing, Z., Staples, M. and </w:t>
-      </w:r>
-      <w:proofErr w:type="gramStart"/>
-      <w:r>
-        <w:t>Xu, X.</w:t>
-      </w:r>
-      <w:proofErr w:type="gramEnd"/>
-      <w:r>
-        <w:t xml:space="preserve">, 2025. Right to be forgotten in the era of large language models: Implications, challenges, and solutions. </w:t>
-      </w:r>
-      <w:r>
-        <w:rPr>
-          <w:i/>
-          <w:iCs/>
-        </w:rPr>
-        <w:t>AI and Ethics</w:t>
-      </w:r>
-      <w:r>
-        <w:t xml:space="preserve">, </w:t>
-      </w:r>
-      <w:r>
-        <w:rPr>
-          <w:i/>
-          <w:iCs/>
-        </w:rPr>
-        <w:t>5</w:t>
-      </w:r>
-      <w:r>
-        <w:t>(3), pp.2445-2454.</w:t>
+        <w:t xml:space="preserve">Xu, H., Wang, S., Li, N., Wang, K., Zhao, Y., Chen, K., Yu, T., Liu, Y. and Wang, H., 2025. Large language models for cyber security: A systematic literature review. </w:t>
+      </w:r>
+      <w:r>
+        <w:rPr>
+          <w:i/>
+          <w:iCs/>
+        </w:rPr>
+        <w:t>ACM Transactions on Software Engineering and Methodology</w:t>
+      </w:r>
+      <w:r>
+        <w:t>.</w:t>
       </w:r>
     </w:p>
     <w:p>
@@ -483,17 +447,27 @@
         </w:numPr>
       </w:pPr>
       <w:r>
-        <w:t xml:space="preserve">Duarte, J.D., Cândido, G.D., De Britto Filho, J.R.A., Neto, J.S., Costa, E.J., Da Costa, J.P.J. and De Melo, L.P., 2026. A systematic review of prompt injection attacks on large language models: Trends, taxonomy, evaluation, defenses and opportunities. </w:t>
-      </w:r>
-      <w:r>
-        <w:rPr>
-          <w:i/>
-          <w:iCs/>
-        </w:rPr>
-        <w:t>IEEE Access</w:t>
-      </w:r>
-      <w:r>
-        <w:t>.</w:t>
+        <w:t xml:space="preserve">Ye, P., Ren, H., Li, Z., Yan, A., Yan, H., Wang, S. and Li, J., 2026. Securing large language models: A survey of watermarking and fingerprinting techniques. </w:t>
+      </w:r>
+      <w:r>
+        <w:rPr>
+          <w:i/>
+          <w:iCs/>
+        </w:rPr>
+        <w:t>ACM Computing Surveys</w:t>
+      </w:r>
+      <w:r>
+        <w:t xml:space="preserve">, </w:t>
+      </w:r>
+      <w:r>
+        <w:rPr>
+          <w:i/>
+          <w:iCs/>
+        </w:rPr>
+        <w:t>58</w:t>
+      </w:r>
+      <w:r>
+        <w:t>(7), pp.1-35.</w:t>
       </w:r>
     </w:p>
     <w:p>
@@ -505,17 +479,43 @@
         </w:numPr>
       </w:pPr>
       <w:r>
-        <w:t xml:space="preserve">Li, Z., Peng, B., He, P. and Yan, X., 2024, November. Evaluating the instruction-following robustness of large language models to prompt injection. In </w:t>
-      </w:r>
-      <w:r>
-        <w:rPr>
-          <w:i/>
-          <w:iCs/>
-        </w:rPr>
-        <w:t>Proceedings of the 2024 conference on empirical methods in natural language processing</w:t>
-      </w:r>
-      <w:r>
-        <w:t xml:space="preserve"> (pp. 557-568).</w:t>
+        <w:t xml:space="preserve">Zhang, D., </w:t>
+      </w:r>
+      <w:proofErr w:type="spellStart"/>
+      <w:r>
+        <w:t>Finckenberg</w:t>
+      </w:r>
+      <w:proofErr w:type="spellEnd"/>
+      <w:r>
+        <w:t xml:space="preserve">-Broman, P., Hoang, T., Pan, S., Xing, Z., Staples, M. and </w:t>
+      </w:r>
+      <w:proofErr w:type="gramStart"/>
+      <w:r>
+        <w:t>Xu, X.</w:t>
+      </w:r>
+      <w:proofErr w:type="gramEnd"/>
+      <w:r>
+        <w:t xml:space="preserve">, 2025. Right to be forgotten in the era of large language models: Implications, challenges, and solutions. </w:t>
+      </w:r>
+      <w:r>
+        <w:rPr>
+          <w:i/>
+          <w:iCs/>
+        </w:rPr>
+        <w:t>AI and Ethics</w:t>
+      </w:r>
+      <w:r>
+        <w:t xml:space="preserve">, </w:t>
+      </w:r>
+      <w:r>
+        <w:rPr>
+          <w:i/>
+          <w:iCs/>
+        </w:rPr>
+        <w:t>5</w:t>
+      </w:r>
+      <w:r>
+        <w:t>(3), pp.2445-2454.</w:t>
       </w:r>
     </w:p>
     <w:sectPr>

--- a/Paper URL GOOGLE SCHOLAR.docx
+++ b/Paper URL GOOGLE SCHOLAR.docx
@@ -487,15 +487,7 @@
       </w:r>
       <w:proofErr w:type="spellEnd"/>
       <w:r>
-        <w:t xml:space="preserve">-Broman, P., Hoang, T., Pan, S., Xing, Z., Staples, M. and </w:t>
-      </w:r>
-      <w:proofErr w:type="gramStart"/>
-      <w:r>
-        <w:t>Xu, X.</w:t>
-      </w:r>
-      <w:proofErr w:type="gramEnd"/>
-      <w:r>
-        <w:t xml:space="preserve">, 2025. Right to be forgotten in the era of large language models: Implications, challenges, and solutions. </w:t>
+        <w:t xml:space="preserve">-Broman, P., Hoang, T., Pan, S., Xing, Z., Staples, M. and Xu, X., 2025. Right to be forgotten in the era of large language models: Implications, challenges, and solutions. </w:t>
       </w:r>
       <w:r>
         <w:rPr>
@@ -516,6 +508,51 @@
       </w:r>
       <w:r>
         <w:t>(3), pp.2445-2454.</w:t>
+      </w:r>
+    </w:p>
+    <w:p>
+      <w:pPr>
+        <w:pStyle w:val="ListParagraph"/>
+        <w:numPr>
+          <w:ilvl w:val="0"/>
+          <w:numId w:val="1"/>
+        </w:numPr>
+      </w:pPr>
+      <w:proofErr w:type="spellStart"/>
+      <w:r>
+        <w:t>Clusmann</w:t>
+      </w:r>
+      <w:proofErr w:type="spellEnd"/>
+      <w:r>
+        <w:t xml:space="preserve">, J., Ferber, D., Wiest, I.C., Schneider, C.V., Brinker, T.J., </w:t>
+      </w:r>
+      <w:proofErr w:type="spellStart"/>
+      <w:r>
+        <w:t>Foersch</w:t>
+      </w:r>
+      <w:proofErr w:type="spellEnd"/>
+      <w:r>
+        <w:t xml:space="preserve">, S., Truhn, D. and Kather, J.N., 2025. Prompt injection attacks on vision language models in oncology. </w:t>
+      </w:r>
+      <w:r>
+        <w:rPr>
+          <w:i/>
+          <w:iCs/>
+        </w:rPr>
+        <w:t>Nature Communications</w:t>
+      </w:r>
+      <w:r>
+        <w:t xml:space="preserve">, </w:t>
+      </w:r>
+      <w:r>
+        <w:rPr>
+          <w:i/>
+          <w:iCs/>
+        </w:rPr>
+        <w:t>16</w:t>
+      </w:r>
+      <w:r>
+        <w:t>(1), p.1239.</w:t>
       </w:r>
     </w:p>
     <w:sectPr>

--- a/Paper URL GOOGLE SCHOLAR.docx
+++ b/Paper URL GOOGLE SCHOLAR.docx
@@ -487,7 +487,15 @@
       </w:r>
       <w:proofErr w:type="spellEnd"/>
       <w:r>
-        <w:t xml:space="preserve">-Broman, P., Hoang, T., Pan, S., Xing, Z., Staples, M. and Xu, X., 2025. Right to be forgotten in the era of large language models: Implications, challenges, and solutions. </w:t>
+        <w:t xml:space="preserve">-Broman, P., Hoang, T., Pan, S., Xing, Z., Staples, M. and </w:t>
+      </w:r>
+      <w:proofErr w:type="gramStart"/>
+      <w:r>
+        <w:t>Xu, X.</w:t>
+      </w:r>
+      <w:proofErr w:type="gramEnd"/>
+      <w:r>
+        <w:t xml:space="preserve">, 2025. Right to be forgotten in the era of large language models: Implications, challenges, and solutions. </w:t>
       </w:r>
       <w:r>
         <w:rPr>
@@ -553,6 +561,41 @@
       </w:r>
       <w:r>
         <w:t>(1), p.1239.</w:t>
+      </w:r>
+    </w:p>
+    <w:p>
+      <w:pPr>
+        <w:pStyle w:val="ListParagraph"/>
+        <w:numPr>
+          <w:ilvl w:val="0"/>
+          <w:numId w:val="1"/>
+        </w:numPr>
+      </w:pPr>
+      <w:r>
+        <w:t>Yu, J., Lin, X., Yu, Z. and Xing, X., 2024. {LLM-</w:t>
+      </w:r>
+      <w:proofErr w:type="spellStart"/>
+      <w:proofErr w:type="gramStart"/>
+      <w:r>
+        <w:t>Fuzzer</w:t>
+      </w:r>
+      <w:proofErr w:type="spellEnd"/>
+      <w:r>
+        <w:t>}:</w:t>
+      </w:r>
+      <w:proofErr w:type="gramEnd"/>
+      <w:r>
+        <w:t xml:space="preserve"> Scaling assessment of large language model jailbreaks. In </w:t>
+      </w:r>
+      <w:r>
+        <w:rPr>
+          <w:i/>
+          <w:iCs/>
+        </w:rPr>
+        <w:t>33rd USENIX Security Symposium (USENIX Security 24)</w:t>
+      </w:r>
+      <w:r>
+        <w:t xml:space="preserve"> (pp. 4657-4674).</w:t>
       </w:r>
     </w:p>
     <w:sectPr>

--- a/Paper URL GOOGLE SCHOLAR.docx
+++ b/Paper URL GOOGLE SCHOLAR.docx
@@ -487,15 +487,7 @@
       </w:r>
       <w:proofErr w:type="spellEnd"/>
       <w:r>
-        <w:t xml:space="preserve">-Broman, P., Hoang, T., Pan, S., Xing, Z., Staples, M. and </w:t>
-      </w:r>
-      <w:proofErr w:type="gramStart"/>
-      <w:r>
-        <w:t>Xu, X.</w:t>
-      </w:r>
-      <w:proofErr w:type="gramEnd"/>
-      <w:r>
-        <w:t xml:space="preserve">, 2025. Right to be forgotten in the era of large language models: Implications, challenges, and solutions. </w:t>
+        <w:t xml:space="preserve">-Broman, P., Hoang, T., Pan, S., Xing, Z., Staples, M. and Xu, X., 2025. Right to be forgotten in the era of large language models: Implications, challenges, and solutions. </w:t>
       </w:r>
       <w:r>
         <w:rPr>
@@ -575,17 +567,12 @@
         <w:t>Yu, J., Lin, X., Yu, Z. and Xing, X., 2024. {LLM-</w:t>
       </w:r>
       <w:proofErr w:type="spellStart"/>
-      <w:proofErr w:type="gramStart"/>
       <w:r>
         <w:t>Fuzzer</w:t>
       </w:r>
       <w:proofErr w:type="spellEnd"/>
       <w:r>
-        <w:t>}:</w:t>
-      </w:r>
-      <w:proofErr w:type="gramEnd"/>
-      <w:r>
-        <w:t xml:space="preserve"> Scaling assessment of large language model jailbreaks. In </w:t>
+        <w:t xml:space="preserve">}: Scaling assessment of large language model jailbreaks. In </w:t>
       </w:r>
       <w:r>
         <w:rPr>
@@ -596,6 +583,38 @@
       </w:r>
       <w:r>
         <w:t xml:space="preserve"> (pp. 4657-4674).</w:t>
+      </w:r>
+    </w:p>
+    <w:p>
+      <w:pPr>
+        <w:pStyle w:val="ListParagraph"/>
+        <w:numPr>
+          <w:ilvl w:val="0"/>
+          <w:numId w:val="1"/>
+        </w:numPr>
+      </w:pPr>
+      <w:r>
+        <w:t xml:space="preserve">Joshi, A. and Baidya, S., 2026. Securing the Cognitive Layer: A Survey on Security Threats, Defenses, and Privacy-Preserving Architectures for LLM-IoT Integration. </w:t>
+      </w:r>
+      <w:r>
+        <w:rPr>
+          <w:i/>
+          <w:iCs/>
+        </w:rPr>
+        <w:t>Journal of Cybersecurity and Privacy</w:t>
+      </w:r>
+      <w:r>
+        <w:t xml:space="preserve">, </w:t>
+      </w:r>
+      <w:r>
+        <w:rPr>
+          <w:i/>
+          <w:iCs/>
+        </w:rPr>
+        <w:t>6</w:t>
+      </w:r>
+      <w:r>
+        <w:t>(2), p.63.</w:t>
       </w:r>
     </w:p>
     <w:sectPr>

--- a/Paper URL GOOGLE SCHOLAR.docx
+++ b/Paper URL GOOGLE SCHOLAR.docx
@@ -74,15 +74,28 @@
           <w:numId w:val="1"/>
         </w:numPr>
       </w:pPr>
-      <w:r>
-        <w:t xml:space="preserve">Das, B.C., Amini, M.H. and Wu, Y., 2025. Security and privacy challenges of large language models: A survey. </w:t>
-      </w:r>
-      <w:r>
-        <w:rPr>
-          <w:i/>
-          <w:iCs/>
-        </w:rPr>
-        <w:t>ACM Computing Surveys</w:t>
+      <w:proofErr w:type="spellStart"/>
+      <w:r>
+        <w:t>Clusmann</w:t>
+      </w:r>
+      <w:proofErr w:type="spellEnd"/>
+      <w:r>
+        <w:t xml:space="preserve">, J., Ferber, D., Wiest, I.C., Schneider, C.V., Brinker, T.J., </w:t>
+      </w:r>
+      <w:proofErr w:type="spellStart"/>
+      <w:r>
+        <w:t>Foersch</w:t>
+      </w:r>
+      <w:proofErr w:type="spellEnd"/>
+      <w:r>
+        <w:t xml:space="preserve">, S., Truhn, D. and Kather, J.N., 2025. Prompt injection attacks on vision language models in oncology. </w:t>
+      </w:r>
+      <w:r>
+        <w:rPr>
+          <w:i/>
+          <w:iCs/>
+        </w:rPr>
+        <w:t>Nature Communications</w:t>
       </w:r>
       <w:r>
         <w:t xml:space="preserve">, </w:t>
@@ -92,10 +105,10 @@
           <w:i/>
           <w:iCs/>
         </w:rPr>
-        <w:t>57</w:t>
-      </w:r>
-      <w:r>
-        <w:t>(6), pp.1-39.</w:t>
+        <w:t>16</w:t>
+      </w:r>
+      <w:r>
+        <w:t>(1), p.1239.</w:t>
       </w:r>
     </w:p>
     <w:p>
@@ -107,17 +120,27 @@
         </w:numPr>
       </w:pPr>
       <w:r>
-        <w:t xml:space="preserve">Duarte, J.D., Cândido, G.D., De Britto Filho, J.R.A., Neto, J.S., Costa, E.J., Da Costa, J.P.J. and De Melo, L.P., 2026. A systematic review of prompt injection attacks on large language models: Trends, taxonomy, evaluation, defenses and opportunities. </w:t>
-      </w:r>
-      <w:r>
-        <w:rPr>
-          <w:i/>
-          <w:iCs/>
-        </w:rPr>
-        <w:t>IEEE Access</w:t>
-      </w:r>
-      <w:r>
-        <w:t>.</w:t>
+        <w:t xml:space="preserve">Das, B.C., Amini, M.H. and Wu, Y., 2025. Security and privacy challenges of large language models: A survey. </w:t>
+      </w:r>
+      <w:r>
+        <w:rPr>
+          <w:i/>
+          <w:iCs/>
+        </w:rPr>
+        <w:t>ACM Computing Surveys</w:t>
+      </w:r>
+      <w:r>
+        <w:t xml:space="preserve">, </w:t>
+      </w:r>
+      <w:r>
+        <w:rPr>
+          <w:i/>
+          <w:iCs/>
+        </w:rPr>
+        <w:t>57</w:t>
+      </w:r>
+      <w:r>
+        <w:t>(6), pp.1-39.</w:t>
       </w:r>
     </w:p>
     <w:p>
@@ -128,49 +151,18 @@
           <w:numId w:val="1"/>
         </w:numPr>
       </w:pPr>
-      <w:proofErr w:type="spellStart"/>
-      <w:r>
-        <w:t>Feretzakis</w:t>
-      </w:r>
-      <w:proofErr w:type="spellEnd"/>
-      <w:r>
-        <w:t xml:space="preserve">, G., Papaspyridis, K., </w:t>
-      </w:r>
-      <w:proofErr w:type="spellStart"/>
-      <w:r>
-        <w:t>Gkoulalas-Divanis</w:t>
-      </w:r>
-      <w:proofErr w:type="spellEnd"/>
-      <w:r>
-        <w:t xml:space="preserve">, A. and </w:t>
-      </w:r>
-      <w:proofErr w:type="spellStart"/>
-      <w:r>
-        <w:t>Verykios</w:t>
-      </w:r>
-      <w:proofErr w:type="spellEnd"/>
-      <w:r>
-        <w:t xml:space="preserve">, V.S., 2024. Privacy-preserving techniques in generative AI and large language models: A narrative review. </w:t>
-      </w:r>
-      <w:r>
-        <w:rPr>
-          <w:i/>
-          <w:iCs/>
-        </w:rPr>
-        <w:t>Information</w:t>
-      </w:r>
-      <w:r>
-        <w:t xml:space="preserve">, </w:t>
-      </w:r>
-      <w:r>
-        <w:rPr>
-          <w:i/>
-          <w:iCs/>
-        </w:rPr>
-        <w:t>15</w:t>
-      </w:r>
-      <w:r>
-        <w:t>(11), p.697.</w:t>
+      <w:r>
+        <w:t xml:space="preserve">Duarte, J.D., Cândido, G.D., De Britto Filho, J.R.A., Neto, J.S., Costa, E.J., Da Costa, J.P.J. and De Melo, L.P., 2026. A systematic review of prompt injection attacks on large language models: Trends, taxonomy, evaluation, defenses and opportunities. </w:t>
+      </w:r>
+      <w:r>
+        <w:rPr>
+          <w:i/>
+          <w:iCs/>
+        </w:rPr>
+        <w:t>IEEE Access</w:t>
+      </w:r>
+      <w:r>
+        <w:t>.</w:t>
       </w:r>
     </w:p>
     <w:p>
@@ -181,15 +173,36 @@
           <w:numId w:val="1"/>
         </w:numPr>
       </w:pPr>
-      <w:r>
-        <w:t xml:space="preserve">Geng, T., Xu, Z., Qu, Y. and Wong, W.E., 2026. Prompt injection attacks on large language models: A survey of attack methods, root causes, and defense strategies. </w:t>
-      </w:r>
-      <w:r>
-        <w:rPr>
-          <w:i/>
-          <w:iCs/>
-        </w:rPr>
-        <w:t>Computers, Materials &amp; Continua</w:t>
+      <w:proofErr w:type="spellStart"/>
+      <w:r>
+        <w:t>Feretzakis</w:t>
+      </w:r>
+      <w:proofErr w:type="spellEnd"/>
+      <w:r>
+        <w:t xml:space="preserve">, G., Papaspyridis, K., </w:t>
+      </w:r>
+      <w:proofErr w:type="spellStart"/>
+      <w:r>
+        <w:t>Gkoulalas-Divanis</w:t>
+      </w:r>
+      <w:proofErr w:type="spellEnd"/>
+      <w:r>
+        <w:t xml:space="preserve">, A. and </w:t>
+      </w:r>
+      <w:proofErr w:type="spellStart"/>
+      <w:r>
+        <w:t>Verykios</w:t>
+      </w:r>
+      <w:proofErr w:type="spellEnd"/>
+      <w:r>
+        <w:t xml:space="preserve">, V.S., 2024. Privacy-preserving techniques in generative AI and large language models: A narrative review. </w:t>
+      </w:r>
+      <w:r>
+        <w:rPr>
+          <w:i/>
+          <w:iCs/>
+        </w:rPr>
+        <w:t>Information</w:t>
       </w:r>
       <w:r>
         <w:t xml:space="preserve">, </w:t>
@@ -199,10 +212,10 @@
           <w:i/>
           <w:iCs/>
         </w:rPr>
-        <w:t>87</w:t>
-      </w:r>
-      <w:r>
-        <w:t>(1), p.4.</w:t>
+        <w:t>15</w:t>
+      </w:r>
+      <w:r>
+        <w:t>(11), p.697.</w:t>
       </w:r>
     </w:p>
     <w:p>
@@ -214,14 +227,14 @@
         </w:numPr>
       </w:pPr>
       <w:r>
-        <w:t xml:space="preserve">Gulyamov, S., Gulyamov, S., Rodionov, A., Khursanov, R., Mekhmonov, K., Babaev, D. and Rakhimjonov, A., 2026. Prompt injection attacks in large language models and ai agent systems: A comprehensive review of vulnerabilities, attack vectors, and defense mechanisms. </w:t>
-      </w:r>
-      <w:r>
-        <w:rPr>
-          <w:i/>
-          <w:iCs/>
-        </w:rPr>
-        <w:t>Information</w:t>
+        <w:t xml:space="preserve">Geng, T., Xu, Z., Qu, Y. and Wong, W.E., 2026. Prompt injection attacks on large language models: A survey of attack methods, root causes, and defense strategies. </w:t>
+      </w:r>
+      <w:r>
+        <w:rPr>
+          <w:i/>
+          <w:iCs/>
+        </w:rPr>
+        <w:t>Computers, Materials &amp; Continua</w:t>
       </w:r>
       <w:r>
         <w:t xml:space="preserve">, </w:t>
@@ -231,10 +244,10 @@
           <w:i/>
           <w:iCs/>
         </w:rPr>
-        <w:t>17</w:t>
-      </w:r>
-      <w:r>
-        <w:t>(1), p.54.</w:t>
+        <w:t>87</w:t>
+      </w:r>
+      <w:r>
+        <w:t>(1), p.4.</w:t>
       </w:r>
     </w:p>
     <w:p>
@@ -246,26 +259,27 @@
         </w:numPr>
       </w:pPr>
       <w:r>
-        <w:t xml:space="preserve">He, Z., Li, Z., Yang, S., Ye, H., Qiao, A., Zhang, X., Luo, X. and Chen, T., 2024. Large language models for blockchain security: A systematic literature review. </w:t>
-      </w:r>
-      <w:proofErr w:type="spellStart"/>
-      <w:r>
-        <w:rPr>
-          <w:i/>
-          <w:iCs/>
-        </w:rPr>
-        <w:t>arXiv</w:t>
-      </w:r>
-      <w:proofErr w:type="spellEnd"/>
-      <w:r>
-        <w:rPr>
-          <w:i/>
-          <w:iCs/>
-        </w:rPr>
-        <w:t xml:space="preserve"> preprint arXiv:2403.14280</w:t>
-      </w:r>
-      <w:r>
-        <w:t>.</w:t>
+        <w:t xml:space="preserve">Gulyamov, S., Gulyamov, S., Rodionov, A., Khursanov, R., Mekhmonov, K., Babaev, D. and Rakhimjonov, A., 2026. Prompt injection attacks in large language models and ai agent systems: A comprehensive review of vulnerabilities, attack vectors, and defense mechanisms. </w:t>
+      </w:r>
+      <w:r>
+        <w:rPr>
+          <w:i/>
+          <w:iCs/>
+        </w:rPr>
+        <w:t>Information</w:t>
+      </w:r>
+      <w:r>
+        <w:t xml:space="preserve">, </w:t>
+      </w:r>
+      <w:r>
+        <w:rPr>
+          <w:i/>
+          <w:iCs/>
+        </w:rPr>
+        <w:t>17</w:t>
+      </w:r>
+      <w:r>
+        <w:t>(1), p.54.</w:t>
       </w:r>
     </w:p>
     <w:p>
@@ -277,27 +291,26 @@
         </w:numPr>
       </w:pPr>
       <w:r>
-        <w:t xml:space="preserve">Li, M.Q. and Fung, B.C., 2025. Security concerns for large language models: A survey. </w:t>
-      </w:r>
-      <w:r>
-        <w:rPr>
-          <w:i/>
-          <w:iCs/>
-        </w:rPr>
-        <w:t>Journal of Information Security and Applications</w:t>
-      </w:r>
-      <w:r>
-        <w:t xml:space="preserve">, </w:t>
-      </w:r>
-      <w:r>
-        <w:rPr>
-          <w:i/>
-          <w:iCs/>
-        </w:rPr>
-        <w:t>95</w:t>
-      </w:r>
-      <w:r>
-        <w:t>, p.104284.</w:t>
+        <w:t xml:space="preserve">He, Z., Li, Z., Yang, S., Ye, H., Qiao, A., Zhang, X., Luo, X. and Chen, T., 2024. Large language models for blockchain security: A systematic literature review. </w:t>
+      </w:r>
+      <w:proofErr w:type="spellStart"/>
+      <w:r>
+        <w:rPr>
+          <w:i/>
+          <w:iCs/>
+        </w:rPr>
+        <w:t>arXiv</w:t>
+      </w:r>
+      <w:proofErr w:type="spellEnd"/>
+      <w:r>
+        <w:rPr>
+          <w:i/>
+          <w:iCs/>
+        </w:rPr>
+        <w:t xml:space="preserve"> preprint arXiv:2403.14280</w:t>
+      </w:r>
+      <w:r>
+        <w:t>.</w:t>
       </w:r>
     </w:p>
     <w:p>
@@ -309,17 +322,27 @@
         </w:numPr>
       </w:pPr>
       <w:r>
-        <w:t xml:space="preserve">Li, Z., Peng, B., He, P. and Yan, X., 2024, November. Evaluating the instruction-following robustness of large language models to prompt injection. In </w:t>
-      </w:r>
-      <w:r>
-        <w:rPr>
-          <w:i/>
-          <w:iCs/>
-        </w:rPr>
-        <w:t>Proceedings of the 2024 conference on empirical methods in natural language processing</w:t>
-      </w:r>
-      <w:r>
-        <w:t xml:space="preserve"> (pp. 557-568).</w:t>
+        <w:t xml:space="preserve">Joshi, A. and Baidya, S., 2026. Securing the Cognitive Layer: A Survey on Security Threats, Defenses, and Privacy-Preserving Architectures for LLM-IoT Integration. </w:t>
+      </w:r>
+      <w:r>
+        <w:rPr>
+          <w:i/>
+          <w:iCs/>
+        </w:rPr>
+        <w:t>Journal of Cybersecurity and Privacy</w:t>
+      </w:r>
+      <w:r>
+        <w:t xml:space="preserve">, </w:t>
+      </w:r>
+      <w:r>
+        <w:rPr>
+          <w:i/>
+          <w:iCs/>
+        </w:rPr>
+        <w:t>6</w:t>
+      </w:r>
+      <w:r>
+        <w:t>(2), p.63.</w:t>
       </w:r>
     </w:p>
     <w:p>
@@ -330,44 +353,15 @@
           <w:numId w:val="1"/>
         </w:numPr>
       </w:pPr>
-      <w:proofErr w:type="spellStart"/>
-      <w:r>
-        <w:t>Sarhaddi</w:t>
-      </w:r>
-      <w:proofErr w:type="spellEnd"/>
-      <w:r>
-        <w:t xml:space="preserve">, F., Nguyen, N.T., Zuniga, A., Khan, M., Hui, P., </w:t>
-      </w:r>
-      <w:proofErr w:type="spellStart"/>
-      <w:r>
-        <w:t>Tarkoma</w:t>
-      </w:r>
-      <w:proofErr w:type="spellEnd"/>
-      <w:r>
-        <w:t xml:space="preserve">, S., Flores, H. and Nurmi, P., 2026. </w:t>
-      </w:r>
-      <w:proofErr w:type="spellStart"/>
-      <w:r>
-        <w:t>Llms</w:t>
-      </w:r>
-      <w:proofErr w:type="spellEnd"/>
-      <w:r>
-        <w:t xml:space="preserve"> and </w:t>
-      </w:r>
-      <w:proofErr w:type="spellStart"/>
-      <w:r>
-        <w:t>iot</w:t>
-      </w:r>
-      <w:proofErr w:type="spellEnd"/>
-      <w:r>
-        <w:t xml:space="preserve">: A comprehensive survey on large language models and the internet of things. </w:t>
-      </w:r>
-      <w:r>
-        <w:rPr>
-          <w:i/>
-          <w:iCs/>
-        </w:rPr>
-        <w:t>IEEE Open Journal of the Communications Society</w:t>
+      <w:r>
+        <w:t xml:space="preserve">Li, M.Q. and Fung, B.C., 2025. Security concerns for large language models: A survey. </w:t>
+      </w:r>
+      <w:r>
+        <w:rPr>
+          <w:i/>
+          <w:iCs/>
+        </w:rPr>
+        <w:t>Journal of Information Security and Applications</w:t>
       </w:r>
       <w:r>
         <w:t xml:space="preserve">, </w:t>
@@ -377,10 +371,10 @@
           <w:i/>
           <w:iCs/>
         </w:rPr>
-        <w:t>7</w:t>
-      </w:r>
-      <w:r>
-        <w:t>, pp.3585-3616.</w:t>
+        <w:t>95</w:t>
+      </w:r>
+      <w:r>
+        <w:t>, p.104284.</w:t>
       </w:r>
     </w:p>
     <w:p>
@@ -392,27 +386,17 @@
         </w:numPr>
       </w:pPr>
       <w:r>
-        <w:t xml:space="preserve">Wang, S., Zhu, T., Liu, B., Ding, M., Ye, D., Zhou, W. and Yu, P., 2025. Unique security and privacy threats of large language models: A comprehensive survey. </w:t>
-      </w:r>
-      <w:r>
-        <w:rPr>
-          <w:i/>
-          <w:iCs/>
-        </w:rPr>
-        <w:t>ACM Computing Surveys</w:t>
-      </w:r>
-      <w:r>
-        <w:t xml:space="preserve">, </w:t>
-      </w:r>
-      <w:r>
-        <w:rPr>
-          <w:i/>
-          <w:iCs/>
-        </w:rPr>
-        <w:t>58</w:t>
-      </w:r>
-      <w:r>
-        <w:t>(4), pp.1-36.</w:t>
+        <w:t xml:space="preserve">Li, Z., Peng, B., He, P. and Yan, X., 2024, November. Evaluating the instruction-following robustness of large language models to prompt injection. In </w:t>
+      </w:r>
+      <w:r>
+        <w:rPr>
+          <w:i/>
+          <w:iCs/>
+        </w:rPr>
+        <w:t>Proceedings of the 2024 conference on empirical methods in natural language processing</w:t>
+      </w:r>
+      <w:r>
+        <w:t xml:space="preserve"> (pp. 557-568).</w:t>
       </w:r>
     </w:p>
     <w:p>
@@ -423,19 +407,58 @@
           <w:numId w:val="1"/>
         </w:numPr>
       </w:pPr>
+      <w:proofErr w:type="spellStart"/>
       <w:r>
         <w:lastRenderedPageBreak/>
-        <w:t xml:space="preserve">Xu, H., Wang, S., Li, N., Wang, K., Zhao, Y., Chen, K., Yu, T., Liu, Y. and Wang, H., 2025. Large language models for cyber security: A systematic literature review. </w:t>
-      </w:r>
-      <w:r>
-        <w:rPr>
-          <w:i/>
-          <w:iCs/>
-        </w:rPr>
-        <w:t>ACM Transactions on Software Engineering and Methodology</w:t>
-      </w:r>
-      <w:r>
-        <w:t>.</w:t>
+        <w:t>Sarhaddi</w:t>
+      </w:r>
+      <w:proofErr w:type="spellEnd"/>
+      <w:r>
+        <w:t xml:space="preserve">, F., Nguyen, N.T., Zuniga, A., Khan, M., Hui, P., </w:t>
+      </w:r>
+      <w:proofErr w:type="spellStart"/>
+      <w:r>
+        <w:t>Tarkoma</w:t>
+      </w:r>
+      <w:proofErr w:type="spellEnd"/>
+      <w:r>
+        <w:t xml:space="preserve">, S., Flores, H. and Nurmi, P., 2026. </w:t>
+      </w:r>
+      <w:proofErr w:type="spellStart"/>
+      <w:r>
+        <w:t>Llms</w:t>
+      </w:r>
+      <w:proofErr w:type="spellEnd"/>
+      <w:r>
+        <w:t xml:space="preserve"> and </w:t>
+      </w:r>
+      <w:proofErr w:type="spellStart"/>
+      <w:r>
+        <w:t>iot</w:t>
+      </w:r>
+      <w:proofErr w:type="spellEnd"/>
+      <w:r>
+        <w:t xml:space="preserve">: A comprehensive survey on large language models and the internet of things. </w:t>
+      </w:r>
+      <w:r>
+        <w:rPr>
+          <w:i/>
+          <w:iCs/>
+        </w:rPr>
+        <w:t>IEEE Open Journal of the Communications Society</w:t>
+      </w:r>
+      <w:r>
+        <w:t xml:space="preserve">, </w:t>
+      </w:r>
+      <w:r>
+        <w:rPr>
+          <w:i/>
+          <w:iCs/>
+        </w:rPr>
+        <w:t>7</w:t>
+      </w:r>
+      <w:r>
+        <w:t>, pp.3585-3616.</w:t>
       </w:r>
     </w:p>
     <w:p>
@@ -447,7 +470,7 @@
         </w:numPr>
       </w:pPr>
       <w:r>
-        <w:t xml:space="preserve">Ye, P., Ren, H., Li, Z., Yan, A., Yan, H., Wang, S. and Li, J., 2026. Securing large language models: A survey of watermarking and fingerprinting techniques. </w:t>
+        <w:t xml:space="preserve">Wang, S., Zhu, T., Liu, B., Ding, M., Ye, D., Zhou, W. and Yu, P., 2025. Unique security and privacy threats of large language models: A comprehensive survey. </w:t>
       </w:r>
       <w:r>
         <w:rPr>
@@ -467,7 +490,7 @@
         <w:t>58</w:t>
       </w:r>
       <w:r>
-        <w:t>(7), pp.1-35.</w:t>
+        <w:t>(4), pp.1-36.</w:t>
       </w:r>
     </w:p>
     <w:p>
@@ -479,35 +502,17 @@
         </w:numPr>
       </w:pPr>
       <w:r>
-        <w:t xml:space="preserve">Zhang, D., </w:t>
-      </w:r>
-      <w:proofErr w:type="spellStart"/>
-      <w:r>
-        <w:t>Finckenberg</w:t>
-      </w:r>
-      <w:proofErr w:type="spellEnd"/>
-      <w:r>
-        <w:t xml:space="preserve">-Broman, P., Hoang, T., Pan, S., Xing, Z., Staples, M. and Xu, X., 2025. Right to be forgotten in the era of large language models: Implications, challenges, and solutions. </w:t>
-      </w:r>
-      <w:r>
-        <w:rPr>
-          <w:i/>
-          <w:iCs/>
-        </w:rPr>
-        <w:t>AI and Ethics</w:t>
-      </w:r>
-      <w:r>
-        <w:t xml:space="preserve">, </w:t>
-      </w:r>
-      <w:r>
-        <w:rPr>
-          <w:i/>
-          <w:iCs/>
-        </w:rPr>
-        <w:t>5</w:t>
-      </w:r>
-      <w:r>
-        <w:t>(3), pp.2445-2454.</w:t>
+        <w:t xml:space="preserve">Xu, H., Wang, S., Li, N., Wang, K., Zhao, Y., Chen, K., Yu, T., Liu, Y. and Wang, H., 2025. Large language models for cyber security: A systematic literature review. </w:t>
+      </w:r>
+      <w:r>
+        <w:rPr>
+          <w:i/>
+          <w:iCs/>
+        </w:rPr>
+        <w:t>ACM Transactions on Software Engineering and Methodology</w:t>
+      </w:r>
+      <w:r>
+        <w:t>.</w:t>
       </w:r>
     </w:p>
     <w:p>
@@ -518,28 +523,15 @@
           <w:numId w:val="1"/>
         </w:numPr>
       </w:pPr>
-      <w:proofErr w:type="spellStart"/>
-      <w:r>
-        <w:t>Clusmann</w:t>
-      </w:r>
-      <w:proofErr w:type="spellEnd"/>
-      <w:r>
-        <w:t xml:space="preserve">, J., Ferber, D., Wiest, I.C., Schneider, C.V., Brinker, T.J., </w:t>
-      </w:r>
-      <w:proofErr w:type="spellStart"/>
-      <w:r>
-        <w:t>Foersch</w:t>
-      </w:r>
-      <w:proofErr w:type="spellEnd"/>
-      <w:r>
-        <w:t xml:space="preserve">, S., Truhn, D. and Kather, J.N., 2025. Prompt injection attacks on vision language models in oncology. </w:t>
-      </w:r>
-      <w:r>
-        <w:rPr>
-          <w:i/>
-          <w:iCs/>
-        </w:rPr>
-        <w:t>Nature Communications</w:t>
+      <w:r>
+        <w:t xml:space="preserve">Ye, P., Ren, H., Li, Z., Yan, A., Yan, H., Wang, S. and Li, J., 2026. Securing large language models: A survey of watermarking and fingerprinting techniques. </w:t>
+      </w:r>
+      <w:r>
+        <w:rPr>
+          <w:i/>
+          <w:iCs/>
+        </w:rPr>
+        <w:t>ACM Computing Surveys</w:t>
       </w:r>
       <w:r>
         <w:t xml:space="preserve">, </w:t>
@@ -549,10 +541,10 @@
           <w:i/>
           <w:iCs/>
         </w:rPr>
-        <w:t>16</w:t>
-      </w:r>
-      <w:r>
-        <w:t>(1), p.1239.</w:t>
+        <w:t>58</w:t>
+      </w:r>
+      <w:r>
+        <w:t>(7), pp.1-35.</w:t>
       </w:r>
     </w:p>
     <w:p>
@@ -567,12 +559,17 @@
         <w:t>Yu, J., Lin, X., Yu, Z. and Xing, X., 2024. {LLM-</w:t>
       </w:r>
       <w:proofErr w:type="spellStart"/>
+      <w:proofErr w:type="gramStart"/>
       <w:r>
         <w:t>Fuzzer</w:t>
       </w:r>
       <w:proofErr w:type="spellEnd"/>
       <w:r>
-        <w:t xml:space="preserve">}: Scaling assessment of large language model jailbreaks. In </w:t>
+        <w:t>}:</w:t>
+      </w:r>
+      <w:proofErr w:type="gramEnd"/>
+      <w:r>
+        <w:t xml:space="preserve"> Scaling assessment of large language model jailbreaks. In </w:t>
       </w:r>
       <w:r>
         <w:rPr>
@@ -594,14 +591,30 @@
         </w:numPr>
       </w:pPr>
       <w:r>
-        <w:t xml:space="preserve">Joshi, A. and Baidya, S., 2026. Securing the Cognitive Layer: A Survey on Security Threats, Defenses, and Privacy-Preserving Architectures for LLM-IoT Integration. </w:t>
-      </w:r>
-      <w:r>
-        <w:rPr>
-          <w:i/>
-          <w:iCs/>
-        </w:rPr>
-        <w:t>Journal of Cybersecurity and Privacy</w:t>
+        <w:t xml:space="preserve">Zhang, D., </w:t>
+      </w:r>
+      <w:proofErr w:type="spellStart"/>
+      <w:r>
+        <w:t>Finckenberg</w:t>
+      </w:r>
+      <w:proofErr w:type="spellEnd"/>
+      <w:r>
+        <w:t xml:space="preserve">-Broman, P., Hoang, T., Pan, S., Xing, Z., Staples, M. and </w:t>
+      </w:r>
+      <w:proofErr w:type="gramStart"/>
+      <w:r>
+        <w:t>Xu, X.</w:t>
+      </w:r>
+      <w:proofErr w:type="gramEnd"/>
+      <w:r>
+        <w:t xml:space="preserve">, 2025. Right to be forgotten in the era of large language models: Implications, challenges, and solutions. </w:t>
+      </w:r>
+      <w:r>
+        <w:rPr>
+          <w:i/>
+          <w:iCs/>
+        </w:rPr>
+        <w:t>AI and Ethics</w:t>
       </w:r>
       <w:r>
         <w:t xml:space="preserve">, </w:t>
@@ -611,10 +624,10 @@
           <w:i/>
           <w:iCs/>
         </w:rPr>
-        <w:t>6</w:t>
-      </w:r>
-      <w:r>
-        <w:t>(2), p.63.</w:t>
+        <w:t>5</w:t>
+      </w:r>
+      <w:r>
+        <w:t>(3), pp.2445-2454.</w:t>
       </w:r>
     </w:p>
     <w:sectPr>

--- a/Paper URL GOOGLE SCHOLAR.docx
+++ b/Paper URL GOOGLE SCHOLAR.docx
@@ -628,6 +628,36 @@
       </w:r>
       <w:r>
         <w:t>(3), pp.2445-2454.</w:t>
+      </w:r>
+    </w:p>
+    <w:p>
+      <w:pPr>
+        <w:pStyle w:val="ListParagraph"/>
+        <w:numPr>
+          <w:ilvl w:val="0"/>
+          <w:numId w:val="1"/>
+        </w:numPr>
+      </w:pPr>
+      <w:r>
+        <w:t xml:space="preserve">Chen, M., Xiao, C., Sun, H., Li, L., </w:t>
+      </w:r>
+      <w:proofErr w:type="spellStart"/>
+      <w:r>
+        <w:t>Derczynski</w:t>
+      </w:r>
+      <w:proofErr w:type="spellEnd"/>
+      <w:r>
+        <w:t xml:space="preserve">, L., Anandkumar, A. and Wang, F., 2024, June. Combating security and privacy issues in the era of large language models. In </w:t>
+      </w:r>
+      <w:r>
+        <w:rPr>
+          <w:i/>
+          <w:iCs/>
+        </w:rPr>
+        <w:t>Proceedings of the 2024 Conference of the North American Chapter of the Association for Computational Linguistics: Human Language Technologies (Volume 5: Tutorial Abstracts)</w:t>
+      </w:r>
+      <w:r>
+        <w:t xml:space="preserve"> (pp. 8-18).</w:t>
       </w:r>
     </w:p>
     <w:sectPr>

--- a/Paper URL GOOGLE SCHOLAR.docx
+++ b/Paper URL GOOGLE SCHOLAR.docx
@@ -74,41 +74,26 @@
           <w:numId w:val="1"/>
         </w:numPr>
       </w:pPr>
+      <w:r>
+        <w:t xml:space="preserve">Chen, M., Xiao, C., Sun, H., Li, L., </w:t>
+      </w:r>
       <w:proofErr w:type="spellStart"/>
       <w:r>
-        <w:t>Clusmann</w:t>
+        <w:t>Derczynski</w:t>
       </w:r>
       <w:proofErr w:type="spellEnd"/>
       <w:r>
-        <w:t xml:space="preserve">, J., Ferber, D., Wiest, I.C., Schneider, C.V., Brinker, T.J., </w:t>
-      </w:r>
-      <w:proofErr w:type="spellStart"/>
-      <w:r>
-        <w:t>Foersch</w:t>
-      </w:r>
-      <w:proofErr w:type="spellEnd"/>
-      <w:r>
-        <w:t xml:space="preserve">, S., Truhn, D. and Kather, J.N., 2025. Prompt injection attacks on vision language models in oncology. </w:t>
-      </w:r>
-      <w:r>
-        <w:rPr>
-          <w:i/>
-          <w:iCs/>
-        </w:rPr>
-        <w:t>Nature Communications</w:t>
-      </w:r>
-      <w:r>
-        <w:t xml:space="preserve">, </w:t>
-      </w:r>
-      <w:r>
-        <w:rPr>
-          <w:i/>
-          <w:iCs/>
-        </w:rPr>
-        <w:t>16</w:t>
-      </w:r>
-      <w:r>
-        <w:t>(1), p.1239.</w:t>
+        <w:t xml:space="preserve">, L., Anandkumar, A. and Wang, F., 2024, June. Combating security and privacy issues in the era of large language models. In </w:t>
+      </w:r>
+      <w:r>
+        <w:rPr>
+          <w:i/>
+          <w:iCs/>
+        </w:rPr>
+        <w:t>Proceedings of the 2024 Conference of the North American Chapter of the Association for Computational Linguistics: Human Language Technologies (Volume 5: Tutorial Abstracts)</w:t>
+      </w:r>
+      <w:r>
+        <w:t xml:space="preserve"> (pp. 8-18).</w:t>
       </w:r>
     </w:p>
     <w:p>
@@ -119,15 +104,28 @@
           <w:numId w:val="1"/>
         </w:numPr>
       </w:pPr>
-      <w:r>
-        <w:t xml:space="preserve">Das, B.C., Amini, M.H. and Wu, Y., 2025. Security and privacy challenges of large language models: A survey. </w:t>
-      </w:r>
-      <w:r>
-        <w:rPr>
-          <w:i/>
-          <w:iCs/>
-        </w:rPr>
-        <w:t>ACM Computing Surveys</w:t>
+      <w:proofErr w:type="spellStart"/>
+      <w:r>
+        <w:t>Clusmann</w:t>
+      </w:r>
+      <w:proofErr w:type="spellEnd"/>
+      <w:r>
+        <w:t xml:space="preserve">, J., Ferber, D., Wiest, I.C., Schneider, C.V., Brinker, T.J., </w:t>
+      </w:r>
+      <w:proofErr w:type="spellStart"/>
+      <w:r>
+        <w:t>Foersch</w:t>
+      </w:r>
+      <w:proofErr w:type="spellEnd"/>
+      <w:r>
+        <w:t xml:space="preserve">, S., Truhn, D. and Kather, J.N., 2025. Prompt injection attacks on vision language models in oncology. </w:t>
+      </w:r>
+      <w:r>
+        <w:rPr>
+          <w:i/>
+          <w:iCs/>
+        </w:rPr>
+        <w:t>Nature Communications</w:t>
       </w:r>
       <w:r>
         <w:t xml:space="preserve">, </w:t>
@@ -137,10 +135,10 @@
           <w:i/>
           <w:iCs/>
         </w:rPr>
-        <w:t>57</w:t>
-      </w:r>
-      <w:r>
-        <w:t>(6), pp.1-39.</w:t>
+        <w:t>16</w:t>
+      </w:r>
+      <w:r>
+        <w:t>(1), p.1239.</w:t>
       </w:r>
     </w:p>
     <w:p>
@@ -152,17 +150,27 @@
         </w:numPr>
       </w:pPr>
       <w:r>
-        <w:t xml:space="preserve">Duarte, J.D., Cândido, G.D., De Britto Filho, J.R.A., Neto, J.S., Costa, E.J., Da Costa, J.P.J. and De Melo, L.P., 2026. A systematic review of prompt injection attacks on large language models: Trends, taxonomy, evaluation, defenses and opportunities. </w:t>
-      </w:r>
-      <w:r>
-        <w:rPr>
-          <w:i/>
-          <w:iCs/>
-        </w:rPr>
-        <w:t>IEEE Access</w:t>
-      </w:r>
-      <w:r>
-        <w:t>.</w:t>
+        <w:t xml:space="preserve">Das, B.C., Amini, M.H. and Wu, Y., 2025. Security and privacy challenges of large language models: A survey. </w:t>
+      </w:r>
+      <w:r>
+        <w:rPr>
+          <w:i/>
+          <w:iCs/>
+        </w:rPr>
+        <w:t>ACM Computing Surveys</w:t>
+      </w:r>
+      <w:r>
+        <w:t xml:space="preserve">, </w:t>
+      </w:r>
+      <w:r>
+        <w:rPr>
+          <w:i/>
+          <w:iCs/>
+        </w:rPr>
+        <w:t>57</w:t>
+      </w:r>
+      <w:r>
+        <w:t>(6), pp.1-39.</w:t>
       </w:r>
     </w:p>
     <w:p>
@@ -173,49 +181,18 @@
           <w:numId w:val="1"/>
         </w:numPr>
       </w:pPr>
-      <w:proofErr w:type="spellStart"/>
-      <w:r>
-        <w:t>Feretzakis</w:t>
-      </w:r>
-      <w:proofErr w:type="spellEnd"/>
-      <w:r>
-        <w:t xml:space="preserve">, G., Papaspyridis, K., </w:t>
-      </w:r>
-      <w:proofErr w:type="spellStart"/>
-      <w:r>
-        <w:t>Gkoulalas-Divanis</w:t>
-      </w:r>
-      <w:proofErr w:type="spellEnd"/>
-      <w:r>
-        <w:t xml:space="preserve">, A. and </w:t>
-      </w:r>
-      <w:proofErr w:type="spellStart"/>
-      <w:r>
-        <w:t>Verykios</w:t>
-      </w:r>
-      <w:proofErr w:type="spellEnd"/>
-      <w:r>
-        <w:t xml:space="preserve">, V.S., 2024. Privacy-preserving techniques in generative AI and large language models: A narrative review. </w:t>
-      </w:r>
-      <w:r>
-        <w:rPr>
-          <w:i/>
-          <w:iCs/>
-        </w:rPr>
-        <w:t>Information</w:t>
-      </w:r>
-      <w:r>
-        <w:t xml:space="preserve">, </w:t>
-      </w:r>
-      <w:r>
-        <w:rPr>
-          <w:i/>
-          <w:iCs/>
-        </w:rPr>
-        <w:t>15</w:t>
-      </w:r>
-      <w:r>
-        <w:t>(11), p.697.</w:t>
+      <w:r>
+        <w:t xml:space="preserve">Duarte, J.D., Cândido, G.D., De Britto Filho, J.R.A., Neto, J.S., Costa, E.J., Da Costa, J.P.J. and De Melo, L.P., 2026. A systematic review of prompt injection attacks on large language models: Trends, taxonomy, evaluation, defenses and opportunities. </w:t>
+      </w:r>
+      <w:r>
+        <w:rPr>
+          <w:i/>
+          <w:iCs/>
+        </w:rPr>
+        <w:t>IEEE Access</w:t>
+      </w:r>
+      <w:r>
+        <w:t>.</w:t>
       </w:r>
     </w:p>
     <w:p>
@@ -226,15 +203,36 @@
           <w:numId w:val="1"/>
         </w:numPr>
       </w:pPr>
-      <w:r>
-        <w:t xml:space="preserve">Geng, T., Xu, Z., Qu, Y. and Wong, W.E., 2026. Prompt injection attacks on large language models: A survey of attack methods, root causes, and defense strategies. </w:t>
-      </w:r>
-      <w:r>
-        <w:rPr>
-          <w:i/>
-          <w:iCs/>
-        </w:rPr>
-        <w:t>Computers, Materials &amp; Continua</w:t>
+      <w:proofErr w:type="spellStart"/>
+      <w:r>
+        <w:t>Feretzakis</w:t>
+      </w:r>
+      <w:proofErr w:type="spellEnd"/>
+      <w:r>
+        <w:t xml:space="preserve">, G., Papaspyridis, K., </w:t>
+      </w:r>
+      <w:proofErr w:type="spellStart"/>
+      <w:r>
+        <w:t>Gkoulalas-Divanis</w:t>
+      </w:r>
+      <w:proofErr w:type="spellEnd"/>
+      <w:r>
+        <w:t xml:space="preserve">, A. and </w:t>
+      </w:r>
+      <w:proofErr w:type="spellStart"/>
+      <w:r>
+        <w:t>Verykios</w:t>
+      </w:r>
+      <w:proofErr w:type="spellEnd"/>
+      <w:r>
+        <w:t xml:space="preserve">, V.S., 2024. Privacy-preserving techniques in generative AI and large language models: A narrative review. </w:t>
+      </w:r>
+      <w:r>
+        <w:rPr>
+          <w:i/>
+          <w:iCs/>
+        </w:rPr>
+        <w:t>Information</w:t>
       </w:r>
       <w:r>
         <w:t xml:space="preserve">, </w:t>
@@ -244,10 +242,10 @@
           <w:i/>
           <w:iCs/>
         </w:rPr>
-        <w:t>87</w:t>
-      </w:r>
-      <w:r>
-        <w:t>(1), p.4.</w:t>
+        <w:t>15</w:t>
+      </w:r>
+      <w:r>
+        <w:t>(11), p.697.</w:t>
       </w:r>
     </w:p>
     <w:p>
@@ -259,14 +257,14 @@
         </w:numPr>
       </w:pPr>
       <w:r>
-        <w:t xml:space="preserve">Gulyamov, S., Gulyamov, S., Rodionov, A., Khursanov, R., Mekhmonov, K., Babaev, D. and Rakhimjonov, A., 2026. Prompt injection attacks in large language models and ai agent systems: A comprehensive review of vulnerabilities, attack vectors, and defense mechanisms. </w:t>
-      </w:r>
-      <w:r>
-        <w:rPr>
-          <w:i/>
-          <w:iCs/>
-        </w:rPr>
-        <w:t>Information</w:t>
+        <w:t xml:space="preserve">Geng, T., Xu, Z., Qu, Y. and Wong, W.E., 2026. Prompt injection attacks on large language models: A survey of attack methods, root causes, and defense strategies. </w:t>
+      </w:r>
+      <w:r>
+        <w:rPr>
+          <w:i/>
+          <w:iCs/>
+        </w:rPr>
+        <w:t>Computers, Materials &amp; Continua</w:t>
       </w:r>
       <w:r>
         <w:t xml:space="preserve">, </w:t>
@@ -276,10 +274,10 @@
           <w:i/>
           <w:iCs/>
         </w:rPr>
-        <w:t>17</w:t>
-      </w:r>
-      <w:r>
-        <w:t>(1), p.54.</w:t>
+        <w:t>87</w:t>
+      </w:r>
+      <w:r>
+        <w:t>(1), p.4.</w:t>
       </w:r>
     </w:p>
     <w:p>
@@ -291,26 +289,27 @@
         </w:numPr>
       </w:pPr>
       <w:r>
-        <w:t xml:space="preserve">He, Z., Li, Z., Yang, S., Ye, H., Qiao, A., Zhang, X., Luo, X. and Chen, T., 2024. Large language models for blockchain security: A systematic literature review. </w:t>
-      </w:r>
-      <w:proofErr w:type="spellStart"/>
-      <w:r>
-        <w:rPr>
-          <w:i/>
-          <w:iCs/>
-        </w:rPr>
-        <w:t>arXiv</w:t>
-      </w:r>
-      <w:proofErr w:type="spellEnd"/>
-      <w:r>
-        <w:rPr>
-          <w:i/>
-          <w:iCs/>
-        </w:rPr>
-        <w:t xml:space="preserve"> preprint arXiv:2403.14280</w:t>
-      </w:r>
-      <w:r>
-        <w:t>.</w:t>
+        <w:t xml:space="preserve">Gulyamov, S., Gulyamov, S., Rodionov, A., Khursanov, R., Mekhmonov, K., Babaev, D. and Rakhimjonov, A., 2026. Prompt injection attacks in large language models and ai agent systems: A comprehensive review of vulnerabilities, attack vectors, and defense mechanisms. </w:t>
+      </w:r>
+      <w:r>
+        <w:rPr>
+          <w:i/>
+          <w:iCs/>
+        </w:rPr>
+        <w:t>Information</w:t>
+      </w:r>
+      <w:r>
+        <w:t xml:space="preserve">, </w:t>
+      </w:r>
+      <w:r>
+        <w:rPr>
+          <w:i/>
+          <w:iCs/>
+        </w:rPr>
+        <w:t>17</w:t>
+      </w:r>
+      <w:r>
+        <w:t>(1), p.54.</w:t>
       </w:r>
     </w:p>
     <w:p>
@@ -322,27 +321,26 @@
         </w:numPr>
       </w:pPr>
       <w:r>
-        <w:t xml:space="preserve">Joshi, A. and Baidya, S., 2026. Securing the Cognitive Layer: A Survey on Security Threats, Defenses, and Privacy-Preserving Architectures for LLM-IoT Integration. </w:t>
-      </w:r>
-      <w:r>
-        <w:rPr>
-          <w:i/>
-          <w:iCs/>
-        </w:rPr>
-        <w:t>Journal of Cybersecurity and Privacy</w:t>
-      </w:r>
-      <w:r>
-        <w:t xml:space="preserve">, </w:t>
-      </w:r>
-      <w:r>
-        <w:rPr>
-          <w:i/>
-          <w:iCs/>
-        </w:rPr>
-        <w:t>6</w:t>
-      </w:r>
-      <w:r>
-        <w:t>(2), p.63.</w:t>
+        <w:t xml:space="preserve">He, Z., Li, Z., Yang, S., Ye, H., Qiao, A., Zhang, X., Luo, X. and Chen, T., 2024. Large language models for blockchain security: A systematic literature review. </w:t>
+      </w:r>
+      <w:proofErr w:type="spellStart"/>
+      <w:r>
+        <w:rPr>
+          <w:i/>
+          <w:iCs/>
+        </w:rPr>
+        <w:t>arXiv</w:t>
+      </w:r>
+      <w:proofErr w:type="spellEnd"/>
+      <w:r>
+        <w:rPr>
+          <w:i/>
+          <w:iCs/>
+        </w:rPr>
+        <w:t xml:space="preserve"> preprint arXiv:2403.14280</w:t>
+      </w:r>
+      <w:r>
+        <w:t>.</w:t>
       </w:r>
     </w:p>
     <w:p>
@@ -354,14 +352,14 @@
         </w:numPr>
       </w:pPr>
       <w:r>
-        <w:t xml:space="preserve">Li, M.Q. and Fung, B.C., 2025. Security concerns for large language models: A survey. </w:t>
-      </w:r>
-      <w:r>
-        <w:rPr>
-          <w:i/>
-          <w:iCs/>
-        </w:rPr>
-        <w:t>Journal of Information Security and Applications</w:t>
+        <w:t xml:space="preserve">Joshi, A. and Baidya, S., 2026. Securing the Cognitive Layer: A Survey on Security Threats, Defenses, and Privacy-Preserving Architectures for LLM-IoT Integration. </w:t>
+      </w:r>
+      <w:r>
+        <w:rPr>
+          <w:i/>
+          <w:iCs/>
+        </w:rPr>
+        <w:t>Journal of Cybersecurity and Privacy</w:t>
       </w:r>
       <w:r>
         <w:t xml:space="preserve">, </w:t>
@@ -371,10 +369,10 @@
           <w:i/>
           <w:iCs/>
         </w:rPr>
-        <w:t>95</w:t>
-      </w:r>
-      <w:r>
-        <w:t>, p.104284.</w:t>
+        <w:t>6</w:t>
+      </w:r>
+      <w:r>
+        <w:t>(2), p.63.</w:t>
       </w:r>
     </w:p>
     <w:p>
@@ -386,17 +384,35 @@
         </w:numPr>
       </w:pPr>
       <w:r>
-        <w:t xml:space="preserve">Li, Z., Peng, B., He, P. and Yan, X., 2024, November. Evaluating the instruction-following robustness of large language models to prompt injection. In </w:t>
-      </w:r>
-      <w:r>
-        <w:rPr>
-          <w:i/>
-          <w:iCs/>
-        </w:rPr>
-        <w:t>Proceedings of the 2024 conference on empirical methods in natural language processing</w:t>
-      </w:r>
-      <w:r>
-        <w:t xml:space="preserve"> (pp. 557-568).</w:t>
+        <w:t xml:space="preserve">Li, M.Q. and Fung, B.C., 2025. Security concerns for large language models: A survey. </w:t>
+      </w:r>
+      <w:r>
+        <w:rPr>
+          <w:i/>
+          <w:iCs/>
+        </w:rPr>
+        <w:t xml:space="preserve">Journal of </w:t>
+      </w:r>
+      <w:r>
+        <w:rPr>
+          <w:i/>
+          <w:iCs/>
+        </w:rPr>
+        <w:lastRenderedPageBreak/>
+        <w:t>Information Security and Applications</w:t>
+      </w:r>
+      <w:r>
+        <w:t xml:space="preserve">, </w:t>
+      </w:r>
+      <w:r>
+        <w:rPr>
+          <w:i/>
+          <w:iCs/>
+        </w:rPr>
+        <w:t>95</w:t>
+      </w:r>
+      <w:r>
+        <w:t>, p.104284.</w:t>
       </w:r>
     </w:p>
     <w:p>
@@ -407,58 +423,18 @@
           <w:numId w:val="1"/>
         </w:numPr>
       </w:pPr>
-      <w:proofErr w:type="spellStart"/>
-      <w:r>
-        <w:lastRenderedPageBreak/>
-        <w:t>Sarhaddi</w:t>
-      </w:r>
-      <w:proofErr w:type="spellEnd"/>
-      <w:r>
-        <w:t xml:space="preserve">, F., Nguyen, N.T., Zuniga, A., Khan, M., Hui, P., </w:t>
-      </w:r>
-      <w:proofErr w:type="spellStart"/>
-      <w:r>
-        <w:t>Tarkoma</w:t>
-      </w:r>
-      <w:proofErr w:type="spellEnd"/>
-      <w:r>
-        <w:t xml:space="preserve">, S., Flores, H. and Nurmi, P., 2026. </w:t>
-      </w:r>
-      <w:proofErr w:type="spellStart"/>
-      <w:r>
-        <w:t>Llms</w:t>
-      </w:r>
-      <w:proofErr w:type="spellEnd"/>
-      <w:r>
-        <w:t xml:space="preserve"> and </w:t>
-      </w:r>
-      <w:proofErr w:type="spellStart"/>
-      <w:r>
-        <w:t>iot</w:t>
-      </w:r>
-      <w:proofErr w:type="spellEnd"/>
-      <w:r>
-        <w:t xml:space="preserve">: A comprehensive survey on large language models and the internet of things. </w:t>
-      </w:r>
-      <w:r>
-        <w:rPr>
-          <w:i/>
-          <w:iCs/>
-        </w:rPr>
-        <w:t>IEEE Open Journal of the Communications Society</w:t>
-      </w:r>
-      <w:r>
-        <w:t xml:space="preserve">, </w:t>
-      </w:r>
-      <w:r>
-        <w:rPr>
-          <w:i/>
-          <w:iCs/>
-        </w:rPr>
-        <w:t>7</w:t>
-      </w:r>
-      <w:r>
-        <w:t>, pp.3585-3616.</w:t>
+      <w:r>
+        <w:t xml:space="preserve">Li, Z., Peng, B., He, P. and Yan, X., 2024, November. Evaluating the instruction-following robustness of large language models to prompt injection. In </w:t>
+      </w:r>
+      <w:r>
+        <w:rPr>
+          <w:i/>
+          <w:iCs/>
+        </w:rPr>
+        <w:t>Proceedings of the 2024 conference on empirical methods in natural language processing</w:t>
+      </w:r>
+      <w:r>
+        <w:t xml:space="preserve"> (pp. 557-568).</w:t>
       </w:r>
     </w:p>
     <w:p>
@@ -469,15 +445,44 @@
           <w:numId w:val="1"/>
         </w:numPr>
       </w:pPr>
-      <w:r>
-        <w:t xml:space="preserve">Wang, S., Zhu, T., Liu, B., Ding, M., Ye, D., Zhou, W. and Yu, P., 2025. Unique security and privacy threats of large language models: A comprehensive survey. </w:t>
-      </w:r>
-      <w:r>
-        <w:rPr>
-          <w:i/>
-          <w:iCs/>
-        </w:rPr>
-        <w:t>ACM Computing Surveys</w:t>
+      <w:proofErr w:type="spellStart"/>
+      <w:r>
+        <w:t>Sarhaddi</w:t>
+      </w:r>
+      <w:proofErr w:type="spellEnd"/>
+      <w:r>
+        <w:t xml:space="preserve">, F., Nguyen, N.T., Zuniga, A., Khan, M., Hui, P., </w:t>
+      </w:r>
+      <w:proofErr w:type="spellStart"/>
+      <w:r>
+        <w:t>Tarkoma</w:t>
+      </w:r>
+      <w:proofErr w:type="spellEnd"/>
+      <w:r>
+        <w:t xml:space="preserve">, S., Flores, H. and Nurmi, P., 2026. </w:t>
+      </w:r>
+      <w:proofErr w:type="spellStart"/>
+      <w:r>
+        <w:t>Llms</w:t>
+      </w:r>
+      <w:proofErr w:type="spellEnd"/>
+      <w:r>
+        <w:t xml:space="preserve"> and </w:t>
+      </w:r>
+      <w:proofErr w:type="spellStart"/>
+      <w:r>
+        <w:t>iot</w:t>
+      </w:r>
+      <w:proofErr w:type="spellEnd"/>
+      <w:r>
+        <w:t xml:space="preserve">: A comprehensive survey on large language models and the internet of things. </w:t>
+      </w:r>
+      <w:r>
+        <w:rPr>
+          <w:i/>
+          <w:iCs/>
+        </w:rPr>
+        <w:t>IEEE Open Journal of the Communications Society</w:t>
       </w:r>
       <w:r>
         <w:t xml:space="preserve">, </w:t>
@@ -487,10 +492,10 @@
           <w:i/>
           <w:iCs/>
         </w:rPr>
-        <w:t>58</w:t>
-      </w:r>
-      <w:r>
-        <w:t>(4), pp.1-36.</w:t>
+        <w:t>7</w:t>
+      </w:r>
+      <w:r>
+        <w:t>, pp.3585-3616.</w:t>
       </w:r>
     </w:p>
     <w:p>
@@ -502,17 +507,27 @@
         </w:numPr>
       </w:pPr>
       <w:r>
-        <w:t xml:space="preserve">Xu, H., Wang, S., Li, N., Wang, K., Zhao, Y., Chen, K., Yu, T., Liu, Y. and Wang, H., 2025. Large language models for cyber security: A systematic literature review. </w:t>
-      </w:r>
-      <w:r>
-        <w:rPr>
-          <w:i/>
-          <w:iCs/>
-        </w:rPr>
-        <w:t>ACM Transactions on Software Engineering and Methodology</w:t>
-      </w:r>
-      <w:r>
-        <w:t>.</w:t>
+        <w:t xml:space="preserve">Wang, S., Zhu, T., Liu, B., Ding, M., Ye, D., Zhou, W. and Yu, P., 2025. Unique security and privacy threats of large language models: A comprehensive survey. </w:t>
+      </w:r>
+      <w:r>
+        <w:rPr>
+          <w:i/>
+          <w:iCs/>
+        </w:rPr>
+        <w:t>ACM Computing Surveys</w:t>
+      </w:r>
+      <w:r>
+        <w:t xml:space="preserve">, </w:t>
+      </w:r>
+      <w:r>
+        <w:rPr>
+          <w:i/>
+          <w:iCs/>
+        </w:rPr>
+        <w:t>58</w:t>
+      </w:r>
+      <w:r>
+        <w:t>(4), pp.1-36.</w:t>
       </w:r>
     </w:p>
     <w:p>
@@ -524,27 +539,17 @@
         </w:numPr>
       </w:pPr>
       <w:r>
-        <w:t xml:space="preserve">Ye, P., Ren, H., Li, Z., Yan, A., Yan, H., Wang, S. and Li, J., 2026. Securing large language models: A survey of watermarking and fingerprinting techniques. </w:t>
-      </w:r>
-      <w:r>
-        <w:rPr>
-          <w:i/>
-          <w:iCs/>
-        </w:rPr>
-        <w:t>ACM Computing Surveys</w:t>
-      </w:r>
-      <w:r>
-        <w:t xml:space="preserve">, </w:t>
-      </w:r>
-      <w:r>
-        <w:rPr>
-          <w:i/>
-          <w:iCs/>
-        </w:rPr>
-        <w:t>58</w:t>
-      </w:r>
-      <w:r>
-        <w:t>(7), pp.1-35.</w:t>
+        <w:t xml:space="preserve">Xu, H., Wang, S., Li, N., Wang, K., Zhao, Y., Chen, K., Yu, T., Liu, Y. and Wang, H., 2025. Large language models for cyber security: A systematic literature review. </w:t>
+      </w:r>
+      <w:r>
+        <w:rPr>
+          <w:i/>
+          <w:iCs/>
+        </w:rPr>
+        <w:t>ACM Transactions on Software Engineering and Methodology</w:t>
+      </w:r>
+      <w:r>
+        <w:t>.</w:t>
       </w:r>
     </w:p>
     <w:p>
@@ -556,30 +561,27 @@
         </w:numPr>
       </w:pPr>
       <w:r>
-        <w:t>Yu, J., Lin, X., Yu, Z. and Xing, X., 2024. {LLM-</w:t>
-      </w:r>
-      <w:proofErr w:type="spellStart"/>
-      <w:proofErr w:type="gramStart"/>
-      <w:r>
-        <w:t>Fuzzer</w:t>
-      </w:r>
-      <w:proofErr w:type="spellEnd"/>
-      <w:r>
-        <w:t>}:</w:t>
-      </w:r>
-      <w:proofErr w:type="gramEnd"/>
-      <w:r>
-        <w:t xml:space="preserve"> Scaling assessment of large language model jailbreaks. In </w:t>
-      </w:r>
-      <w:r>
-        <w:rPr>
-          <w:i/>
-          <w:iCs/>
-        </w:rPr>
-        <w:t>33rd USENIX Security Symposium (USENIX Security 24)</w:t>
-      </w:r>
-      <w:r>
-        <w:t xml:space="preserve"> (pp. 4657-4674).</w:t>
+        <w:t xml:space="preserve">Ye, P., Ren, H., Li, Z., Yan, A., Yan, H., Wang, S. and Li, J., 2026. Securing large language models: A survey of watermarking and fingerprinting techniques. </w:t>
+      </w:r>
+      <w:r>
+        <w:rPr>
+          <w:i/>
+          <w:iCs/>
+        </w:rPr>
+        <w:t>ACM Computing Surveys</w:t>
+      </w:r>
+      <w:r>
+        <w:t xml:space="preserve">, </w:t>
+      </w:r>
+      <w:r>
+        <w:rPr>
+          <w:i/>
+          <w:iCs/>
+        </w:rPr>
+        <w:t>58</w:t>
+      </w:r>
+      <w:r>
+        <w:t>(7), pp.1-35.</w:t>
       </w:r>
     </w:p>
     <w:p>
@@ -591,43 +593,30 @@
         </w:numPr>
       </w:pPr>
       <w:r>
-        <w:t xml:space="preserve">Zhang, D., </w:t>
+        <w:t>Yu, J., Lin, X., Yu, Z. and Xing, X., 2024. {LLM-</w:t>
       </w:r>
       <w:proofErr w:type="spellStart"/>
-      <w:r>
-        <w:t>Finckenberg</w:t>
+      <w:proofErr w:type="gramStart"/>
+      <w:r>
+        <w:t>Fuzzer</w:t>
       </w:r>
       <w:proofErr w:type="spellEnd"/>
       <w:r>
-        <w:t xml:space="preserve">-Broman, P., Hoang, T., Pan, S., Xing, Z., Staples, M. and </w:t>
-      </w:r>
-      <w:proofErr w:type="gramStart"/>
-      <w:r>
-        <w:t>Xu, X.</w:t>
+        <w:t>}:</w:t>
       </w:r>
       <w:proofErr w:type="gramEnd"/>
       <w:r>
-        <w:t xml:space="preserve">, 2025. Right to be forgotten in the era of large language models: Implications, challenges, and solutions. </w:t>
-      </w:r>
-      <w:r>
-        <w:rPr>
-          <w:i/>
-          <w:iCs/>
-        </w:rPr>
-        <w:t>AI and Ethics</w:t>
-      </w:r>
-      <w:r>
-        <w:t xml:space="preserve">, </w:t>
-      </w:r>
-      <w:r>
-        <w:rPr>
-          <w:i/>
-          <w:iCs/>
-        </w:rPr>
-        <w:t>5</w:t>
-      </w:r>
-      <w:r>
-        <w:t>(3), pp.2445-2454.</w:t>
+        <w:t xml:space="preserve"> Scaling assessment of large language model jailbreaks. In </w:t>
+      </w:r>
+      <w:r>
+        <w:rPr>
+          <w:i/>
+          <w:iCs/>
+        </w:rPr>
+        <w:t>33rd USENIX Security Symposium (USENIX Security 24)</w:t>
+      </w:r>
+      <w:r>
+        <w:t xml:space="preserve"> (pp. 4657-4674).</w:t>
       </w:r>
     </w:p>
     <w:p>
@@ -639,25 +628,43 @@
         </w:numPr>
       </w:pPr>
       <w:r>
-        <w:t xml:space="preserve">Chen, M., Xiao, C., Sun, H., Li, L., </w:t>
+        <w:t xml:space="preserve">Zhang, D., </w:t>
       </w:r>
       <w:proofErr w:type="spellStart"/>
       <w:r>
-        <w:t>Derczynski</w:t>
+        <w:t>Finckenberg</w:t>
       </w:r>
       <w:proofErr w:type="spellEnd"/>
       <w:r>
-        <w:t xml:space="preserve">, L., Anandkumar, A. and Wang, F., 2024, June. Combating security and privacy issues in the era of large language models. In </w:t>
-      </w:r>
-      <w:r>
-        <w:rPr>
-          <w:i/>
-          <w:iCs/>
-        </w:rPr>
-        <w:t>Proceedings of the 2024 Conference of the North American Chapter of the Association for Computational Linguistics: Human Language Technologies (Volume 5: Tutorial Abstracts)</w:t>
-      </w:r>
-      <w:r>
-        <w:t xml:space="preserve"> (pp. 8-18).</w:t>
+        <w:t xml:space="preserve">-Broman, P., Hoang, T., Pan, S., Xing, Z., Staples, M. and </w:t>
+      </w:r>
+      <w:proofErr w:type="gramStart"/>
+      <w:r>
+        <w:t>Xu, X.</w:t>
+      </w:r>
+      <w:proofErr w:type="gramEnd"/>
+      <w:r>
+        <w:t xml:space="preserve">, 2025. Right to be forgotten in the era of large language models: Implications, challenges, and solutions. </w:t>
+      </w:r>
+      <w:r>
+        <w:rPr>
+          <w:i/>
+          <w:iCs/>
+        </w:rPr>
+        <w:t>AI and Ethics</w:t>
+      </w:r>
+      <w:r>
+        <w:t xml:space="preserve">, </w:t>
+      </w:r>
+      <w:r>
+        <w:rPr>
+          <w:i/>
+          <w:iCs/>
+        </w:rPr>
+        <w:t>5</w:t>
+      </w:r>
+      <w:r>
+        <w:t>(3), pp.2445-2454.</w:t>
       </w:r>
     </w:p>
     <w:sectPr>

--- a/Paper URL GOOGLE SCHOLAR.docx
+++ b/Paper URL GOOGLE SCHOLAR.docx
@@ -596,17 +596,12 @@
         <w:t>Yu, J., Lin, X., Yu, Z. and Xing, X., 2024. {LLM-</w:t>
       </w:r>
       <w:proofErr w:type="spellStart"/>
-      <w:proofErr w:type="gramStart"/>
       <w:r>
         <w:t>Fuzzer</w:t>
       </w:r>
       <w:proofErr w:type="spellEnd"/>
       <w:r>
-        <w:t>}:</w:t>
-      </w:r>
-      <w:proofErr w:type="gramEnd"/>
-      <w:r>
-        <w:t xml:space="preserve"> Scaling assessment of large language model jailbreaks. In </w:t>
+        <w:t xml:space="preserve">}: Scaling assessment of large language model jailbreaks. In </w:t>
       </w:r>
       <w:r>
         <w:rPr>
@@ -636,15 +631,7 @@
       </w:r>
       <w:proofErr w:type="spellEnd"/>
       <w:r>
-        <w:t xml:space="preserve">-Broman, P., Hoang, T., Pan, S., Xing, Z., Staples, M. and </w:t>
-      </w:r>
-      <w:proofErr w:type="gramStart"/>
-      <w:r>
-        <w:t>Xu, X.</w:t>
-      </w:r>
-      <w:proofErr w:type="gramEnd"/>
-      <w:r>
-        <w:t xml:space="preserve">, 2025. Right to be forgotten in the era of large language models: Implications, challenges, and solutions. </w:t>
+        <w:t xml:space="preserve">-Broman, P., Hoang, T., Pan, S., Xing, Z., Staples, M. and Xu, X., 2025. Right to be forgotten in the era of large language models: Implications, challenges, and solutions. </w:t>
       </w:r>
       <w:r>
         <w:rPr>
@@ -665,6 +652,74 @@
       </w:r>
       <w:r>
         <w:t>(3), pp.2445-2454.</w:t>
+      </w:r>
+    </w:p>
+    <w:p>
+      <w:pPr>
+        <w:pStyle w:val="ListParagraph"/>
+        <w:numPr>
+          <w:ilvl w:val="0"/>
+          <w:numId w:val="1"/>
+        </w:numPr>
+      </w:pPr>
+      <w:r>
+        <w:t xml:space="preserve">Haque, B.T., Rahman, M.A., Rubel, M.S.K.C. and </w:t>
+      </w:r>
+      <w:proofErr w:type="spellStart"/>
+      <w:r>
+        <w:t>Hossan</w:t>
+      </w:r>
+      <w:proofErr w:type="spellEnd"/>
+      <w:r>
+        <w:t xml:space="preserve">, M.I., 2025. Large Language Model (LLM)–Driven Threat Correlation and Governance Automation for Security Operations in US Enterprise Systems. </w:t>
+      </w:r>
+      <w:r>
+        <w:rPr>
+          <w:i/>
+          <w:iCs/>
+        </w:rPr>
+        <w:t>Journal of Computer Science and Technology Studies</w:t>
+      </w:r>
+      <w:r>
+        <w:t xml:space="preserve">, </w:t>
+      </w:r>
+      <w:r>
+        <w:rPr>
+          <w:i/>
+          <w:iCs/>
+        </w:rPr>
+        <w:t>7</w:t>
+      </w:r>
+      <w:r>
+        <w:t>(8), pp.1296-1315.</w:t>
+      </w:r>
+    </w:p>
+    <w:p>
+      <w:pPr>
+        <w:pStyle w:val="ListParagraph"/>
+        <w:numPr>
+          <w:ilvl w:val="0"/>
+          <w:numId w:val="1"/>
+        </w:numPr>
+      </w:pPr>
+      <w:r>
+        <w:t>Ahi, K., Agrawal, V. and Valizadeh, S., 2025. Dual-use of large language models (</w:t>
+      </w:r>
+      <w:proofErr w:type="spellStart"/>
+      <w:r>
+        <w:t>llms</w:t>
+      </w:r>
+      <w:proofErr w:type="spellEnd"/>
+      <w:r>
+        <w:t>) and generative ai (</w:t>
+      </w:r>
+      <w:proofErr w:type="spellStart"/>
+      <w:r>
+        <w:t>genai</w:t>
+      </w:r>
+      <w:proofErr w:type="spellEnd"/>
+      <w:r>
+        <w:t>) in cybersecurity: Risks, defenses, and governance strategies.</w:t>
       </w:r>
     </w:p>
     <w:sectPr>

--- a/Paper URL GOOGLE SCHOLAR.docx
+++ b/Paper URL GOOGLE SCHOLAR.docx
@@ -720,6 +720,63 @@
       <w:proofErr w:type="spellEnd"/>
       <w:r>
         <w:t>) in cybersecurity: Risks, defenses, and governance strategies.</w:t>
+      </w:r>
+    </w:p>
+    <w:p>
+      <w:pPr>
+        <w:pStyle w:val="ListParagraph"/>
+        <w:numPr>
+          <w:ilvl w:val="0"/>
+          <w:numId w:val="1"/>
+        </w:numPr>
+      </w:pPr>
+      <w:r>
+        <w:t xml:space="preserve">SHARIF, K.S., SHRESTHA, S., BERTINO, E., LOU, J., WU, D. and XU, H., 2026. A Cross-Layer Security Survey of LLM Agentic Systems: Attacks, Defenses, and Open Challenges. </w:t>
+      </w:r>
+      <w:r>
+        <w:rPr>
+          <w:i/>
+          <w:iCs/>
+        </w:rPr>
+        <w:t xml:space="preserve">ACM </w:t>
+      </w:r>
+      <w:proofErr w:type="spellStart"/>
+      <w:r>
+        <w:rPr>
+          <w:i/>
+          <w:iCs/>
+        </w:rPr>
+        <w:t>Comput</w:t>
+      </w:r>
+      <w:proofErr w:type="spellEnd"/>
+      <w:r>
+        <w:rPr>
+          <w:i/>
+          <w:iCs/>
+        </w:rPr>
+        <w:t xml:space="preserve">. </w:t>
+      </w:r>
+      <w:proofErr w:type="spellStart"/>
+      <w:r>
+        <w:rPr>
+          <w:i/>
+          <w:iCs/>
+        </w:rPr>
+        <w:t>Surv</w:t>
+      </w:r>
+      <w:proofErr w:type="spellEnd"/>
+      <w:r>
+        <w:t xml:space="preserve">, </w:t>
+      </w:r>
+      <w:r>
+        <w:rPr>
+          <w:i/>
+          <w:iCs/>
+        </w:rPr>
+        <w:t>1</w:t>
+      </w:r>
+      <w:r>
+        <w:t>(1).</w:t>
       </w:r>
     </w:p>
     <w:sectPr>

--- a/Paper URL GOOGLE SCHOLAR.docx
+++ b/Paper URL GOOGLE SCHOLAR.docx
@@ -11,27 +11,31 @@
         </w:numPr>
       </w:pPr>
       <w:r>
-        <w:t xml:space="preserve">Alqahtani, H. and Kumar, G., 2026. Large Language Models for Cybersecurity Intelligence: A Systematic Review of Emerging Threats, Defensive Capabilities, and Security Evaluation Frameworks. </w:t>
-      </w:r>
-      <w:r>
-        <w:rPr>
-          <w:i/>
-          <w:iCs/>
-        </w:rPr>
-        <w:t>Computers, Materials &amp; Continua</w:t>
-      </w:r>
-      <w:r>
-        <w:t xml:space="preserve">, </w:t>
-      </w:r>
-      <w:r>
-        <w:rPr>
-          <w:i/>
-          <w:iCs/>
-        </w:rPr>
-        <w:t>87</w:t>
-      </w:r>
-      <w:r>
-        <w:t>(3).</w:t>
+        <w:t xml:space="preserve">Ahi, K., Agrawal, V. and Valizadeh, S., 2025. </w:t>
+      </w:r>
+      <w:proofErr w:type="gramStart"/>
+      <w:r>
+        <w:t>Dual-use</w:t>
+      </w:r>
+      <w:proofErr w:type="gramEnd"/>
+      <w:r>
+        <w:t xml:space="preserve"> of large language models (</w:t>
+      </w:r>
+      <w:proofErr w:type="spellStart"/>
+      <w:r>
+        <w:t>llms</w:t>
+      </w:r>
+      <w:proofErr w:type="spellEnd"/>
+      <w:r>
+        <w:t>) and generative ai (</w:t>
+      </w:r>
+      <w:proofErr w:type="spellStart"/>
+      <w:r>
+        <w:t>genai</w:t>
+      </w:r>
+      <w:proofErr w:type="spellEnd"/>
+      <w:r>
+        <w:t>) in cybersecurity: Risks, defenses, and governance strategies.</w:t>
       </w:r>
     </w:p>
     <w:p>
@@ -43,14 +47,14 @@
         </w:numPr>
       </w:pPr>
       <w:r>
-        <w:t xml:space="preserve">Chen, K., Zhou, X., Lin, Y., Feng, S., Shen, L. and Wu, P., 2025. A survey on privacy risks and protection in large language models. </w:t>
-      </w:r>
-      <w:r>
-        <w:rPr>
-          <w:i/>
-          <w:iCs/>
-        </w:rPr>
-        <w:t>Journal of King Saud University Computer and Information Sciences</w:t>
+        <w:t xml:space="preserve">Alqahtani, H. and Kumar, G., 2026. Large Language Models for Cybersecurity Intelligence: A Systematic Review of Emerging Threats, Defensive Capabilities, and Security Evaluation Frameworks. </w:t>
+      </w:r>
+      <w:r>
+        <w:rPr>
+          <w:i/>
+          <w:iCs/>
+        </w:rPr>
+        <w:t>Computers, Materials &amp; Continua</w:t>
       </w:r>
       <w:r>
         <w:t xml:space="preserve">, </w:t>
@@ -60,10 +64,10 @@
           <w:i/>
           <w:iCs/>
         </w:rPr>
-        <w:t>37</w:t>
-      </w:r>
-      <w:r>
-        <w:t>(7), p.163.</w:t>
+        <w:t>87</w:t>
+      </w:r>
+      <w:r>
+        <w:t>(3).</w:t>
       </w:r>
     </w:p>
     <w:p>
@@ -75,25 +79,27 @@
         </w:numPr>
       </w:pPr>
       <w:r>
-        <w:t xml:space="preserve">Chen, M., Xiao, C., Sun, H., Li, L., </w:t>
-      </w:r>
-      <w:proofErr w:type="spellStart"/>
-      <w:r>
-        <w:t>Derczynski</w:t>
-      </w:r>
-      <w:proofErr w:type="spellEnd"/>
-      <w:r>
-        <w:t xml:space="preserve">, L., Anandkumar, A. and Wang, F., 2024, June. Combating security and privacy issues in the era of large language models. In </w:t>
-      </w:r>
-      <w:r>
-        <w:rPr>
-          <w:i/>
-          <w:iCs/>
-        </w:rPr>
-        <w:t>Proceedings of the 2024 Conference of the North American Chapter of the Association for Computational Linguistics: Human Language Technologies (Volume 5: Tutorial Abstracts)</w:t>
-      </w:r>
-      <w:r>
-        <w:t xml:space="preserve"> (pp. 8-18).</w:t>
+        <w:t xml:space="preserve">Chen, K., Zhou, X., Lin, Y., Feng, S., Shen, L. and Wu, P., 2025. A survey on privacy risks and protection in large language models. </w:t>
+      </w:r>
+      <w:r>
+        <w:rPr>
+          <w:i/>
+          <w:iCs/>
+        </w:rPr>
+        <w:t>Journal of King Saud University Computer and Information Sciences</w:t>
+      </w:r>
+      <w:r>
+        <w:t xml:space="preserve">, </w:t>
+      </w:r>
+      <w:r>
+        <w:rPr>
+          <w:i/>
+          <w:iCs/>
+        </w:rPr>
+        <w:t>37</w:t>
+      </w:r>
+      <w:r>
+        <w:t>(7), p.163.</w:t>
       </w:r>
     </w:p>
     <w:p>
@@ -104,41 +110,26 @@
           <w:numId w:val="1"/>
         </w:numPr>
       </w:pPr>
+      <w:r>
+        <w:t xml:space="preserve">Chen, M., Xiao, C., Sun, H., Li, L., </w:t>
+      </w:r>
       <w:proofErr w:type="spellStart"/>
       <w:r>
-        <w:t>Clusmann</w:t>
+        <w:t>Derczynski</w:t>
       </w:r>
       <w:proofErr w:type="spellEnd"/>
       <w:r>
-        <w:t xml:space="preserve">, J., Ferber, D., Wiest, I.C., Schneider, C.V., Brinker, T.J., </w:t>
-      </w:r>
-      <w:proofErr w:type="spellStart"/>
-      <w:r>
-        <w:t>Foersch</w:t>
-      </w:r>
-      <w:proofErr w:type="spellEnd"/>
-      <w:r>
-        <w:t xml:space="preserve">, S., Truhn, D. and Kather, J.N., 2025. Prompt injection attacks on vision language models in oncology. </w:t>
-      </w:r>
-      <w:r>
-        <w:rPr>
-          <w:i/>
-          <w:iCs/>
-        </w:rPr>
-        <w:t>Nature Communications</w:t>
-      </w:r>
-      <w:r>
-        <w:t xml:space="preserve">, </w:t>
-      </w:r>
-      <w:r>
-        <w:rPr>
-          <w:i/>
-          <w:iCs/>
-        </w:rPr>
-        <w:t>16</w:t>
-      </w:r>
-      <w:r>
-        <w:t>(1), p.1239.</w:t>
+        <w:t xml:space="preserve">, L., Anandkumar, A. and Wang, F., 2024, June. Combating security and privacy issues in the era of large language models. In </w:t>
+      </w:r>
+      <w:r>
+        <w:rPr>
+          <w:i/>
+          <w:iCs/>
+        </w:rPr>
+        <w:t>Proceedings of the 2024 Conference of the North American Chapter of the Association for Computational Linguistics: Human Language Technologies (Volume 5: Tutorial Abstracts)</w:t>
+      </w:r>
+      <w:r>
+        <w:t xml:space="preserve"> (pp. 8-18).</w:t>
       </w:r>
     </w:p>
     <w:p>
@@ -149,15 +140,28 @@
           <w:numId w:val="1"/>
         </w:numPr>
       </w:pPr>
-      <w:r>
-        <w:t xml:space="preserve">Das, B.C., Amini, M.H. and Wu, Y., 2025. Security and privacy challenges of large language models: A survey. </w:t>
-      </w:r>
-      <w:r>
-        <w:rPr>
-          <w:i/>
-          <w:iCs/>
-        </w:rPr>
-        <w:t>ACM Computing Surveys</w:t>
+      <w:proofErr w:type="spellStart"/>
+      <w:r>
+        <w:t>Clusmann</w:t>
+      </w:r>
+      <w:proofErr w:type="spellEnd"/>
+      <w:r>
+        <w:t xml:space="preserve">, J., Ferber, D., Wiest, I.C., Schneider, C.V., Brinker, T.J., </w:t>
+      </w:r>
+      <w:proofErr w:type="spellStart"/>
+      <w:r>
+        <w:t>Foersch</w:t>
+      </w:r>
+      <w:proofErr w:type="spellEnd"/>
+      <w:r>
+        <w:t xml:space="preserve">, S., Truhn, D. and Kather, J.N., 2025. Prompt injection attacks on vision language models in oncology. </w:t>
+      </w:r>
+      <w:r>
+        <w:rPr>
+          <w:i/>
+          <w:iCs/>
+        </w:rPr>
+        <w:t>Nature Communications</w:t>
       </w:r>
       <w:r>
         <w:t xml:space="preserve">, </w:t>
@@ -167,10 +171,10 @@
           <w:i/>
           <w:iCs/>
         </w:rPr>
-        <w:t>57</w:t>
-      </w:r>
-      <w:r>
-        <w:t>(6), pp.1-39.</w:t>
+        <w:t>16</w:t>
+      </w:r>
+      <w:r>
+        <w:t>(1), p.1239.</w:t>
       </w:r>
     </w:p>
     <w:p>
@@ -182,17 +186,27 @@
         </w:numPr>
       </w:pPr>
       <w:r>
-        <w:t xml:space="preserve">Duarte, J.D., Cândido, G.D., De Britto Filho, J.R.A., Neto, J.S., Costa, E.J., Da Costa, J.P.J. and De Melo, L.P., 2026. A systematic review of prompt injection attacks on large language models: Trends, taxonomy, evaluation, defenses and opportunities. </w:t>
-      </w:r>
-      <w:r>
-        <w:rPr>
-          <w:i/>
-          <w:iCs/>
-        </w:rPr>
-        <w:t>IEEE Access</w:t>
-      </w:r>
-      <w:r>
-        <w:t>.</w:t>
+        <w:t xml:space="preserve">Das, B.C., Amini, M.H. and Wu, Y., 2025. Security and privacy challenges of large language models: A survey. </w:t>
+      </w:r>
+      <w:r>
+        <w:rPr>
+          <w:i/>
+          <w:iCs/>
+        </w:rPr>
+        <w:t>ACM Computing Surveys</w:t>
+      </w:r>
+      <w:r>
+        <w:t xml:space="preserve">, </w:t>
+      </w:r>
+      <w:r>
+        <w:rPr>
+          <w:i/>
+          <w:iCs/>
+        </w:rPr>
+        <w:t>57</w:t>
+      </w:r>
+      <w:r>
+        <w:t>(6), pp.1-39.</w:t>
       </w:r>
     </w:p>
     <w:p>
@@ -203,49 +217,18 @@
           <w:numId w:val="1"/>
         </w:numPr>
       </w:pPr>
-      <w:proofErr w:type="spellStart"/>
-      <w:r>
-        <w:t>Feretzakis</w:t>
-      </w:r>
-      <w:proofErr w:type="spellEnd"/>
-      <w:r>
-        <w:t xml:space="preserve">, G., Papaspyridis, K., </w:t>
-      </w:r>
-      <w:proofErr w:type="spellStart"/>
-      <w:r>
-        <w:t>Gkoulalas-Divanis</w:t>
-      </w:r>
-      <w:proofErr w:type="spellEnd"/>
-      <w:r>
-        <w:t xml:space="preserve">, A. and </w:t>
-      </w:r>
-      <w:proofErr w:type="spellStart"/>
-      <w:r>
-        <w:t>Verykios</w:t>
-      </w:r>
-      <w:proofErr w:type="spellEnd"/>
-      <w:r>
-        <w:t xml:space="preserve">, V.S., 2024. Privacy-preserving techniques in generative AI and large language models: A narrative review. </w:t>
-      </w:r>
-      <w:r>
-        <w:rPr>
-          <w:i/>
-          <w:iCs/>
-        </w:rPr>
-        <w:t>Information</w:t>
-      </w:r>
-      <w:r>
-        <w:t xml:space="preserve">, </w:t>
-      </w:r>
-      <w:r>
-        <w:rPr>
-          <w:i/>
-          <w:iCs/>
-        </w:rPr>
-        <w:t>15</w:t>
-      </w:r>
-      <w:r>
-        <w:t>(11), p.697.</w:t>
+      <w:r>
+        <w:t xml:space="preserve">Duarte, J.D., Cândido, G.D., De Britto Filho, J.R.A., Neto, J.S., Costa, E.J., Da Costa, J.P.J. and De Melo, L.P., 2026. A systematic review of prompt injection attacks on large language models: Trends, taxonomy, evaluation, defenses and opportunities. </w:t>
+      </w:r>
+      <w:r>
+        <w:rPr>
+          <w:i/>
+          <w:iCs/>
+        </w:rPr>
+        <w:t>IEEE Access</w:t>
+      </w:r>
+      <w:r>
+        <w:t>.</w:t>
       </w:r>
     </w:p>
     <w:p>
@@ -256,15 +239,36 @@
           <w:numId w:val="1"/>
         </w:numPr>
       </w:pPr>
-      <w:r>
-        <w:t xml:space="preserve">Geng, T., Xu, Z., Qu, Y. and Wong, W.E., 2026. Prompt injection attacks on large language models: A survey of attack methods, root causes, and defense strategies. </w:t>
-      </w:r>
-      <w:r>
-        <w:rPr>
-          <w:i/>
-          <w:iCs/>
-        </w:rPr>
-        <w:t>Computers, Materials &amp; Continua</w:t>
+      <w:proofErr w:type="spellStart"/>
+      <w:r>
+        <w:t>Feretzakis</w:t>
+      </w:r>
+      <w:proofErr w:type="spellEnd"/>
+      <w:r>
+        <w:t xml:space="preserve">, G., Papaspyridis, K., </w:t>
+      </w:r>
+      <w:proofErr w:type="spellStart"/>
+      <w:r>
+        <w:t>Gkoulalas-Divanis</w:t>
+      </w:r>
+      <w:proofErr w:type="spellEnd"/>
+      <w:r>
+        <w:t xml:space="preserve">, A. and </w:t>
+      </w:r>
+      <w:proofErr w:type="spellStart"/>
+      <w:r>
+        <w:t>Verykios</w:t>
+      </w:r>
+      <w:proofErr w:type="spellEnd"/>
+      <w:r>
+        <w:t xml:space="preserve">, V.S., 2024. Privacy-preserving techniques in generative AI and large language models: A narrative review. </w:t>
+      </w:r>
+      <w:r>
+        <w:rPr>
+          <w:i/>
+          <w:iCs/>
+        </w:rPr>
+        <w:t>Information</w:t>
       </w:r>
       <w:r>
         <w:t xml:space="preserve">, </w:t>
@@ -274,10 +278,10 @@
           <w:i/>
           <w:iCs/>
         </w:rPr>
-        <w:t>87</w:t>
-      </w:r>
-      <w:r>
-        <w:t>(1), p.4.</w:t>
+        <w:t>15</w:t>
+      </w:r>
+      <w:r>
+        <w:t>(11), p.697.</w:t>
       </w:r>
     </w:p>
     <w:p>
@@ -289,14 +293,14 @@
         </w:numPr>
       </w:pPr>
       <w:r>
-        <w:t xml:space="preserve">Gulyamov, S., Gulyamov, S., Rodionov, A., Khursanov, R., Mekhmonov, K., Babaev, D. and Rakhimjonov, A., 2026. Prompt injection attacks in large language models and ai agent systems: A comprehensive review of vulnerabilities, attack vectors, and defense mechanisms. </w:t>
-      </w:r>
-      <w:r>
-        <w:rPr>
-          <w:i/>
-          <w:iCs/>
-        </w:rPr>
-        <w:t>Information</w:t>
+        <w:t xml:space="preserve">Geng, T., Xu, Z., Qu, Y. and Wong, W.E., 2026. Prompt injection attacks on large language models: A survey of attack methods, root causes, and defense strategies. </w:t>
+      </w:r>
+      <w:r>
+        <w:rPr>
+          <w:i/>
+          <w:iCs/>
+        </w:rPr>
+        <w:t>Computers, Materials &amp; Continua</w:t>
       </w:r>
       <w:r>
         <w:t xml:space="preserve">, </w:t>
@@ -306,10 +310,10 @@
           <w:i/>
           <w:iCs/>
         </w:rPr>
-        <w:t>17</w:t>
-      </w:r>
-      <w:r>
-        <w:t>(1), p.54.</w:t>
+        <w:t>87</w:t>
+      </w:r>
+      <w:r>
+        <w:t>(1), p.4.</w:t>
       </w:r>
     </w:p>
     <w:p>
@@ -321,26 +325,27 @@
         </w:numPr>
       </w:pPr>
       <w:r>
-        <w:t xml:space="preserve">He, Z., Li, Z., Yang, S., Ye, H., Qiao, A., Zhang, X., Luo, X. and Chen, T., 2024. Large language models for blockchain security: A systematic literature review. </w:t>
-      </w:r>
-      <w:proofErr w:type="spellStart"/>
-      <w:r>
-        <w:rPr>
-          <w:i/>
-          <w:iCs/>
-        </w:rPr>
-        <w:t>arXiv</w:t>
-      </w:r>
-      <w:proofErr w:type="spellEnd"/>
-      <w:r>
-        <w:rPr>
-          <w:i/>
-          <w:iCs/>
-        </w:rPr>
-        <w:t xml:space="preserve"> preprint arXiv:2403.14280</w:t>
-      </w:r>
-      <w:r>
-        <w:t>.</w:t>
+        <w:t xml:space="preserve">Gulyamov, S., Gulyamov, S., Rodionov, A., Khursanov, R., Mekhmonov, K., Babaev, D. and Rakhimjonov, A., 2026. Prompt injection attacks in large language models and ai agent systems: A comprehensive review of vulnerabilities, attack vectors, and defense mechanisms. </w:t>
+      </w:r>
+      <w:r>
+        <w:rPr>
+          <w:i/>
+          <w:iCs/>
+        </w:rPr>
+        <w:t>Information</w:t>
+      </w:r>
+      <w:r>
+        <w:t xml:space="preserve">, </w:t>
+      </w:r>
+      <w:r>
+        <w:rPr>
+          <w:i/>
+          <w:iCs/>
+        </w:rPr>
+        <w:t>17</w:t>
+      </w:r>
+      <w:r>
+        <w:t>(1), p.54.</w:t>
       </w:r>
     </w:p>
     <w:p>
@@ -352,14 +357,22 @@
         </w:numPr>
       </w:pPr>
       <w:r>
-        <w:t xml:space="preserve">Joshi, A. and Baidya, S., 2026. Securing the Cognitive Layer: A Survey on Security Threats, Defenses, and Privacy-Preserving Architectures for LLM-IoT Integration. </w:t>
-      </w:r>
-      <w:r>
-        <w:rPr>
-          <w:i/>
-          <w:iCs/>
-        </w:rPr>
-        <w:t>Journal of Cybersecurity and Privacy</w:t>
+        <w:t xml:space="preserve">Haque, B.T., Rahman, M.A., Rubel, M.S.K.C. and </w:t>
+      </w:r>
+      <w:proofErr w:type="spellStart"/>
+      <w:r>
+        <w:t>Hossan</w:t>
+      </w:r>
+      <w:proofErr w:type="spellEnd"/>
+      <w:r>
+        <w:t xml:space="preserve">, M.I., 2025. Large Language Model (LLM)–Driven Threat Correlation and Governance Automation for Security Operations in US Enterprise Systems. </w:t>
+      </w:r>
+      <w:r>
+        <w:rPr>
+          <w:i/>
+          <w:iCs/>
+        </w:rPr>
+        <w:t>Journal of Computer Science and Technology Studies</w:t>
       </w:r>
       <w:r>
         <w:t xml:space="preserve">, </w:t>
@@ -369,10 +382,10 @@
           <w:i/>
           <w:iCs/>
         </w:rPr>
-        <w:t>6</w:t>
-      </w:r>
-      <w:r>
-        <w:t>(2), p.63.</w:t>
+        <w:t>7</w:t>
+      </w:r>
+      <w:r>
+        <w:t>(8), pp.1296-1315.</w:t>
       </w:r>
     </w:p>
     <w:p>
@@ -384,35 +397,30 @@
         </w:numPr>
       </w:pPr>
       <w:r>
-        <w:t xml:space="preserve">Li, M.Q. and Fung, B.C., 2025. Security concerns for large language models: A survey. </w:t>
-      </w:r>
-      <w:r>
-        <w:rPr>
-          <w:i/>
-          <w:iCs/>
-        </w:rPr>
-        <w:t xml:space="preserve">Journal of </w:t>
-      </w:r>
-      <w:r>
-        <w:rPr>
-          <w:i/>
-          <w:iCs/>
-        </w:rPr>
+        <w:t xml:space="preserve">He, Z., Li, Z., Yang, S., Ye, H., Qiao, A., Zhang, X., Luo, X. and Chen, T., 2024. Large language </w:t>
+      </w:r>
+      <w:r>
         <w:lastRenderedPageBreak/>
-        <w:t>Information Security and Applications</w:t>
-      </w:r>
-      <w:r>
-        <w:t xml:space="preserve">, </w:t>
-      </w:r>
-      <w:r>
-        <w:rPr>
-          <w:i/>
-          <w:iCs/>
-        </w:rPr>
-        <w:t>95</w:t>
-      </w:r>
-      <w:r>
-        <w:t>, p.104284.</w:t>
+        <w:t xml:space="preserve">models for blockchain security: A systematic literature review. </w:t>
+      </w:r>
+      <w:proofErr w:type="spellStart"/>
+      <w:r>
+        <w:rPr>
+          <w:i/>
+          <w:iCs/>
+        </w:rPr>
+        <w:t>arXiv</w:t>
+      </w:r>
+      <w:proofErr w:type="spellEnd"/>
+      <w:r>
+        <w:rPr>
+          <w:i/>
+          <w:iCs/>
+        </w:rPr>
+        <w:t xml:space="preserve"> preprint arXiv:2403.14280</w:t>
+      </w:r>
+      <w:r>
+        <w:t>.</w:t>
       </w:r>
     </w:p>
     <w:p>
@@ -424,17 +432,27 @@
         </w:numPr>
       </w:pPr>
       <w:r>
-        <w:t xml:space="preserve">Li, Z., Peng, B., He, P. and Yan, X., 2024, November. Evaluating the instruction-following robustness of large language models to prompt injection. In </w:t>
-      </w:r>
-      <w:r>
-        <w:rPr>
-          <w:i/>
-          <w:iCs/>
-        </w:rPr>
-        <w:t>Proceedings of the 2024 conference on empirical methods in natural language processing</w:t>
-      </w:r>
-      <w:r>
-        <w:t xml:space="preserve"> (pp. 557-568).</w:t>
+        <w:t xml:space="preserve">Joshi, A. and Baidya, S., 2026. Securing the Cognitive Layer: A Survey on Security Threats, Defenses, and Privacy-Preserving Architectures for LLM-IoT Integration. </w:t>
+      </w:r>
+      <w:r>
+        <w:rPr>
+          <w:i/>
+          <w:iCs/>
+        </w:rPr>
+        <w:t>Journal of Cybersecurity and Privacy</w:t>
+      </w:r>
+      <w:r>
+        <w:t xml:space="preserve">, </w:t>
+      </w:r>
+      <w:r>
+        <w:rPr>
+          <w:i/>
+          <w:iCs/>
+        </w:rPr>
+        <w:t>6</w:t>
+      </w:r>
+      <w:r>
+        <w:t>(2), p.63.</w:t>
       </w:r>
     </w:p>
     <w:p>
@@ -445,44 +463,15 @@
           <w:numId w:val="1"/>
         </w:numPr>
       </w:pPr>
-      <w:proofErr w:type="spellStart"/>
-      <w:r>
-        <w:t>Sarhaddi</w:t>
-      </w:r>
-      <w:proofErr w:type="spellEnd"/>
-      <w:r>
-        <w:t xml:space="preserve">, F., Nguyen, N.T., Zuniga, A., Khan, M., Hui, P., </w:t>
-      </w:r>
-      <w:proofErr w:type="spellStart"/>
-      <w:r>
-        <w:t>Tarkoma</w:t>
-      </w:r>
-      <w:proofErr w:type="spellEnd"/>
-      <w:r>
-        <w:t xml:space="preserve">, S., Flores, H. and Nurmi, P., 2026. </w:t>
-      </w:r>
-      <w:proofErr w:type="spellStart"/>
-      <w:r>
-        <w:t>Llms</w:t>
-      </w:r>
-      <w:proofErr w:type="spellEnd"/>
-      <w:r>
-        <w:t xml:space="preserve"> and </w:t>
-      </w:r>
-      <w:proofErr w:type="spellStart"/>
-      <w:r>
-        <w:t>iot</w:t>
-      </w:r>
-      <w:proofErr w:type="spellEnd"/>
-      <w:r>
-        <w:t xml:space="preserve">: A comprehensive survey on large language models and the internet of things. </w:t>
-      </w:r>
-      <w:r>
-        <w:rPr>
-          <w:i/>
-          <w:iCs/>
-        </w:rPr>
-        <w:t>IEEE Open Journal of the Communications Society</w:t>
+      <w:r>
+        <w:t xml:space="preserve">Li, M.Q. and Fung, B.C., 2025. Security concerns for large language models: A survey. </w:t>
+      </w:r>
+      <w:r>
+        <w:rPr>
+          <w:i/>
+          <w:iCs/>
+        </w:rPr>
+        <w:t>Journal of Information Security and Applications</w:t>
       </w:r>
       <w:r>
         <w:t xml:space="preserve">, </w:t>
@@ -492,10 +481,10 @@
           <w:i/>
           <w:iCs/>
         </w:rPr>
-        <w:t>7</w:t>
-      </w:r>
-      <w:r>
-        <w:t>, pp.3585-3616.</w:t>
+        <w:t>95</w:t>
+      </w:r>
+      <w:r>
+        <w:t>, p.104284.</w:t>
       </w:r>
     </w:p>
     <w:p>
@@ -507,27 +496,17 @@
         </w:numPr>
       </w:pPr>
       <w:r>
-        <w:t xml:space="preserve">Wang, S., Zhu, T., Liu, B., Ding, M., Ye, D., Zhou, W. and Yu, P., 2025. Unique security and privacy threats of large language models: A comprehensive survey. </w:t>
-      </w:r>
-      <w:r>
-        <w:rPr>
-          <w:i/>
-          <w:iCs/>
-        </w:rPr>
-        <w:t>ACM Computing Surveys</w:t>
-      </w:r>
-      <w:r>
-        <w:t xml:space="preserve">, </w:t>
-      </w:r>
-      <w:r>
-        <w:rPr>
-          <w:i/>
-          <w:iCs/>
-        </w:rPr>
-        <w:t>58</w:t>
-      </w:r>
-      <w:r>
-        <w:t>(4), pp.1-36.</w:t>
+        <w:t xml:space="preserve">Li, Z., Peng, B., He, P. and Yan, X., 2024, November. Evaluating the instruction-following robustness of large language models to prompt injection. In </w:t>
+      </w:r>
+      <w:r>
+        <w:rPr>
+          <w:i/>
+          <w:iCs/>
+        </w:rPr>
+        <w:t>Proceedings of the 2024 conference on empirical methods in natural language processing</w:t>
+      </w:r>
+      <w:r>
+        <w:t xml:space="preserve"> (pp. 557-568).</w:t>
       </w:r>
     </w:p>
     <w:p>
@@ -538,18 +517,57 @@
           <w:numId w:val="1"/>
         </w:numPr>
       </w:pPr>
-      <w:r>
-        <w:t xml:space="preserve">Xu, H., Wang, S., Li, N., Wang, K., Zhao, Y., Chen, K., Yu, T., Liu, Y. and Wang, H., 2025. Large language models for cyber security: A systematic literature review. </w:t>
-      </w:r>
-      <w:r>
-        <w:rPr>
-          <w:i/>
-          <w:iCs/>
-        </w:rPr>
-        <w:t>ACM Transactions on Software Engineering and Methodology</w:t>
-      </w:r>
-      <w:r>
-        <w:t>.</w:t>
+      <w:proofErr w:type="spellStart"/>
+      <w:r>
+        <w:t>Sarhaddi</w:t>
+      </w:r>
+      <w:proofErr w:type="spellEnd"/>
+      <w:r>
+        <w:t xml:space="preserve">, F., Nguyen, N.T., Zuniga, A., Khan, M., Hui, P., </w:t>
+      </w:r>
+      <w:proofErr w:type="spellStart"/>
+      <w:r>
+        <w:t>Tarkoma</w:t>
+      </w:r>
+      <w:proofErr w:type="spellEnd"/>
+      <w:r>
+        <w:t xml:space="preserve">, S., Flores, H. and Nurmi, P., 2026. </w:t>
+      </w:r>
+      <w:proofErr w:type="spellStart"/>
+      <w:r>
+        <w:t>Llms</w:t>
+      </w:r>
+      <w:proofErr w:type="spellEnd"/>
+      <w:r>
+        <w:t xml:space="preserve"> and </w:t>
+      </w:r>
+      <w:proofErr w:type="spellStart"/>
+      <w:r>
+        <w:t>iot</w:t>
+      </w:r>
+      <w:proofErr w:type="spellEnd"/>
+      <w:r>
+        <w:t xml:space="preserve">: A comprehensive survey on large language models and the internet of things. </w:t>
+      </w:r>
+      <w:r>
+        <w:rPr>
+          <w:i/>
+          <w:iCs/>
+        </w:rPr>
+        <w:t>IEEE Open Journal of the Communications Society</w:t>
+      </w:r>
+      <w:r>
+        <w:t xml:space="preserve">, </w:t>
+      </w:r>
+      <w:r>
+        <w:rPr>
+          <w:i/>
+          <w:iCs/>
+        </w:rPr>
+        <w:t>7</w:t>
+      </w:r>
+      <w:r>
+        <w:t>, pp.3585-3616.</w:t>
       </w:r>
     </w:p>
     <w:p>
@@ -561,15 +579,40 @@
         </w:numPr>
       </w:pPr>
       <w:r>
-        <w:t xml:space="preserve">Ye, P., Ren, H., Li, Z., Yan, A., Yan, H., Wang, S. and Li, J., 2026. Securing large language models: A survey of watermarking and fingerprinting techniques. </w:t>
-      </w:r>
-      <w:r>
-        <w:rPr>
-          <w:i/>
-          <w:iCs/>
-        </w:rPr>
-        <w:t>ACM Computing Surveys</w:t>
-      </w:r>
+        <w:t xml:space="preserve">SHARIF, K.S., SHRESTHA, S., BERTINO, E., LOU, J., WU, D. and XU, H., 2026. A Cross-Layer Security Survey of LLM Agentic Systems: Attacks, Defenses, and Open Challenges. </w:t>
+      </w:r>
+      <w:r>
+        <w:rPr>
+          <w:i/>
+          <w:iCs/>
+        </w:rPr>
+        <w:t xml:space="preserve">ACM </w:t>
+      </w:r>
+      <w:proofErr w:type="spellStart"/>
+      <w:r>
+        <w:rPr>
+          <w:i/>
+          <w:iCs/>
+        </w:rPr>
+        <w:t>Comput</w:t>
+      </w:r>
+      <w:proofErr w:type="spellEnd"/>
+      <w:r>
+        <w:rPr>
+          <w:i/>
+          <w:iCs/>
+        </w:rPr>
+        <w:t xml:space="preserve">. </w:t>
+      </w:r>
+      <w:proofErr w:type="spellStart"/>
+      <w:r>
+        <w:rPr>
+          <w:i/>
+          <w:iCs/>
+        </w:rPr>
+        <w:t>Surv</w:t>
+      </w:r>
+      <w:proofErr w:type="spellEnd"/>
       <w:r>
         <w:t xml:space="preserve">, </w:t>
       </w:r>
@@ -578,10 +621,10 @@
           <w:i/>
           <w:iCs/>
         </w:rPr>
-        <w:t>58</w:t>
-      </w:r>
-      <w:r>
-        <w:t>(7), pp.1-35.</w:t>
+        <w:t>1</w:t>
+      </w:r>
+      <w:r>
+        <w:t>(1).</w:t>
       </w:r>
     </w:p>
     <w:p>
@@ -593,25 +636,27 @@
         </w:numPr>
       </w:pPr>
       <w:r>
-        <w:t>Yu, J., Lin, X., Yu, Z. and Xing, X., 2024. {LLM-</w:t>
-      </w:r>
-      <w:proofErr w:type="spellStart"/>
-      <w:r>
-        <w:t>Fuzzer</w:t>
-      </w:r>
-      <w:proofErr w:type="spellEnd"/>
-      <w:r>
-        <w:t xml:space="preserve">}: Scaling assessment of large language model jailbreaks. In </w:t>
-      </w:r>
-      <w:r>
-        <w:rPr>
-          <w:i/>
-          <w:iCs/>
-        </w:rPr>
-        <w:t>33rd USENIX Security Symposium (USENIX Security 24)</w:t>
-      </w:r>
-      <w:r>
-        <w:t xml:space="preserve"> (pp. 4657-4674).</w:t>
+        <w:t xml:space="preserve">Wang, S., Zhu, T., Liu, B., Ding, M., Ye, D., Zhou, W. and Yu, P., 2025. Unique security and privacy threats of large language models: A comprehensive survey. </w:t>
+      </w:r>
+      <w:r>
+        <w:rPr>
+          <w:i/>
+          <w:iCs/>
+        </w:rPr>
+        <w:t>ACM Computing Surveys</w:t>
+      </w:r>
+      <w:r>
+        <w:t xml:space="preserve">, </w:t>
+      </w:r>
+      <w:r>
+        <w:rPr>
+          <w:i/>
+          <w:iCs/>
+        </w:rPr>
+        <w:t>58</w:t>
+      </w:r>
+      <w:r>
+        <w:t>(4), pp.1-36.</w:t>
       </w:r>
     </w:p>
     <w:p>
@@ -623,35 +668,17 @@
         </w:numPr>
       </w:pPr>
       <w:r>
-        <w:t xml:space="preserve">Zhang, D., </w:t>
-      </w:r>
-      <w:proofErr w:type="spellStart"/>
-      <w:r>
-        <w:t>Finckenberg</w:t>
-      </w:r>
-      <w:proofErr w:type="spellEnd"/>
-      <w:r>
-        <w:t xml:space="preserve">-Broman, P., Hoang, T., Pan, S., Xing, Z., Staples, M. and Xu, X., 2025. Right to be forgotten in the era of large language models: Implications, challenges, and solutions. </w:t>
-      </w:r>
-      <w:r>
-        <w:rPr>
-          <w:i/>
-          <w:iCs/>
-        </w:rPr>
-        <w:t>AI and Ethics</w:t>
-      </w:r>
-      <w:r>
-        <w:t xml:space="preserve">, </w:t>
-      </w:r>
-      <w:r>
-        <w:rPr>
-          <w:i/>
-          <w:iCs/>
-        </w:rPr>
-        <w:t>5</w:t>
-      </w:r>
-      <w:r>
-        <w:t>(3), pp.2445-2454.</w:t>
+        <w:t xml:space="preserve">Xu, H., Wang, S., Li, N., Wang, K., Zhao, Y., Chen, K., Yu, T., Liu, Y. and Wang, H., 2025. Large language models for cyber security: A systematic literature review. </w:t>
+      </w:r>
+      <w:r>
+        <w:rPr>
+          <w:i/>
+          <w:iCs/>
+        </w:rPr>
+        <w:t>ACM Transactions on Software Engineering and Methodology</w:t>
+      </w:r>
+      <w:r>
+        <w:t>.</w:t>
       </w:r>
     </w:p>
     <w:p>
@@ -663,22 +690,14 @@
         </w:numPr>
       </w:pPr>
       <w:r>
-        <w:t xml:space="preserve">Haque, B.T., Rahman, M.A., Rubel, M.S.K.C. and </w:t>
-      </w:r>
-      <w:proofErr w:type="spellStart"/>
-      <w:r>
-        <w:t>Hossan</w:t>
-      </w:r>
-      <w:proofErr w:type="spellEnd"/>
-      <w:r>
-        <w:t xml:space="preserve">, M.I., 2025. Large Language Model (LLM)–Driven Threat Correlation and Governance Automation for Security Operations in US Enterprise Systems. </w:t>
-      </w:r>
-      <w:r>
-        <w:rPr>
-          <w:i/>
-          <w:iCs/>
-        </w:rPr>
-        <w:t>Journal of Computer Science and Technology Studies</w:t>
+        <w:t xml:space="preserve">Ye, P., Ren, H., Li, Z., Yan, A., Yan, H., Wang, S. and Li, J., 2026. Securing large language models: A survey of watermarking and fingerprinting techniques. </w:t>
+      </w:r>
+      <w:r>
+        <w:rPr>
+          <w:i/>
+          <w:iCs/>
+        </w:rPr>
+        <w:t>ACM Computing Surveys</w:t>
       </w:r>
       <w:r>
         <w:t xml:space="preserve">, </w:t>
@@ -688,10 +707,10 @@
           <w:i/>
           <w:iCs/>
         </w:rPr>
-        <w:t>7</w:t>
-      </w:r>
-      <w:r>
-        <w:t>(8), pp.1296-1315.</w:t>
+        <w:t>58</w:t>
+      </w:r>
+      <w:r>
+        <w:t>(7), pp.1-35.</w:t>
       </w:r>
     </w:p>
     <w:p>
@@ -703,23 +722,30 @@
         </w:numPr>
       </w:pPr>
       <w:r>
-        <w:t>Ahi, K., Agrawal, V. and Valizadeh, S., 2025. Dual-use of large language models (</w:t>
+        <w:t>Yu, J., Lin, X., Yu, Z. and Xing, X., 2024. {LLM-</w:t>
       </w:r>
       <w:proofErr w:type="spellStart"/>
-      <w:r>
-        <w:t>llms</w:t>
+      <w:proofErr w:type="gramStart"/>
+      <w:r>
+        <w:t>Fuzzer</w:t>
       </w:r>
       <w:proofErr w:type="spellEnd"/>
       <w:r>
-        <w:t>) and generative ai (</w:t>
-      </w:r>
-      <w:proofErr w:type="spellStart"/>
-      <w:r>
-        <w:t>genai</w:t>
-      </w:r>
-      <w:proofErr w:type="spellEnd"/>
-      <w:r>
-        <w:t>) in cybersecurity: Risks, defenses, and governance strategies.</w:t>
+        <w:t>}:</w:t>
+      </w:r>
+      <w:proofErr w:type="gramEnd"/>
+      <w:r>
+        <w:t xml:space="preserve"> Scaling assessment of large language model jailbreaks. In </w:t>
+      </w:r>
+      <w:r>
+        <w:rPr>
+          <w:i/>
+          <w:iCs/>
+        </w:rPr>
+        <w:t>33rd USENIX Security Symposium (USENIX Security 24)</w:t>
+      </w:r>
+      <w:r>
+        <w:t xml:space="preserve"> (pp. 4657-4674).</w:t>
       </w:r>
     </w:p>
     <w:p>
@@ -731,40 +757,31 @@
         </w:numPr>
       </w:pPr>
       <w:r>
-        <w:t xml:space="preserve">SHARIF, K.S., SHRESTHA, S., BERTINO, E., LOU, J., WU, D. and XU, H., 2026. A Cross-Layer Security Survey of LLM Agentic Systems: Attacks, Defenses, and Open Challenges. </w:t>
-      </w:r>
-      <w:r>
-        <w:rPr>
-          <w:i/>
-          <w:iCs/>
-        </w:rPr>
-        <w:t xml:space="preserve">ACM </w:t>
+        <w:t xml:space="preserve">Zhang, D., </w:t>
       </w:r>
       <w:proofErr w:type="spellStart"/>
       <w:r>
-        <w:rPr>
-          <w:i/>
-          <w:iCs/>
-        </w:rPr>
-        <w:t>Comput</w:t>
+        <w:t>Finckenberg</w:t>
       </w:r>
       <w:proofErr w:type="spellEnd"/>
       <w:r>
-        <w:rPr>
-          <w:i/>
-          <w:iCs/>
-        </w:rPr>
-        <w:t xml:space="preserve">. </w:t>
-      </w:r>
-      <w:proofErr w:type="spellStart"/>
-      <w:r>
-        <w:rPr>
-          <w:i/>
-          <w:iCs/>
-        </w:rPr>
-        <w:t>Surv</w:t>
-      </w:r>
-      <w:proofErr w:type="spellEnd"/>
+        <w:t xml:space="preserve">-Broman, P., Hoang, T., Pan, S., Xing, Z., Staples, M. and </w:t>
+      </w:r>
+      <w:proofErr w:type="gramStart"/>
+      <w:r>
+        <w:t>Xu, X.</w:t>
+      </w:r>
+      <w:proofErr w:type="gramEnd"/>
+      <w:r>
+        <w:t xml:space="preserve">, 2025. Right to be forgotten in the era of large language models: Implications, challenges, and solutions. </w:t>
+      </w:r>
+      <w:r>
+        <w:rPr>
+          <w:i/>
+          <w:iCs/>
+        </w:rPr>
+        <w:t>AI and Ethics</w:t>
+      </w:r>
       <w:r>
         <w:t xml:space="preserve">, </w:t>
       </w:r>
@@ -773,10 +790,10 @@
           <w:i/>
           <w:iCs/>
         </w:rPr>
-        <w:t>1</w:t>
-      </w:r>
-      <w:r>
-        <w:t>(1).</w:t>
+        <w:t>5</w:t>
+      </w:r>
+      <w:r>
+        <w:t>(3), pp.2445-2454.</w:t>
       </w:r>
     </w:p>
     <w:sectPr>

--- a/Paper URL GOOGLE SCHOLAR.docx
+++ b/Paper URL GOOGLE SCHOLAR.docx
@@ -794,6 +794,78 @@
       </w:r>
       <w:r>
         <w:t>(3), pp.2445-2454.</w:t>
+      </w:r>
+    </w:p>
+    <w:p>
+      <w:pPr>
+        <w:pStyle w:val="ListParagraph"/>
+        <w:numPr>
+          <w:ilvl w:val="0"/>
+          <w:numId w:val="1"/>
+        </w:numPr>
+      </w:pPr>
+      <w:r>
+        <w:t xml:space="preserve">Pan, J., Jian, B., Hager, P., Zhang, Y., Liu, C., Jungmann, F., Li, H.B., Canisius, J., You, C., Wu, J. and Zhu, J., 2026. Addressing benchmarking gaps in large language models for health and medicine with dynamic red-teaming. </w:t>
+      </w:r>
+      <w:r>
+        <w:rPr>
+          <w:i/>
+          <w:iCs/>
+        </w:rPr>
+        <w:t>Nature Health</w:t>
+      </w:r>
+      <w:r>
+        <w:t>, pp.1-17.</w:t>
+      </w:r>
+    </w:p>
+    <w:p>
+      <w:pPr>
+        <w:pStyle w:val="ListParagraph"/>
+        <w:numPr>
+          <w:ilvl w:val="0"/>
+          <w:numId w:val="1"/>
+        </w:numPr>
+      </w:pPr>
+      <w:r>
+        <w:t xml:space="preserve">Panfilov, A., </w:t>
+      </w:r>
+      <w:proofErr w:type="spellStart"/>
+      <w:r>
+        <w:t>Kassianik</w:t>
+      </w:r>
+      <w:proofErr w:type="spellEnd"/>
+      <w:r>
+        <w:t xml:space="preserve">, P., Andriushchenko, M. and </w:t>
+      </w:r>
+      <w:proofErr w:type="spellStart"/>
+      <w:r>
+        <w:t>Geiping</w:t>
+      </w:r>
+      <w:proofErr w:type="spellEnd"/>
+      <w:r>
+        <w:t xml:space="preserve">, J., 2026, April. Capability-based scaling trends for </w:t>
+      </w:r>
+      <w:proofErr w:type="spellStart"/>
+      <w:r>
+        <w:t>llm</w:t>
+      </w:r>
+      <w:proofErr w:type="spellEnd"/>
+      <w:r>
+        <w:t xml:space="preserve">-based red-teaming. In </w:t>
+      </w:r>
+      <w:r>
+        <w:rPr>
+          <w:i/>
+          <w:iCs/>
+        </w:rPr>
+        <w:t>International Conference on Learning Representations</w:t>
+      </w:r>
+      <w:r>
+        <w:t xml:space="preserve"> </w:t>
+      </w:r>
+      <w:r>
+        <w:lastRenderedPageBreak/>
+        <w:t>(Vol. 2026, pp. 77219-77252).</w:t>
       </w:r>
     </w:p>
     <w:sectPr>

--- a/Paper URL GOOGLE SCHOLAR.docx
+++ b/Paper URL GOOGLE SCHOLAR.docx
@@ -517,6 +517,74 @@
           <w:numId w:val="1"/>
         </w:numPr>
       </w:pPr>
+      <w:r>
+        <w:t xml:space="preserve">Pan, J., Jian, B., Hager, P., Zhang, Y., Liu, C., Jungmann, F., Li, H.B., Canisius, J., You, C., Wu, J. and Zhu, J., 2026. Addressing benchmarking gaps in large language models for health and medicine with dynamic red-teaming. </w:t>
+      </w:r>
+      <w:r>
+        <w:rPr>
+          <w:i/>
+          <w:iCs/>
+        </w:rPr>
+        <w:t>Nature Health</w:t>
+      </w:r>
+      <w:r>
+        <w:t>, pp.1-17.</w:t>
+      </w:r>
+    </w:p>
+    <w:p>
+      <w:pPr>
+        <w:pStyle w:val="ListParagraph"/>
+        <w:numPr>
+          <w:ilvl w:val="0"/>
+          <w:numId w:val="1"/>
+        </w:numPr>
+      </w:pPr>
+      <w:r>
+        <w:t xml:space="preserve">Panfilov, A., </w:t>
+      </w:r>
+      <w:proofErr w:type="spellStart"/>
+      <w:r>
+        <w:t>Kassianik</w:t>
+      </w:r>
+      <w:proofErr w:type="spellEnd"/>
+      <w:r>
+        <w:t xml:space="preserve">, P., Andriushchenko, M. and </w:t>
+      </w:r>
+      <w:proofErr w:type="spellStart"/>
+      <w:r>
+        <w:t>Geiping</w:t>
+      </w:r>
+      <w:proofErr w:type="spellEnd"/>
+      <w:r>
+        <w:t xml:space="preserve">, J., 2026, April. Capability-based scaling trends for </w:t>
+      </w:r>
+      <w:proofErr w:type="spellStart"/>
+      <w:r>
+        <w:t>llm</w:t>
+      </w:r>
+      <w:proofErr w:type="spellEnd"/>
+      <w:r>
+        <w:t xml:space="preserve">-based red-teaming. In </w:t>
+      </w:r>
+      <w:r>
+        <w:rPr>
+          <w:i/>
+          <w:iCs/>
+        </w:rPr>
+        <w:t>International Conference on Learning Representations</w:t>
+      </w:r>
+      <w:r>
+        <w:t xml:space="preserve"> (Vol. 2026, pp. 77219-77252).</w:t>
+      </w:r>
+    </w:p>
+    <w:p>
+      <w:pPr>
+        <w:pStyle w:val="ListParagraph"/>
+        <w:numPr>
+          <w:ilvl w:val="0"/>
+          <w:numId w:val="1"/>
+        </w:numPr>
+      </w:pPr>
       <w:proofErr w:type="spellStart"/>
       <w:r>
         <w:t>Sarhaddi</w:t>
@@ -780,6 +848,7 @@
           <w:i/>
           <w:iCs/>
         </w:rPr>
+        <w:lastRenderedPageBreak/>
         <w:t>AI and Ethics</w:t>
       </w:r>
       <w:r>
@@ -794,78 +863,6 @@
       </w:r>
       <w:r>
         <w:t>(3), pp.2445-2454.</w:t>
-      </w:r>
-    </w:p>
-    <w:p>
-      <w:pPr>
-        <w:pStyle w:val="ListParagraph"/>
-        <w:numPr>
-          <w:ilvl w:val="0"/>
-          <w:numId w:val="1"/>
-        </w:numPr>
-      </w:pPr>
-      <w:r>
-        <w:t xml:space="preserve">Pan, J., Jian, B., Hager, P., Zhang, Y., Liu, C., Jungmann, F., Li, H.B., Canisius, J., You, C., Wu, J. and Zhu, J., 2026. Addressing benchmarking gaps in large language models for health and medicine with dynamic red-teaming. </w:t>
-      </w:r>
-      <w:r>
-        <w:rPr>
-          <w:i/>
-          <w:iCs/>
-        </w:rPr>
-        <w:t>Nature Health</w:t>
-      </w:r>
-      <w:r>
-        <w:t>, pp.1-17.</w:t>
-      </w:r>
-    </w:p>
-    <w:p>
-      <w:pPr>
-        <w:pStyle w:val="ListParagraph"/>
-        <w:numPr>
-          <w:ilvl w:val="0"/>
-          <w:numId w:val="1"/>
-        </w:numPr>
-      </w:pPr>
-      <w:r>
-        <w:t xml:space="preserve">Panfilov, A., </w:t>
-      </w:r>
-      <w:proofErr w:type="spellStart"/>
-      <w:r>
-        <w:t>Kassianik</w:t>
-      </w:r>
-      <w:proofErr w:type="spellEnd"/>
-      <w:r>
-        <w:t xml:space="preserve">, P., Andriushchenko, M. and </w:t>
-      </w:r>
-      <w:proofErr w:type="spellStart"/>
-      <w:r>
-        <w:t>Geiping</w:t>
-      </w:r>
-      <w:proofErr w:type="spellEnd"/>
-      <w:r>
-        <w:t xml:space="preserve">, J., 2026, April. Capability-based scaling trends for </w:t>
-      </w:r>
-      <w:proofErr w:type="spellStart"/>
-      <w:r>
-        <w:t>llm</w:t>
-      </w:r>
-      <w:proofErr w:type="spellEnd"/>
-      <w:r>
-        <w:t xml:space="preserve">-based red-teaming. In </w:t>
-      </w:r>
-      <w:r>
-        <w:rPr>
-          <w:i/>
-          <w:iCs/>
-        </w:rPr>
-        <w:t>International Conference on Learning Representations</w:t>
-      </w:r>
-      <w:r>
-        <w:t xml:space="preserve"> </w:t>
-      </w:r>
-      <w:r>
-        <w:lastRenderedPageBreak/>
-        <w:t>(Vol. 2026, pp. 77219-77252).</w:t>
       </w:r>
     </w:p>
     <w:sectPr>
